--- a/dic/خطابات جاهزة لتعديل/اختلاف خصائص حيوية.docx
+++ b/dic/خطابات جاهزة لتعديل/اختلاف خصائص حيوية.docx
@@ -68,23 +68,19 @@
               <w:spacing w:line="240" w:lineRule="auto"/>
               <w:jc w:val="center"/>
               <w:rPr>
-                <w:rFonts w:asciiTheme="minorBidi" w:hAnsiTheme="minorBidi"/>
-                <w:b/>
-                <w:bCs/>
+                <w:rFonts w:asciiTheme="minorBidi" w:hAnsiTheme="minorBidi" w:cs="AL-Mateen"/>
                 <w:color w:val="000000" w:themeColor="text1"/>
-                <w:sz w:val="32"/>
-                <w:szCs w:val="32"/>
+                <w:sz w:val="28"/>
+                <w:szCs w:val="28"/>
                 <w:rtl/>
               </w:rPr>
             </w:pPr>
             <w:r>
               <w:rPr>
-                <w:rFonts w:asciiTheme="minorBidi" w:hAnsiTheme="minorBidi"/>
-                <w:b/>
-                <w:bCs/>
+                <w:rFonts w:asciiTheme="minorBidi" w:hAnsiTheme="minorBidi" w:cs="AL-Mateen"/>
                 <w:color w:val="000000" w:themeColor="text1"/>
-                <w:sz w:val="32"/>
-                <w:szCs w:val="32"/>
+                <w:sz w:val="28"/>
+                <w:szCs w:val="28"/>
                 <w:rtl/>
               </w:rPr>
               <w:t>الاسم</w:t>
@@ -108,23 +104,19 @@
               <w:spacing w:line="240" w:lineRule="auto"/>
               <w:jc w:val="center"/>
               <w:rPr>
-                <w:rFonts w:asciiTheme="minorBidi" w:hAnsiTheme="minorBidi"/>
-                <w:b/>
-                <w:bCs/>
+                <w:rFonts w:asciiTheme="minorBidi" w:hAnsiTheme="minorBidi" w:cs="AL-Mateen"/>
                 <w:color w:val="000000" w:themeColor="text1"/>
-                <w:sz w:val="32"/>
-                <w:szCs w:val="32"/>
+                <w:sz w:val="28"/>
+                <w:szCs w:val="28"/>
                 <w:rtl/>
               </w:rPr>
             </w:pPr>
             <w:r>
               <w:rPr>
-                <w:rFonts w:asciiTheme="minorBidi" w:hAnsiTheme="minorBidi"/>
-                <w:b/>
-                <w:bCs/>
+                <w:rFonts w:asciiTheme="minorBidi" w:hAnsiTheme="minorBidi" w:cs="AL-Mateen"/>
                 <w:color w:val="000000" w:themeColor="text1"/>
-                <w:sz w:val="32"/>
-                <w:szCs w:val="32"/>
+                <w:sz w:val="28"/>
+                <w:szCs w:val="28"/>
                 <w:rtl/>
               </w:rPr>
               <w:t>الجنسية</w:t>
@@ -148,23 +140,19 @@
               <w:spacing w:line="240" w:lineRule="auto"/>
               <w:jc w:val="center"/>
               <w:rPr>
-                <w:rFonts w:asciiTheme="minorBidi" w:hAnsiTheme="minorBidi"/>
-                <w:b/>
-                <w:bCs/>
+                <w:rFonts w:asciiTheme="minorBidi" w:hAnsiTheme="minorBidi" w:cs="AL-Mateen"/>
                 <w:color w:val="000000" w:themeColor="text1"/>
-                <w:sz w:val="32"/>
-                <w:szCs w:val="32"/>
+                <w:sz w:val="28"/>
+                <w:szCs w:val="28"/>
                 <w:rtl/>
               </w:rPr>
             </w:pPr>
             <w:r>
               <w:rPr>
-                <w:rFonts w:asciiTheme="minorBidi" w:hAnsiTheme="minorBidi"/>
-                <w:b/>
-                <w:bCs/>
+                <w:rFonts w:asciiTheme="minorBidi" w:hAnsiTheme="minorBidi" w:cs="AL-Mateen"/>
                 <w:color w:val="000000" w:themeColor="text1"/>
-                <w:sz w:val="32"/>
-                <w:szCs w:val="32"/>
+                <w:sz w:val="28"/>
+                <w:szCs w:val="28"/>
                 <w:rtl/>
               </w:rPr>
               <w:t>رقم الجواز</w:t>
@@ -191,10 +179,10 @@
               <w:spacing w:line="240" w:lineRule="auto"/>
               <w:jc w:val="center"/>
               <w:rPr>
-                <w:rFonts w:asciiTheme="minorBidi" w:hAnsiTheme="minorBidi"/>
+                <w:rFonts w:asciiTheme="minorBidi" w:hAnsiTheme="minorBidi" w:cs="AL-Mohanad Bold"/>
                 <w:color w:val="000000" w:themeColor="text1"/>
-                <w:sz w:val="36"/>
-                <w:szCs w:val="36"/>
+                <w:sz w:val="28"/>
+                <w:szCs w:val="28"/>
                 <w:rtl/>
               </w:rPr>
             </w:pPr>
@@ -215,10 +203,10 @@
               <w:spacing w:line="240" w:lineRule="auto"/>
               <w:jc w:val="center"/>
               <w:rPr>
-                <w:rFonts w:asciiTheme="minorBidi" w:hAnsiTheme="minorBidi"/>
+                <w:rFonts w:asciiTheme="minorBidi" w:hAnsiTheme="minorBidi" w:cs="AL-Mohanad Bold"/>
                 <w:color w:val="000000" w:themeColor="text1"/>
-                <w:sz w:val="36"/>
-                <w:szCs w:val="36"/>
+                <w:sz w:val="28"/>
+                <w:szCs w:val="28"/>
                 <w:rtl/>
               </w:rPr>
             </w:pPr>
@@ -239,10 +227,10 @@
               <w:spacing w:line="240" w:lineRule="auto"/>
               <w:jc w:val="center"/>
               <w:rPr>
-                <w:rFonts w:asciiTheme="minorBidi" w:hAnsiTheme="minorBidi"/>
+                <w:rFonts w:asciiTheme="minorBidi" w:hAnsiTheme="minorBidi" w:cs="AL-Mohanad Bold"/>
                 <w:color w:val="000000" w:themeColor="text1"/>
-                <w:sz w:val="36"/>
-                <w:szCs w:val="36"/>
+                <w:sz w:val="28"/>
+                <w:szCs w:val="28"/>
                 <w:rtl/>
               </w:rPr>
             </w:pPr>
@@ -271,6 +259,1627 @@
     </w:p>
     <w:p>
       <w:pPr>
+        <w:ind w:left="-766"/>
+        <w:rPr>
+          <w:rFonts w:asciiTheme="minorBidi" w:hAnsiTheme="minorBidi" w:cs="AL-Mateen"/>
+          <w:b/>
+          <w:bCs/>
+          <w:color w:val="000000" w:themeColor="text1"/>
+          <w:sz w:val="36"/>
+          <w:szCs w:val="36"/>
+          <w:rtl/>
+        </w:rPr>
+      </w:pPr>
+      <w:r>
+        <w:rPr>
+          <w:rFonts w:asciiTheme="minorBidi" w:hAnsiTheme="minorBidi" w:cs="AL-Mateen"/>
+          <w:b/>
+          <w:bCs/>
+          <w:color w:val="000000" w:themeColor="text1"/>
+          <w:sz w:val="36"/>
+          <w:szCs w:val="36"/>
+          <w:rtl/>
+        </w:rPr>
+        <w:t xml:space="preserve">سعادة مدير جوازات مطار الملك خالد الدولي                     الموقر                    </w:t>
+      </w:r>
+    </w:p>
+    <w:p>
+      <w:pPr>
+        <w:ind w:left="-766"/>
+        <w:rPr>
+          <w:rFonts w:asciiTheme="minorBidi" w:hAnsiTheme="minorBidi" w:cs="AL-Mateen"/>
+          <w:color w:val="000000" w:themeColor="text1"/>
+          <w:sz w:val="36"/>
+          <w:szCs w:val="36"/>
+          <w:rtl/>
+        </w:rPr>
+      </w:pPr>
+      <w:r>
+        <w:rPr>
+          <w:rFonts w:asciiTheme="minorBidi" w:hAnsiTheme="minorBidi" w:cs="AL-Mateen"/>
+          <w:b/>
+          <w:bCs/>
+          <w:color w:val="000000" w:themeColor="text1"/>
+          <w:sz w:val="32"/>
+          <w:szCs w:val="32"/>
+          <w:rtl/>
+        </w:rPr>
+        <w:t>   </w:t>
+      </w:r>
+      <w:r>
+        <w:rPr>
+          <w:rFonts w:asciiTheme="minorBidi" w:hAnsiTheme="minorBidi" w:cs="AL-Mateen"/>
+          <w:color w:val="000000" w:themeColor="text1"/>
+          <w:sz w:val="36"/>
+          <w:szCs w:val="36"/>
+          <w:rtl/>
+        </w:rPr>
+        <w:t xml:space="preserve">السلام عليكم ورحمة الله </w:t>
+      </w:r>
+      <w:proofErr w:type="gramStart"/>
+      <w:r>
+        <w:rPr>
+          <w:rFonts w:asciiTheme="minorBidi" w:hAnsiTheme="minorBidi" w:cs="AL-Mateen"/>
+          <w:color w:val="000000" w:themeColor="text1"/>
+          <w:sz w:val="36"/>
+          <w:szCs w:val="36"/>
+          <w:rtl/>
+        </w:rPr>
+        <w:t>وبركاته،،،</w:t>
+      </w:r>
+      <w:proofErr w:type="gramEnd"/>
+      <w:r>
+        <w:rPr>
+          <w:rFonts w:asciiTheme="minorBidi" w:hAnsiTheme="minorBidi" w:cs="AL-Mateen"/>
+          <w:color w:val="000000" w:themeColor="text1"/>
+          <w:sz w:val="36"/>
+          <w:szCs w:val="36"/>
+          <w:rtl/>
+        </w:rPr>
+        <w:t>وبعد:</w:t>
+      </w:r>
+    </w:p>
+    <w:p>
+      <w:pPr>
+        <w:ind w:left="-908"/>
+        <w:rPr>
+          <w:rFonts w:asciiTheme="minorBidi" w:hAnsiTheme="minorBidi" w:cs="AL-Mohanad Bold"/>
+          <w:color w:val="000000" w:themeColor="text1"/>
+          <w:sz w:val="32"/>
+          <w:szCs w:val="32"/>
+          <w:rtl/>
+        </w:rPr>
+      </w:pPr>
+      <w:r>
+        <w:rPr>
+          <w:rFonts w:asciiTheme="minorBidi" w:hAnsiTheme="minorBidi" w:cs="AL-Mohanad Bold" w:hint="eastAsia"/>
+          <w:color w:val="000000" w:themeColor="text1"/>
+          <w:sz w:val="32"/>
+          <w:szCs w:val="32"/>
+          <w:rtl/>
+        </w:rPr>
+        <w:t>نفيد</w:t>
+      </w:r>
+      <w:r>
+        <w:rPr>
+          <w:rFonts w:asciiTheme="minorBidi" w:hAnsiTheme="minorBidi" w:cs="AL-Mohanad Bold"/>
+          <w:color w:val="000000" w:themeColor="text1"/>
+          <w:sz w:val="32"/>
+          <w:szCs w:val="32"/>
+          <w:rtl/>
+        </w:rPr>
+        <w:t xml:space="preserve"> </w:t>
+      </w:r>
+      <w:r>
+        <w:rPr>
+          <w:rFonts w:asciiTheme="minorBidi" w:hAnsiTheme="minorBidi" w:cs="AL-Mohanad Bold" w:hint="eastAsia"/>
+          <w:color w:val="000000" w:themeColor="text1"/>
+          <w:sz w:val="32"/>
+          <w:szCs w:val="32"/>
+          <w:rtl/>
+        </w:rPr>
+        <w:t>سعادتكم</w:t>
+      </w:r>
+      <w:r>
+        <w:rPr>
+          <w:rFonts w:asciiTheme="minorBidi" w:hAnsiTheme="minorBidi" w:cs="AL-Mohanad Bold"/>
+          <w:color w:val="000000" w:themeColor="text1"/>
+          <w:sz w:val="32"/>
+          <w:szCs w:val="32"/>
+          <w:rtl/>
+        </w:rPr>
+        <w:t xml:space="preserve"> </w:t>
+      </w:r>
+      <w:r>
+        <w:rPr>
+          <w:rFonts w:asciiTheme="minorBidi" w:hAnsiTheme="minorBidi" w:cs="AL-Mohanad Bold" w:hint="eastAsia"/>
+          <w:color w:val="000000" w:themeColor="text1"/>
+          <w:sz w:val="32"/>
+          <w:szCs w:val="32"/>
+          <w:rtl/>
+        </w:rPr>
+        <w:t>انه</w:t>
+      </w:r>
+      <w:r>
+        <w:rPr>
+          <w:rFonts w:asciiTheme="minorBidi" w:hAnsiTheme="minorBidi" w:cs="AL-Mohanad Bold"/>
+          <w:color w:val="000000" w:themeColor="text1"/>
+          <w:sz w:val="32"/>
+          <w:szCs w:val="32"/>
+          <w:rtl/>
+        </w:rPr>
+        <w:t xml:space="preserve"> </w:t>
+      </w:r>
+      <w:r>
+        <w:rPr>
+          <w:rFonts w:asciiTheme="minorBidi" w:hAnsiTheme="minorBidi" w:cs="AL-Mohanad Bold" w:hint="eastAsia"/>
+          <w:color w:val="000000" w:themeColor="text1"/>
+          <w:sz w:val="32"/>
+          <w:szCs w:val="32"/>
+          <w:rtl/>
+        </w:rPr>
+        <w:t>اثناء</w:t>
+      </w:r>
+      <w:r>
+        <w:rPr>
+          <w:rFonts w:asciiTheme="minorBidi" w:hAnsiTheme="minorBidi" w:cs="AL-Mohanad Bold"/>
+          <w:color w:val="000000" w:themeColor="text1"/>
+          <w:sz w:val="32"/>
+          <w:szCs w:val="32"/>
+          <w:rtl/>
+        </w:rPr>
+        <w:t xml:space="preserve"> </w:t>
+      </w:r>
+      <w:r>
+        <w:rPr>
+          <w:rFonts w:asciiTheme="minorBidi" w:hAnsiTheme="minorBidi" w:cs="AL-Mohanad Bold" w:hint="eastAsia"/>
+          <w:color w:val="000000" w:themeColor="text1"/>
+          <w:sz w:val="32"/>
+          <w:szCs w:val="32"/>
+          <w:rtl/>
+        </w:rPr>
+        <w:t>استلامنا</w:t>
+      </w:r>
+      <w:r>
+        <w:rPr>
+          <w:rFonts w:asciiTheme="minorBidi" w:hAnsiTheme="minorBidi" w:cs="AL-Mohanad Bold"/>
+          <w:color w:val="000000" w:themeColor="text1"/>
+          <w:sz w:val="32"/>
+          <w:szCs w:val="32"/>
+          <w:rtl/>
+        </w:rPr>
+        <w:t xml:space="preserve"> </w:t>
+      </w:r>
+      <w:r>
+        <w:rPr>
+          <w:rFonts w:asciiTheme="minorBidi" w:hAnsiTheme="minorBidi" w:cs="AL-Mohanad Bold" w:hint="eastAsia"/>
+          <w:color w:val="000000" w:themeColor="text1"/>
+          <w:sz w:val="32"/>
+          <w:szCs w:val="32"/>
+          <w:rtl/>
+        </w:rPr>
+        <w:t>لهذا</w:t>
+      </w:r>
+      <w:r>
+        <w:rPr>
+          <w:rFonts w:asciiTheme="minorBidi" w:hAnsiTheme="minorBidi" w:cs="AL-Mohanad Bold"/>
+          <w:color w:val="000000" w:themeColor="text1"/>
+          <w:sz w:val="32"/>
+          <w:szCs w:val="32"/>
+          <w:rtl/>
+        </w:rPr>
+        <w:t xml:space="preserve"> </w:t>
+      </w:r>
+      <w:r>
+        <w:rPr>
+          <w:rFonts w:asciiTheme="minorBidi" w:hAnsiTheme="minorBidi" w:cs="AL-Mohanad Bold" w:hint="eastAsia"/>
+          <w:color w:val="000000" w:themeColor="text1"/>
+          <w:sz w:val="32"/>
+          <w:szCs w:val="32"/>
+          <w:rtl/>
+        </w:rPr>
+        <w:t>اليوم</w:t>
+      </w:r>
+      <w:r>
+        <w:rPr>
+          <w:rFonts w:asciiTheme="minorBidi" w:hAnsiTheme="minorBidi" w:cs="AL-Mohanad Bold"/>
+          <w:color w:val="000000" w:themeColor="text1"/>
+          <w:sz w:val="32"/>
+          <w:szCs w:val="32"/>
+          <w:rtl/>
+        </w:rPr>
+        <w:t xml:space="preserve"> </w:t>
+      </w:r>
+      <w:proofErr w:type="gramStart"/>
+      <w:r>
+        <w:rPr>
+          <w:rFonts w:asciiTheme="minorBidi" w:hAnsiTheme="minorBidi" w:cs="AL-Mohanad Bold" w:hint="cs"/>
+          <w:color w:val="000000" w:themeColor="text1"/>
+          <w:sz w:val="32"/>
+          <w:szCs w:val="32"/>
+          <w:rtl/>
+        </w:rPr>
+        <w:t>( )</w:t>
+      </w:r>
+      <w:proofErr w:type="gramEnd"/>
+      <w:r>
+        <w:rPr>
+          <w:rFonts w:asciiTheme="minorBidi" w:hAnsiTheme="minorBidi" w:cs="AL-Mohanad Bold" w:hint="cs"/>
+          <w:color w:val="000000" w:themeColor="text1"/>
+          <w:sz w:val="32"/>
+          <w:szCs w:val="32"/>
+          <w:rtl/>
+        </w:rPr>
+        <w:t xml:space="preserve"> </w:t>
+      </w:r>
+      <w:r>
+        <w:rPr>
+          <w:rFonts w:asciiTheme="minorBidi" w:hAnsiTheme="minorBidi" w:cs="AL-Mohanad Bold"/>
+          <w:color w:val="000000" w:themeColor="text1"/>
+          <w:sz w:val="32"/>
+          <w:szCs w:val="32"/>
+          <w:rtl/>
+        </w:rPr>
+        <w:t xml:space="preserve"> </w:t>
+      </w:r>
+      <w:r>
+        <w:rPr>
+          <w:rFonts w:asciiTheme="minorBidi" w:hAnsiTheme="minorBidi" w:cs="AL-Mohanad Bold" w:hint="eastAsia"/>
+          <w:color w:val="000000" w:themeColor="text1"/>
+          <w:sz w:val="32"/>
+          <w:szCs w:val="32"/>
+          <w:rtl/>
+        </w:rPr>
+        <w:t>الموافق</w:t>
+      </w:r>
+      <w:r>
+        <w:rPr>
+          <w:rFonts w:asciiTheme="minorBidi" w:hAnsiTheme="minorBidi" w:cs="AL-Mohanad Bold"/>
+          <w:color w:val="000000" w:themeColor="text1"/>
+          <w:sz w:val="32"/>
+          <w:szCs w:val="32"/>
+          <w:rtl/>
+        </w:rPr>
+        <w:t xml:space="preserve"> </w:t>
+      </w:r>
+      <w:r>
+        <w:rPr>
+          <w:rFonts w:asciiTheme="minorBidi" w:hAnsiTheme="minorBidi" w:cs="AL-Mohanad Bold" w:hint="cs"/>
+          <w:color w:val="000000" w:themeColor="text1"/>
+          <w:sz w:val="32"/>
+          <w:szCs w:val="32"/>
+          <w:rtl/>
+        </w:rPr>
+        <w:t xml:space="preserve"> </w:t>
+      </w:r>
+      <w:r>
+        <w:rPr>
+          <w:rFonts w:asciiTheme="minorBidi" w:hAnsiTheme="minorBidi" w:cs="AL-Mohanad Bold"/>
+          <w:color w:val="000000" w:themeColor="text1"/>
+          <w:sz w:val="32"/>
+          <w:szCs w:val="32"/>
+          <w:rtl/>
+        </w:rPr>
+        <w:t>/</w:t>
+      </w:r>
+      <w:r>
+        <w:rPr>
+          <w:rFonts w:asciiTheme="minorBidi" w:hAnsiTheme="minorBidi" w:cs="AL-Mohanad Bold" w:hint="cs"/>
+          <w:color w:val="000000" w:themeColor="text1"/>
+          <w:sz w:val="32"/>
+          <w:szCs w:val="32"/>
+          <w:rtl/>
+        </w:rPr>
+        <w:t xml:space="preserve">   </w:t>
+      </w:r>
+      <w:r>
+        <w:rPr>
+          <w:rFonts w:asciiTheme="minorBidi" w:hAnsiTheme="minorBidi" w:cs="AL-Mohanad Bold"/>
+          <w:color w:val="000000" w:themeColor="text1"/>
+          <w:sz w:val="32"/>
+          <w:szCs w:val="32"/>
+          <w:rtl/>
+        </w:rPr>
+        <w:t>/</w:t>
+      </w:r>
+      <w:r>
+        <w:rPr>
+          <w:rFonts w:ascii="Times New Roman" w:hAnsi="Times New Roman" w:cs="Times New Roman" w:hint="cs"/>
+          <w:color w:val="000000" w:themeColor="text1"/>
+          <w:sz w:val="32"/>
+          <w:szCs w:val="32"/>
+          <w:rtl/>
+        </w:rPr>
+        <w:t>١٤٤٦</w:t>
+      </w:r>
+      <w:r>
+        <w:rPr>
+          <w:rFonts w:asciiTheme="minorBidi" w:hAnsiTheme="minorBidi" w:cs="AL-Mohanad Bold" w:hint="cs"/>
+          <w:color w:val="000000" w:themeColor="text1"/>
+          <w:sz w:val="32"/>
+          <w:szCs w:val="32"/>
+          <w:rtl/>
+        </w:rPr>
+        <w:t>هـ</w:t>
+      </w:r>
+      <w:r>
+        <w:rPr>
+          <w:rFonts w:asciiTheme="minorBidi" w:hAnsiTheme="minorBidi" w:cs="AL-Mohanad Bold"/>
+          <w:color w:val="000000" w:themeColor="text1"/>
+          <w:sz w:val="32"/>
+          <w:szCs w:val="32"/>
+          <w:rtl/>
+        </w:rPr>
+        <w:t xml:space="preserve"> </w:t>
+      </w:r>
+      <w:r>
+        <w:rPr>
+          <w:rFonts w:asciiTheme="minorBidi" w:hAnsiTheme="minorBidi" w:cs="AL-Mohanad Bold" w:hint="eastAsia"/>
+          <w:color w:val="000000" w:themeColor="text1"/>
+          <w:sz w:val="32"/>
+          <w:szCs w:val="32"/>
+          <w:rtl/>
+        </w:rPr>
+        <w:t>راجعنا</w:t>
+      </w:r>
+      <w:r>
+        <w:rPr>
+          <w:rFonts w:asciiTheme="minorBidi" w:hAnsiTheme="minorBidi" w:cs="AL-Mohanad Bold"/>
+          <w:color w:val="000000" w:themeColor="text1"/>
+          <w:sz w:val="32"/>
+          <w:szCs w:val="32"/>
+          <w:rtl/>
+        </w:rPr>
+        <w:t xml:space="preserve"> </w:t>
+      </w:r>
+      <w:r>
+        <w:rPr>
+          <w:rFonts w:asciiTheme="minorBidi" w:hAnsiTheme="minorBidi" w:cs="AL-Mohanad Bold" w:hint="eastAsia"/>
+          <w:color w:val="000000" w:themeColor="text1"/>
+          <w:sz w:val="32"/>
+          <w:szCs w:val="32"/>
+          <w:rtl/>
+        </w:rPr>
+        <w:t>الطفل</w:t>
+      </w:r>
+      <w:r>
+        <w:rPr>
+          <w:rFonts w:asciiTheme="minorBidi" w:hAnsiTheme="minorBidi" w:cs="AL-Mohanad Bold"/>
+          <w:color w:val="000000" w:themeColor="text1"/>
+          <w:sz w:val="32"/>
+          <w:szCs w:val="32"/>
+          <w:rtl/>
+        </w:rPr>
+        <w:t xml:space="preserve"> </w:t>
+      </w:r>
+      <w:r>
+        <w:rPr>
+          <w:rFonts w:asciiTheme="minorBidi" w:hAnsiTheme="minorBidi" w:cs="AL-Mohanad Bold" w:hint="eastAsia"/>
+          <w:color w:val="000000" w:themeColor="text1"/>
+          <w:sz w:val="32"/>
+          <w:szCs w:val="32"/>
+          <w:rtl/>
+        </w:rPr>
+        <w:t>الموضح</w:t>
+      </w:r>
+      <w:r>
+        <w:rPr>
+          <w:rFonts w:asciiTheme="minorBidi" w:hAnsiTheme="minorBidi" w:cs="AL-Mohanad Bold"/>
+          <w:color w:val="000000" w:themeColor="text1"/>
+          <w:sz w:val="32"/>
+          <w:szCs w:val="32"/>
+          <w:rtl/>
+        </w:rPr>
+        <w:t xml:space="preserve"> </w:t>
+      </w:r>
+      <w:r>
+        <w:rPr>
+          <w:rFonts w:asciiTheme="minorBidi" w:hAnsiTheme="minorBidi" w:cs="AL-Mohanad Bold" w:hint="eastAsia"/>
+          <w:color w:val="000000" w:themeColor="text1"/>
+          <w:sz w:val="32"/>
+          <w:szCs w:val="32"/>
+          <w:rtl/>
+        </w:rPr>
+        <w:t>بياناته</w:t>
+      </w:r>
+      <w:r>
+        <w:rPr>
+          <w:rFonts w:asciiTheme="minorBidi" w:hAnsiTheme="minorBidi" w:cs="AL-Mohanad Bold"/>
+          <w:color w:val="000000" w:themeColor="text1"/>
+          <w:sz w:val="32"/>
+          <w:szCs w:val="32"/>
+          <w:rtl/>
+        </w:rPr>
+        <w:t xml:space="preserve"> </w:t>
+      </w:r>
+      <w:r>
+        <w:rPr>
+          <w:rFonts w:asciiTheme="minorBidi" w:hAnsiTheme="minorBidi" w:cs="AL-Mohanad Bold" w:hint="eastAsia"/>
+          <w:color w:val="000000" w:themeColor="text1"/>
+          <w:sz w:val="32"/>
+          <w:szCs w:val="32"/>
+          <w:rtl/>
+        </w:rPr>
+        <w:t>اعلاه</w:t>
+      </w:r>
+      <w:r>
+        <w:rPr>
+          <w:rFonts w:asciiTheme="minorBidi" w:hAnsiTheme="minorBidi" w:cs="AL-Mohanad Bold"/>
+          <w:color w:val="000000" w:themeColor="text1"/>
+          <w:sz w:val="32"/>
+          <w:szCs w:val="32"/>
+          <w:rtl/>
+        </w:rPr>
+        <w:t xml:space="preserve"> </w:t>
+      </w:r>
+      <w:r>
+        <w:rPr>
+          <w:rFonts w:asciiTheme="minorBidi" w:hAnsiTheme="minorBidi" w:cs="AL-Mohanad Bold" w:hint="eastAsia"/>
+          <w:color w:val="000000" w:themeColor="text1"/>
+          <w:sz w:val="32"/>
+          <w:szCs w:val="32"/>
+          <w:rtl/>
+        </w:rPr>
+        <w:t>بقصد</w:t>
+      </w:r>
+      <w:r>
+        <w:rPr>
+          <w:rFonts w:asciiTheme="minorBidi" w:hAnsiTheme="minorBidi" w:cs="AL-Mohanad Bold"/>
+          <w:color w:val="000000" w:themeColor="text1"/>
+          <w:sz w:val="32"/>
+          <w:szCs w:val="32"/>
+          <w:rtl/>
+        </w:rPr>
+        <w:t xml:space="preserve"> </w:t>
+      </w:r>
+      <w:r>
+        <w:rPr>
+          <w:rFonts w:asciiTheme="minorBidi" w:hAnsiTheme="minorBidi" w:cs="AL-Mohanad Bold" w:hint="eastAsia"/>
+          <w:color w:val="000000" w:themeColor="text1"/>
+          <w:sz w:val="32"/>
+          <w:szCs w:val="32"/>
+          <w:rtl/>
+        </w:rPr>
+        <w:t>السفر</w:t>
+      </w:r>
+      <w:r>
+        <w:rPr>
+          <w:rFonts w:asciiTheme="minorBidi" w:hAnsiTheme="minorBidi" w:cs="AL-Mohanad Bold"/>
+          <w:color w:val="000000" w:themeColor="text1"/>
+          <w:sz w:val="32"/>
+          <w:szCs w:val="32"/>
+          <w:rtl/>
+        </w:rPr>
+        <w:t xml:space="preserve"> </w:t>
+      </w:r>
+      <w:r>
+        <w:rPr>
+          <w:rFonts w:asciiTheme="minorBidi" w:hAnsiTheme="minorBidi" w:cs="AL-Mohanad Bold" w:hint="eastAsia"/>
+          <w:color w:val="000000" w:themeColor="text1"/>
+          <w:sz w:val="32"/>
+          <w:szCs w:val="32"/>
+          <w:rtl/>
+        </w:rPr>
+        <w:t>على</w:t>
+      </w:r>
+      <w:r>
+        <w:rPr>
+          <w:rFonts w:asciiTheme="minorBidi" w:hAnsiTheme="minorBidi" w:cs="AL-Mohanad Bold"/>
+          <w:color w:val="000000" w:themeColor="text1"/>
+          <w:sz w:val="32"/>
+          <w:szCs w:val="32"/>
+          <w:rtl/>
+        </w:rPr>
+        <w:t xml:space="preserve"> </w:t>
+      </w:r>
+      <w:r>
+        <w:rPr>
+          <w:rFonts w:asciiTheme="minorBidi" w:hAnsiTheme="minorBidi" w:cs="AL-Mohanad Bold" w:hint="eastAsia"/>
+          <w:color w:val="000000" w:themeColor="text1"/>
+          <w:sz w:val="32"/>
+          <w:szCs w:val="32"/>
+          <w:rtl/>
+        </w:rPr>
+        <w:t>رحلة</w:t>
+      </w:r>
+      <w:r>
+        <w:rPr>
+          <w:rFonts w:asciiTheme="minorBidi" w:hAnsiTheme="minorBidi" w:cs="AL-Mohanad Bold"/>
+          <w:color w:val="000000" w:themeColor="text1"/>
+          <w:sz w:val="32"/>
+          <w:szCs w:val="32"/>
+          <w:rtl/>
+        </w:rPr>
+        <w:t xml:space="preserve"> </w:t>
+      </w:r>
+      <w:r>
+        <w:rPr>
+          <w:rFonts w:asciiTheme="minorBidi" w:hAnsiTheme="minorBidi" w:cs="AL-Mohanad Bold" w:hint="eastAsia"/>
+          <w:color w:val="000000" w:themeColor="text1"/>
+          <w:sz w:val="32"/>
+          <w:szCs w:val="32"/>
+          <w:rtl/>
+        </w:rPr>
+        <w:t>الخطوط</w:t>
+      </w:r>
+      <w:r>
+        <w:rPr>
+          <w:rFonts w:asciiTheme="minorBidi" w:hAnsiTheme="minorBidi" w:cs="AL-Mohanad Bold"/>
+          <w:color w:val="000000" w:themeColor="text1"/>
+          <w:sz w:val="32"/>
+          <w:szCs w:val="32"/>
+          <w:rtl/>
+        </w:rPr>
+        <w:t xml:space="preserve"> </w:t>
+      </w:r>
+      <w:r>
+        <w:rPr>
+          <w:rFonts w:asciiTheme="minorBidi" w:hAnsiTheme="minorBidi" w:cs="AL-Mohanad Bold" w:hint="cs"/>
+          <w:color w:val="000000" w:themeColor="text1"/>
+          <w:sz w:val="32"/>
+          <w:szCs w:val="32"/>
+          <w:rtl/>
+        </w:rPr>
+        <w:t>( )</w:t>
+      </w:r>
+      <w:r>
+        <w:rPr>
+          <w:rFonts w:asciiTheme="minorBidi" w:hAnsiTheme="minorBidi" w:cs="AL-Mohanad Bold"/>
+          <w:color w:val="000000" w:themeColor="text1"/>
+          <w:sz w:val="32"/>
+          <w:szCs w:val="32"/>
+          <w:rtl/>
+        </w:rPr>
+        <w:t xml:space="preserve"> </w:t>
+      </w:r>
+      <w:r>
+        <w:rPr>
+          <w:rFonts w:asciiTheme="minorBidi" w:hAnsiTheme="minorBidi" w:cs="AL-Mohanad Bold" w:hint="eastAsia"/>
+          <w:color w:val="000000" w:themeColor="text1"/>
+          <w:sz w:val="32"/>
+          <w:szCs w:val="32"/>
+          <w:rtl/>
+        </w:rPr>
+        <w:t>رقم</w:t>
+      </w:r>
+      <w:r>
+        <w:rPr>
+          <w:rFonts w:asciiTheme="minorBidi" w:hAnsiTheme="minorBidi" w:cs="AL-Mohanad Bold"/>
+          <w:color w:val="000000" w:themeColor="text1"/>
+          <w:sz w:val="32"/>
+          <w:szCs w:val="32"/>
+          <w:rtl/>
+        </w:rPr>
+        <w:t xml:space="preserve"> (</w:t>
+      </w:r>
+      <w:r>
+        <w:rPr>
+          <w:rFonts w:asciiTheme="minorBidi" w:hAnsiTheme="minorBidi" w:cs="AL-Mohanad Bold" w:hint="cs"/>
+          <w:color w:val="000000" w:themeColor="text1"/>
+          <w:sz w:val="32"/>
+          <w:szCs w:val="32"/>
+          <w:rtl/>
+        </w:rPr>
+        <w:t xml:space="preserve"> </w:t>
+      </w:r>
+      <w:r>
+        <w:rPr>
+          <w:rFonts w:asciiTheme="minorBidi" w:hAnsiTheme="minorBidi" w:cs="AL-Mohanad Bold"/>
+          <w:color w:val="000000" w:themeColor="text1"/>
+          <w:sz w:val="32"/>
+          <w:szCs w:val="32"/>
+          <w:rtl/>
+        </w:rPr>
+        <w:t xml:space="preserve">) </w:t>
+      </w:r>
+      <w:r>
+        <w:rPr>
+          <w:rFonts w:asciiTheme="minorBidi" w:hAnsiTheme="minorBidi" w:cs="AL-Mohanad Bold" w:hint="eastAsia"/>
+          <w:color w:val="000000" w:themeColor="text1"/>
+          <w:sz w:val="32"/>
+          <w:szCs w:val="32"/>
+          <w:rtl/>
+        </w:rPr>
+        <w:t>المتجهه</w:t>
+      </w:r>
+      <w:r>
+        <w:rPr>
+          <w:rFonts w:asciiTheme="minorBidi" w:hAnsiTheme="minorBidi" w:cs="AL-Mohanad Bold"/>
+          <w:color w:val="000000" w:themeColor="text1"/>
+          <w:sz w:val="32"/>
+          <w:szCs w:val="32"/>
+          <w:rtl/>
+        </w:rPr>
+        <w:t xml:space="preserve"> </w:t>
+      </w:r>
+      <w:r>
+        <w:rPr>
+          <w:rFonts w:asciiTheme="minorBidi" w:hAnsiTheme="minorBidi" w:cs="AL-Mohanad Bold" w:hint="eastAsia"/>
+          <w:color w:val="000000" w:themeColor="text1"/>
+          <w:sz w:val="32"/>
+          <w:szCs w:val="32"/>
+          <w:rtl/>
+        </w:rPr>
+        <w:t>الى</w:t>
+      </w:r>
+      <w:r>
+        <w:rPr>
+          <w:rFonts w:asciiTheme="minorBidi" w:hAnsiTheme="minorBidi" w:cs="AL-Mohanad Bold"/>
+          <w:color w:val="000000" w:themeColor="text1"/>
+          <w:sz w:val="32"/>
+          <w:szCs w:val="32"/>
+          <w:rtl/>
+        </w:rPr>
+        <w:t xml:space="preserve"> </w:t>
+      </w:r>
+      <w:r>
+        <w:rPr>
+          <w:rFonts w:asciiTheme="minorBidi" w:hAnsiTheme="minorBidi" w:cs="AL-Mohanad Bold" w:hint="cs"/>
+          <w:color w:val="000000" w:themeColor="text1"/>
+          <w:sz w:val="32"/>
+          <w:szCs w:val="32"/>
+          <w:rtl/>
+        </w:rPr>
+        <w:t>....</w:t>
+      </w:r>
+      <w:r>
+        <w:rPr>
+          <w:rFonts w:asciiTheme="minorBidi" w:hAnsiTheme="minorBidi" w:cs="AL-Mohanad Bold"/>
+          <w:color w:val="000000" w:themeColor="text1"/>
+          <w:sz w:val="32"/>
+          <w:szCs w:val="32"/>
+          <w:rtl/>
+        </w:rPr>
+        <w:t xml:space="preserve"> </w:t>
+      </w:r>
+      <w:r>
+        <w:rPr>
+          <w:rFonts w:asciiTheme="minorBidi" w:hAnsiTheme="minorBidi" w:cs="AL-Mohanad Bold" w:hint="eastAsia"/>
+          <w:color w:val="000000" w:themeColor="text1"/>
+          <w:sz w:val="32"/>
+          <w:szCs w:val="32"/>
+          <w:rtl/>
+        </w:rPr>
+        <w:t>برفقة</w:t>
+      </w:r>
+      <w:r>
+        <w:rPr>
+          <w:rFonts w:asciiTheme="minorBidi" w:hAnsiTheme="minorBidi" w:cs="AL-Mohanad Bold"/>
+          <w:color w:val="000000" w:themeColor="text1"/>
+          <w:sz w:val="32"/>
+          <w:szCs w:val="32"/>
+          <w:rtl/>
+        </w:rPr>
+        <w:t xml:space="preserve"> </w:t>
+      </w:r>
+      <w:r>
+        <w:rPr>
+          <w:rFonts w:asciiTheme="minorBidi" w:hAnsiTheme="minorBidi" w:cs="AL-Mohanad Bold" w:hint="eastAsia"/>
+          <w:color w:val="000000" w:themeColor="text1"/>
+          <w:sz w:val="32"/>
+          <w:szCs w:val="32"/>
+          <w:rtl/>
+        </w:rPr>
+        <w:t>والدته</w:t>
+      </w:r>
+      <w:r>
+        <w:rPr>
+          <w:rFonts w:asciiTheme="minorBidi" w:hAnsiTheme="minorBidi" w:cs="AL-Mohanad Bold"/>
+          <w:color w:val="000000" w:themeColor="text1"/>
+          <w:sz w:val="32"/>
+          <w:szCs w:val="32"/>
+          <w:rtl/>
+        </w:rPr>
+        <w:t xml:space="preserve"> </w:t>
+      </w:r>
+      <w:r>
+        <w:rPr>
+          <w:rFonts w:asciiTheme="minorBidi" w:hAnsiTheme="minorBidi" w:cs="AL-Mohanad Bold" w:hint="eastAsia"/>
+          <w:color w:val="000000" w:themeColor="text1"/>
+          <w:sz w:val="32"/>
+          <w:szCs w:val="32"/>
+          <w:rtl/>
+        </w:rPr>
+        <w:t>وحين</w:t>
+      </w:r>
+      <w:r>
+        <w:rPr>
+          <w:rFonts w:asciiTheme="minorBidi" w:hAnsiTheme="minorBidi" w:cs="AL-Mohanad Bold"/>
+          <w:color w:val="000000" w:themeColor="text1"/>
+          <w:sz w:val="32"/>
+          <w:szCs w:val="32"/>
+          <w:rtl/>
+        </w:rPr>
+        <w:t xml:space="preserve"> </w:t>
+      </w:r>
+      <w:r>
+        <w:rPr>
+          <w:rFonts w:asciiTheme="minorBidi" w:hAnsiTheme="minorBidi" w:cs="AL-Mohanad Bold" w:hint="eastAsia"/>
+          <w:color w:val="000000" w:themeColor="text1"/>
+          <w:sz w:val="32"/>
+          <w:szCs w:val="32"/>
+          <w:rtl/>
+        </w:rPr>
+        <w:t>الشروع</w:t>
+      </w:r>
+      <w:r>
+        <w:rPr>
+          <w:rFonts w:asciiTheme="minorBidi" w:hAnsiTheme="minorBidi" w:cs="AL-Mohanad Bold"/>
+          <w:color w:val="000000" w:themeColor="text1"/>
+          <w:sz w:val="32"/>
+          <w:szCs w:val="32"/>
+          <w:rtl/>
+        </w:rPr>
+        <w:t xml:space="preserve"> </w:t>
+      </w:r>
+      <w:r>
+        <w:rPr>
+          <w:rFonts w:asciiTheme="minorBidi" w:hAnsiTheme="minorBidi" w:cs="AL-Mohanad Bold" w:hint="eastAsia"/>
+          <w:color w:val="000000" w:themeColor="text1"/>
+          <w:sz w:val="32"/>
+          <w:szCs w:val="32"/>
+          <w:rtl/>
+        </w:rPr>
+        <w:t>في</w:t>
+      </w:r>
+      <w:r>
+        <w:rPr>
+          <w:rFonts w:asciiTheme="minorBidi" w:hAnsiTheme="minorBidi" w:cs="AL-Mohanad Bold"/>
+          <w:color w:val="000000" w:themeColor="text1"/>
+          <w:sz w:val="32"/>
+          <w:szCs w:val="32"/>
+          <w:rtl/>
+        </w:rPr>
+        <w:t xml:space="preserve"> </w:t>
+      </w:r>
+      <w:r>
+        <w:rPr>
+          <w:rFonts w:asciiTheme="minorBidi" w:hAnsiTheme="minorBidi" w:cs="AL-Mohanad Bold" w:hint="eastAsia"/>
+          <w:color w:val="000000" w:themeColor="text1"/>
+          <w:sz w:val="32"/>
+          <w:szCs w:val="32"/>
+          <w:rtl/>
+        </w:rPr>
+        <w:t>إنهاء</w:t>
+      </w:r>
+      <w:r>
+        <w:rPr>
+          <w:rFonts w:asciiTheme="minorBidi" w:hAnsiTheme="minorBidi" w:cs="AL-Mohanad Bold"/>
+          <w:color w:val="000000" w:themeColor="text1"/>
+          <w:sz w:val="32"/>
+          <w:szCs w:val="32"/>
+          <w:rtl/>
+        </w:rPr>
+        <w:t xml:space="preserve"> </w:t>
+      </w:r>
+      <w:r>
+        <w:rPr>
+          <w:rFonts w:asciiTheme="minorBidi" w:hAnsiTheme="minorBidi" w:cs="AL-Mohanad Bold" w:hint="eastAsia"/>
+          <w:color w:val="000000" w:themeColor="text1"/>
+          <w:sz w:val="32"/>
+          <w:szCs w:val="32"/>
+          <w:rtl/>
+        </w:rPr>
+        <w:t>مغادرته</w:t>
+      </w:r>
+      <w:r>
+        <w:rPr>
+          <w:rFonts w:asciiTheme="minorBidi" w:hAnsiTheme="minorBidi" w:cs="AL-Mohanad Bold"/>
+          <w:color w:val="000000" w:themeColor="text1"/>
+          <w:sz w:val="32"/>
+          <w:szCs w:val="32"/>
+          <w:rtl/>
+        </w:rPr>
+        <w:t xml:space="preserve"> </w:t>
+      </w:r>
+      <w:r>
+        <w:rPr>
+          <w:rFonts w:asciiTheme="minorBidi" w:hAnsiTheme="minorBidi" w:cs="AL-Mohanad Bold" w:hint="eastAsia"/>
+          <w:color w:val="000000" w:themeColor="text1"/>
+          <w:sz w:val="32"/>
+          <w:szCs w:val="32"/>
+          <w:rtl/>
+        </w:rPr>
+        <w:t>اتضح</w:t>
+      </w:r>
+      <w:r>
+        <w:rPr>
+          <w:rFonts w:asciiTheme="minorBidi" w:hAnsiTheme="minorBidi" w:cs="AL-Mohanad Bold"/>
+          <w:color w:val="000000" w:themeColor="text1"/>
+          <w:sz w:val="32"/>
+          <w:szCs w:val="32"/>
+          <w:rtl/>
+        </w:rPr>
+        <w:t xml:space="preserve"> </w:t>
+      </w:r>
+      <w:r>
+        <w:rPr>
+          <w:rFonts w:asciiTheme="minorBidi" w:hAnsiTheme="minorBidi" w:cs="AL-Mohanad Bold" w:hint="eastAsia"/>
+          <w:color w:val="000000" w:themeColor="text1"/>
+          <w:sz w:val="32"/>
+          <w:szCs w:val="32"/>
+          <w:rtl/>
+        </w:rPr>
+        <w:t>بأنه</w:t>
+      </w:r>
+      <w:r>
+        <w:rPr>
+          <w:rFonts w:asciiTheme="minorBidi" w:hAnsiTheme="minorBidi" w:cs="AL-Mohanad Bold"/>
+          <w:color w:val="000000" w:themeColor="text1"/>
+          <w:sz w:val="32"/>
+          <w:szCs w:val="32"/>
+          <w:rtl/>
+        </w:rPr>
+        <w:t xml:space="preserve"> </w:t>
+      </w:r>
+      <w:r>
+        <w:rPr>
+          <w:rFonts w:asciiTheme="minorBidi" w:hAnsiTheme="minorBidi" w:cs="AL-Mohanad Bold" w:hint="eastAsia"/>
+          <w:color w:val="000000" w:themeColor="text1"/>
+          <w:sz w:val="32"/>
+          <w:szCs w:val="32"/>
+          <w:rtl/>
+        </w:rPr>
+        <w:t>تم</w:t>
+      </w:r>
+      <w:r>
+        <w:rPr>
+          <w:rFonts w:asciiTheme="minorBidi" w:hAnsiTheme="minorBidi" w:cs="AL-Mohanad Bold"/>
+          <w:color w:val="000000" w:themeColor="text1"/>
+          <w:sz w:val="32"/>
+          <w:szCs w:val="32"/>
+          <w:rtl/>
+        </w:rPr>
+        <w:t xml:space="preserve"> </w:t>
+      </w:r>
+      <w:r>
+        <w:rPr>
+          <w:rFonts w:asciiTheme="minorBidi" w:hAnsiTheme="minorBidi" w:cs="AL-Mohanad Bold" w:hint="eastAsia"/>
+          <w:color w:val="000000" w:themeColor="text1"/>
+          <w:sz w:val="32"/>
+          <w:szCs w:val="32"/>
+          <w:rtl/>
+        </w:rPr>
+        <w:t>تسجيل</w:t>
+      </w:r>
+      <w:r>
+        <w:rPr>
+          <w:rFonts w:asciiTheme="minorBidi" w:hAnsiTheme="minorBidi" w:cs="AL-Mohanad Bold"/>
+          <w:color w:val="000000" w:themeColor="text1"/>
+          <w:sz w:val="32"/>
+          <w:szCs w:val="32"/>
+          <w:rtl/>
+        </w:rPr>
+        <w:t xml:space="preserve"> </w:t>
+      </w:r>
+      <w:r>
+        <w:rPr>
+          <w:rFonts w:asciiTheme="minorBidi" w:hAnsiTheme="minorBidi" w:cs="AL-Mohanad Bold" w:hint="eastAsia"/>
+          <w:color w:val="000000" w:themeColor="text1"/>
+          <w:sz w:val="32"/>
+          <w:szCs w:val="32"/>
+          <w:rtl/>
+        </w:rPr>
+        <w:t>الخصائص</w:t>
+      </w:r>
+      <w:r>
+        <w:rPr>
+          <w:rFonts w:asciiTheme="minorBidi" w:hAnsiTheme="minorBidi" w:cs="AL-Mohanad Bold"/>
+          <w:color w:val="000000" w:themeColor="text1"/>
+          <w:sz w:val="32"/>
+          <w:szCs w:val="32"/>
+          <w:rtl/>
+        </w:rPr>
+        <w:t xml:space="preserve"> </w:t>
+      </w:r>
+      <w:r>
+        <w:rPr>
+          <w:rFonts w:asciiTheme="minorBidi" w:hAnsiTheme="minorBidi" w:cs="AL-Mohanad Bold" w:hint="eastAsia"/>
+          <w:color w:val="000000" w:themeColor="text1"/>
+          <w:sz w:val="32"/>
+          <w:szCs w:val="32"/>
+          <w:rtl/>
+        </w:rPr>
+        <w:t>الحيويه</w:t>
+      </w:r>
+      <w:r>
+        <w:rPr>
+          <w:rFonts w:asciiTheme="minorBidi" w:hAnsiTheme="minorBidi" w:cs="AL-Mohanad Bold"/>
+          <w:color w:val="000000" w:themeColor="text1"/>
+          <w:sz w:val="32"/>
+          <w:szCs w:val="32"/>
+          <w:rtl/>
+        </w:rPr>
+        <w:t xml:space="preserve"> </w:t>
+      </w:r>
+      <w:r>
+        <w:rPr>
+          <w:rFonts w:asciiTheme="minorBidi" w:hAnsiTheme="minorBidi" w:cs="AL-Mohanad Bold" w:hint="eastAsia"/>
+          <w:color w:val="000000" w:themeColor="text1"/>
+          <w:sz w:val="32"/>
+          <w:szCs w:val="32"/>
+          <w:rtl/>
+        </w:rPr>
+        <w:t>الذي</w:t>
+      </w:r>
+      <w:r>
+        <w:rPr>
+          <w:rFonts w:asciiTheme="minorBidi" w:hAnsiTheme="minorBidi" w:cs="AL-Mohanad Bold"/>
+          <w:color w:val="000000" w:themeColor="text1"/>
+          <w:sz w:val="32"/>
+          <w:szCs w:val="32"/>
+          <w:rtl/>
+        </w:rPr>
+        <w:t xml:space="preserve"> </w:t>
+      </w:r>
+      <w:r>
+        <w:rPr>
+          <w:rFonts w:asciiTheme="minorBidi" w:hAnsiTheme="minorBidi" w:cs="AL-Mohanad Bold" w:hint="eastAsia"/>
+          <w:color w:val="000000" w:themeColor="text1"/>
+          <w:sz w:val="32"/>
+          <w:szCs w:val="32"/>
+          <w:rtl/>
+        </w:rPr>
+        <w:t>تخص</w:t>
+      </w:r>
+      <w:r>
+        <w:rPr>
+          <w:rFonts w:asciiTheme="minorBidi" w:hAnsiTheme="minorBidi" w:cs="AL-Mohanad Bold"/>
+          <w:color w:val="000000" w:themeColor="text1"/>
+          <w:sz w:val="32"/>
+          <w:szCs w:val="32"/>
+          <w:rtl/>
+        </w:rPr>
+        <w:t xml:space="preserve"> </w:t>
+      </w:r>
+      <w:r>
+        <w:rPr>
+          <w:rFonts w:asciiTheme="minorBidi" w:hAnsiTheme="minorBidi" w:cs="AL-Mohanad Bold" w:hint="eastAsia"/>
+          <w:color w:val="000000" w:themeColor="text1"/>
+          <w:sz w:val="32"/>
+          <w:szCs w:val="32"/>
+          <w:rtl/>
+        </w:rPr>
+        <w:t>والدته</w:t>
+      </w:r>
+      <w:r>
+        <w:rPr>
+          <w:rFonts w:asciiTheme="minorBidi" w:hAnsiTheme="minorBidi" w:cs="AL-Mohanad Bold"/>
+          <w:color w:val="000000" w:themeColor="text1"/>
+          <w:sz w:val="32"/>
+          <w:szCs w:val="32"/>
+          <w:rtl/>
+        </w:rPr>
+        <w:t xml:space="preserve"> </w:t>
+      </w:r>
+      <w:r>
+        <w:rPr>
+          <w:rFonts w:asciiTheme="minorBidi" w:hAnsiTheme="minorBidi" w:cs="AL-Mohanad Bold" w:hint="eastAsia"/>
+          <w:color w:val="000000" w:themeColor="text1"/>
+          <w:sz w:val="32"/>
+          <w:szCs w:val="32"/>
+          <w:rtl/>
+        </w:rPr>
+        <w:t>بدلا</w:t>
+      </w:r>
+      <w:r>
+        <w:rPr>
+          <w:rFonts w:asciiTheme="minorBidi" w:hAnsiTheme="minorBidi" w:cs="AL-Mohanad Bold"/>
+          <w:color w:val="000000" w:themeColor="text1"/>
+          <w:sz w:val="32"/>
+          <w:szCs w:val="32"/>
+          <w:rtl/>
+        </w:rPr>
+        <w:t xml:space="preserve"> </w:t>
+      </w:r>
+      <w:r>
+        <w:rPr>
+          <w:rFonts w:asciiTheme="minorBidi" w:hAnsiTheme="minorBidi" w:cs="AL-Mohanad Bold" w:hint="eastAsia"/>
+          <w:color w:val="000000" w:themeColor="text1"/>
+          <w:sz w:val="32"/>
+          <w:szCs w:val="32"/>
+          <w:rtl/>
+        </w:rPr>
+        <w:t>منه</w:t>
+      </w:r>
+      <w:r>
+        <w:rPr>
+          <w:rFonts w:asciiTheme="minorBidi" w:hAnsiTheme="minorBidi" w:cs="AL-Mohanad Bold"/>
+          <w:color w:val="000000" w:themeColor="text1"/>
+          <w:sz w:val="32"/>
+          <w:szCs w:val="32"/>
+          <w:rtl/>
+        </w:rPr>
+        <w:t xml:space="preserve"> </w:t>
+      </w:r>
+      <w:r>
+        <w:rPr>
+          <w:rFonts w:asciiTheme="minorBidi" w:hAnsiTheme="minorBidi" w:cs="AL-Mohanad Bold" w:hint="eastAsia"/>
+          <w:color w:val="000000" w:themeColor="text1"/>
+          <w:sz w:val="32"/>
+          <w:szCs w:val="32"/>
+          <w:rtl/>
+        </w:rPr>
+        <w:t>بالخطأ</w:t>
+      </w:r>
+      <w:r>
+        <w:rPr>
+          <w:rFonts w:asciiTheme="minorBidi" w:hAnsiTheme="minorBidi" w:cs="AL-Mohanad Bold"/>
+          <w:color w:val="000000" w:themeColor="text1"/>
+          <w:sz w:val="32"/>
+          <w:szCs w:val="32"/>
+          <w:rtl/>
+        </w:rPr>
+        <w:t xml:space="preserve"> </w:t>
+      </w:r>
+      <w:r>
+        <w:rPr>
+          <w:rFonts w:asciiTheme="minorBidi" w:hAnsiTheme="minorBidi" w:cs="AL-Mohanad Bold" w:hint="eastAsia"/>
+          <w:color w:val="000000" w:themeColor="text1"/>
+          <w:sz w:val="32"/>
+          <w:szCs w:val="32"/>
+          <w:rtl/>
+        </w:rPr>
+        <w:t>وكان</w:t>
+      </w:r>
+      <w:r>
+        <w:rPr>
+          <w:rFonts w:asciiTheme="minorBidi" w:hAnsiTheme="minorBidi" w:cs="AL-Mohanad Bold"/>
+          <w:color w:val="000000" w:themeColor="text1"/>
+          <w:sz w:val="32"/>
+          <w:szCs w:val="32"/>
+          <w:rtl/>
+        </w:rPr>
+        <w:t xml:space="preserve"> </w:t>
+      </w:r>
+      <w:r>
+        <w:rPr>
+          <w:rFonts w:asciiTheme="minorBidi" w:hAnsiTheme="minorBidi" w:cs="AL-Mohanad Bold" w:hint="eastAsia"/>
+          <w:color w:val="000000" w:themeColor="text1"/>
+          <w:sz w:val="32"/>
+          <w:szCs w:val="32"/>
+          <w:rtl/>
+        </w:rPr>
+        <w:t>دخولهم</w:t>
+      </w:r>
+      <w:r>
+        <w:rPr>
+          <w:rFonts w:asciiTheme="minorBidi" w:hAnsiTheme="minorBidi" w:cs="AL-Mohanad Bold"/>
+          <w:color w:val="000000" w:themeColor="text1"/>
+          <w:sz w:val="32"/>
+          <w:szCs w:val="32"/>
+          <w:rtl/>
+        </w:rPr>
+        <w:t xml:space="preserve"> </w:t>
+      </w:r>
+      <w:r>
+        <w:rPr>
+          <w:rFonts w:asciiTheme="minorBidi" w:hAnsiTheme="minorBidi" w:cs="AL-Mohanad Bold" w:hint="eastAsia"/>
+          <w:color w:val="000000" w:themeColor="text1"/>
+          <w:sz w:val="32"/>
+          <w:szCs w:val="32"/>
+          <w:rtl/>
+        </w:rPr>
+        <w:t>عن</w:t>
+      </w:r>
+      <w:r>
+        <w:rPr>
+          <w:rFonts w:asciiTheme="minorBidi" w:hAnsiTheme="minorBidi" w:cs="AL-Mohanad Bold"/>
+          <w:color w:val="000000" w:themeColor="text1"/>
+          <w:sz w:val="32"/>
+          <w:szCs w:val="32"/>
+          <w:rtl/>
+        </w:rPr>
+        <w:t xml:space="preserve"> </w:t>
+      </w:r>
+      <w:r>
+        <w:rPr>
+          <w:rFonts w:asciiTheme="minorBidi" w:hAnsiTheme="minorBidi" w:cs="AL-Mohanad Bold" w:hint="eastAsia"/>
+          <w:color w:val="000000" w:themeColor="text1"/>
+          <w:sz w:val="32"/>
+          <w:szCs w:val="32"/>
+          <w:rtl/>
+        </w:rPr>
+        <w:t>طريق</w:t>
+      </w:r>
+      <w:r>
+        <w:rPr>
+          <w:rFonts w:asciiTheme="minorBidi" w:hAnsiTheme="minorBidi" w:cs="AL-Mohanad Bold"/>
+          <w:color w:val="000000" w:themeColor="text1"/>
+          <w:sz w:val="32"/>
+          <w:szCs w:val="32"/>
+          <w:rtl/>
+        </w:rPr>
+        <w:t xml:space="preserve"> </w:t>
+      </w:r>
+      <w:proofErr w:type="gramStart"/>
+      <w:r>
+        <w:rPr>
+          <w:rFonts w:asciiTheme="minorBidi" w:hAnsiTheme="minorBidi" w:cs="AL-Mohanad Bold" w:hint="cs"/>
+          <w:color w:val="000000" w:themeColor="text1"/>
+          <w:sz w:val="32"/>
+          <w:szCs w:val="32"/>
+          <w:rtl/>
+        </w:rPr>
+        <w:t>( )</w:t>
+      </w:r>
+      <w:proofErr w:type="gramEnd"/>
+      <w:r>
+        <w:rPr>
+          <w:rFonts w:asciiTheme="minorBidi" w:hAnsiTheme="minorBidi" w:cs="AL-Mohanad Bold"/>
+          <w:color w:val="000000" w:themeColor="text1"/>
+          <w:sz w:val="32"/>
+          <w:szCs w:val="32"/>
+          <w:rtl/>
+        </w:rPr>
+        <w:t xml:space="preserve"> </w:t>
+      </w:r>
+      <w:r>
+        <w:rPr>
+          <w:rFonts w:asciiTheme="minorBidi" w:hAnsiTheme="minorBidi" w:cs="AL-Mohanad Bold" w:hint="eastAsia"/>
+          <w:color w:val="000000" w:themeColor="text1"/>
+          <w:sz w:val="32"/>
+          <w:szCs w:val="32"/>
+          <w:rtl/>
+        </w:rPr>
+        <w:t>وبناء</w:t>
+      </w:r>
+      <w:r>
+        <w:rPr>
+          <w:rFonts w:asciiTheme="minorBidi" w:hAnsiTheme="minorBidi" w:cs="AL-Mohanad Bold"/>
+          <w:color w:val="000000" w:themeColor="text1"/>
+          <w:sz w:val="32"/>
+          <w:szCs w:val="32"/>
+          <w:rtl/>
+        </w:rPr>
+        <w:t xml:space="preserve"> </w:t>
+      </w:r>
+      <w:r>
+        <w:rPr>
+          <w:rFonts w:asciiTheme="minorBidi" w:hAnsiTheme="minorBidi" w:cs="AL-Mohanad Bold" w:hint="eastAsia"/>
+          <w:color w:val="000000" w:themeColor="text1"/>
+          <w:sz w:val="32"/>
+          <w:szCs w:val="32"/>
+          <w:rtl/>
+        </w:rPr>
+        <w:t>على</w:t>
+      </w:r>
+      <w:r>
+        <w:rPr>
+          <w:rFonts w:asciiTheme="minorBidi" w:hAnsiTheme="minorBidi" w:cs="AL-Mohanad Bold"/>
+          <w:color w:val="000000" w:themeColor="text1"/>
+          <w:sz w:val="32"/>
+          <w:szCs w:val="32"/>
+          <w:rtl/>
+        </w:rPr>
+        <w:t xml:space="preserve"> </w:t>
+      </w:r>
+      <w:r>
+        <w:rPr>
+          <w:rFonts w:asciiTheme="minorBidi" w:hAnsiTheme="minorBidi" w:cs="AL-Mohanad Bold" w:hint="eastAsia"/>
+          <w:color w:val="000000" w:themeColor="text1"/>
+          <w:sz w:val="32"/>
+          <w:szCs w:val="32"/>
+          <w:rtl/>
+        </w:rPr>
+        <w:t>توجيهات</w:t>
+      </w:r>
+      <w:r>
+        <w:rPr>
+          <w:rFonts w:asciiTheme="minorBidi" w:hAnsiTheme="minorBidi" w:cs="AL-Mohanad Bold"/>
+          <w:color w:val="000000" w:themeColor="text1"/>
+          <w:sz w:val="32"/>
+          <w:szCs w:val="32"/>
+          <w:rtl/>
+        </w:rPr>
+        <w:t xml:space="preserve"> </w:t>
+      </w:r>
+      <w:r>
+        <w:rPr>
+          <w:rFonts w:asciiTheme="minorBidi" w:hAnsiTheme="minorBidi" w:cs="AL-Mohanad Bold" w:hint="cs"/>
+          <w:color w:val="000000" w:themeColor="text1"/>
+          <w:sz w:val="32"/>
+          <w:szCs w:val="32"/>
+          <w:rtl/>
+        </w:rPr>
+        <w:t>()</w:t>
+      </w:r>
+      <w:r>
+        <w:rPr>
+          <w:rFonts w:asciiTheme="minorBidi" w:hAnsiTheme="minorBidi" w:cs="AL-Mohanad Bold" w:hint="eastAsia"/>
+          <w:color w:val="000000" w:themeColor="text1"/>
+          <w:sz w:val="32"/>
+          <w:szCs w:val="32"/>
+          <w:rtl/>
+        </w:rPr>
+        <w:t>،</w:t>
+      </w:r>
+      <w:r>
+        <w:rPr>
+          <w:rFonts w:asciiTheme="minorBidi" w:hAnsiTheme="minorBidi" w:cs="AL-Mohanad Bold"/>
+          <w:color w:val="000000" w:themeColor="text1"/>
+          <w:sz w:val="32"/>
+          <w:szCs w:val="32"/>
+          <w:rtl/>
+        </w:rPr>
+        <w:t xml:space="preserve"> </w:t>
+      </w:r>
+      <w:r>
+        <w:rPr>
+          <w:rFonts w:asciiTheme="minorBidi" w:hAnsiTheme="minorBidi" w:cs="AL-Mohanad Bold" w:hint="eastAsia"/>
+          <w:color w:val="000000" w:themeColor="text1"/>
+          <w:sz w:val="32"/>
+          <w:szCs w:val="32"/>
+          <w:rtl/>
+        </w:rPr>
+        <w:t>تم</w:t>
+      </w:r>
+      <w:r>
+        <w:rPr>
+          <w:rFonts w:asciiTheme="minorBidi" w:hAnsiTheme="minorBidi" w:cs="AL-Mohanad Bold"/>
+          <w:color w:val="000000" w:themeColor="text1"/>
+          <w:sz w:val="32"/>
+          <w:szCs w:val="32"/>
+          <w:rtl/>
+        </w:rPr>
+        <w:t xml:space="preserve"> </w:t>
+      </w:r>
+      <w:r>
+        <w:rPr>
+          <w:rFonts w:asciiTheme="minorBidi" w:hAnsiTheme="minorBidi" w:cs="AL-Mohanad Bold" w:hint="eastAsia"/>
+          <w:color w:val="000000" w:themeColor="text1"/>
+          <w:sz w:val="32"/>
+          <w:szCs w:val="32"/>
+          <w:rtl/>
+        </w:rPr>
+        <w:t>تسديد</w:t>
+      </w:r>
+      <w:r>
+        <w:rPr>
+          <w:rFonts w:asciiTheme="minorBidi" w:hAnsiTheme="minorBidi" w:cs="AL-Mohanad Bold"/>
+          <w:color w:val="000000" w:themeColor="text1"/>
+          <w:sz w:val="32"/>
+          <w:szCs w:val="32"/>
+          <w:rtl/>
+        </w:rPr>
+        <w:t xml:space="preserve"> </w:t>
+      </w:r>
+      <w:r>
+        <w:rPr>
+          <w:rFonts w:asciiTheme="minorBidi" w:hAnsiTheme="minorBidi" w:cs="AL-Mohanad Bold" w:hint="eastAsia"/>
+          <w:color w:val="000000" w:themeColor="text1"/>
+          <w:sz w:val="32"/>
+          <w:szCs w:val="32"/>
+          <w:rtl/>
+        </w:rPr>
+        <w:t>مغادرته</w:t>
+      </w:r>
+      <w:r>
+        <w:rPr>
+          <w:rFonts w:asciiTheme="minorBidi" w:hAnsiTheme="minorBidi" w:cs="AL-Mohanad Bold"/>
+          <w:color w:val="000000" w:themeColor="text1"/>
+          <w:sz w:val="32"/>
+          <w:szCs w:val="32"/>
+          <w:rtl/>
+        </w:rPr>
+        <w:t xml:space="preserve"> .</w:t>
+      </w:r>
+    </w:p>
+    <w:p>
+      <w:pPr>
+        <w:ind w:left="-908"/>
+        <w:rPr>
+          <w:rFonts w:asciiTheme="minorBidi" w:hAnsiTheme="minorBidi" w:cs="AL-Mohanad Bold"/>
+          <w:color w:val="000000" w:themeColor="text1"/>
+          <w:sz w:val="36"/>
+          <w:szCs w:val="36"/>
+          <w:rtl/>
+        </w:rPr>
+      </w:pPr>
+      <w:r>
+        <w:rPr>
+          <w:rFonts w:asciiTheme="minorBidi" w:hAnsiTheme="minorBidi" w:cs="AL-Mohanad Bold" w:hint="eastAsia"/>
+          <w:color w:val="000000" w:themeColor="text1"/>
+          <w:sz w:val="32"/>
+          <w:szCs w:val="32"/>
+          <w:rtl/>
+        </w:rPr>
+        <w:t>وتجدون</w:t>
+      </w:r>
+      <w:r>
+        <w:rPr>
+          <w:rFonts w:asciiTheme="minorBidi" w:hAnsiTheme="minorBidi" w:cs="AL-Mohanad Bold"/>
+          <w:color w:val="000000" w:themeColor="text1"/>
+          <w:sz w:val="32"/>
+          <w:szCs w:val="32"/>
+          <w:rtl/>
+        </w:rPr>
+        <w:t xml:space="preserve"> </w:t>
+      </w:r>
+      <w:r>
+        <w:rPr>
+          <w:rFonts w:asciiTheme="minorBidi" w:hAnsiTheme="minorBidi" w:cs="AL-Mohanad Bold" w:hint="eastAsia"/>
+          <w:color w:val="000000" w:themeColor="text1"/>
+          <w:sz w:val="32"/>
+          <w:szCs w:val="32"/>
+          <w:rtl/>
+        </w:rPr>
+        <w:t>بطيه</w:t>
+      </w:r>
+      <w:r>
+        <w:rPr>
+          <w:rFonts w:asciiTheme="minorBidi" w:hAnsiTheme="minorBidi" w:cs="AL-Mohanad Bold"/>
+          <w:color w:val="000000" w:themeColor="text1"/>
+          <w:sz w:val="32"/>
+          <w:szCs w:val="32"/>
+          <w:rtl/>
+        </w:rPr>
+        <w:t xml:space="preserve"> </w:t>
+      </w:r>
+      <w:r>
+        <w:rPr>
+          <w:rFonts w:asciiTheme="minorBidi" w:hAnsiTheme="minorBidi" w:cs="AL-Mohanad Bold" w:hint="eastAsia"/>
+          <w:color w:val="000000" w:themeColor="text1"/>
+          <w:sz w:val="32"/>
+          <w:szCs w:val="32"/>
+          <w:rtl/>
+        </w:rPr>
+        <w:t>صور</w:t>
+      </w:r>
+      <w:r>
+        <w:rPr>
+          <w:rFonts w:asciiTheme="minorBidi" w:hAnsiTheme="minorBidi" w:cs="AL-Mohanad Bold"/>
+          <w:color w:val="000000" w:themeColor="text1"/>
+          <w:sz w:val="32"/>
+          <w:szCs w:val="32"/>
+          <w:rtl/>
+        </w:rPr>
+        <w:t xml:space="preserve"> </w:t>
+      </w:r>
+      <w:r>
+        <w:rPr>
+          <w:rFonts w:asciiTheme="minorBidi" w:hAnsiTheme="minorBidi" w:cs="AL-Mohanad Bold" w:hint="eastAsia"/>
+          <w:color w:val="000000" w:themeColor="text1"/>
+          <w:sz w:val="32"/>
+          <w:szCs w:val="32"/>
+          <w:rtl/>
+        </w:rPr>
+        <w:t>جوازات</w:t>
+      </w:r>
+      <w:r>
+        <w:rPr>
+          <w:rFonts w:asciiTheme="minorBidi" w:hAnsiTheme="minorBidi" w:cs="AL-Mohanad Bold"/>
+          <w:color w:val="000000" w:themeColor="text1"/>
+          <w:sz w:val="32"/>
+          <w:szCs w:val="32"/>
+          <w:rtl/>
+        </w:rPr>
+        <w:t xml:space="preserve"> </w:t>
+      </w:r>
+      <w:r>
+        <w:rPr>
+          <w:rFonts w:asciiTheme="minorBidi" w:hAnsiTheme="minorBidi" w:cs="AL-Mohanad Bold" w:hint="eastAsia"/>
+          <w:color w:val="000000" w:themeColor="text1"/>
+          <w:sz w:val="32"/>
+          <w:szCs w:val="32"/>
+          <w:rtl/>
+        </w:rPr>
+        <w:t>سفرهم</w:t>
+      </w:r>
+      <w:r>
+        <w:rPr>
+          <w:rFonts w:asciiTheme="minorBidi" w:hAnsiTheme="minorBidi" w:cs="AL-Mohanad Bold"/>
+          <w:color w:val="000000" w:themeColor="text1"/>
+          <w:sz w:val="32"/>
+          <w:szCs w:val="32"/>
+          <w:rtl/>
+        </w:rPr>
+        <w:t xml:space="preserve"> + </w:t>
+      </w:r>
+      <w:r>
+        <w:rPr>
+          <w:rFonts w:asciiTheme="minorBidi" w:hAnsiTheme="minorBidi" w:cs="AL-Mohanad Bold" w:hint="eastAsia"/>
+          <w:color w:val="000000" w:themeColor="text1"/>
+          <w:sz w:val="32"/>
+          <w:szCs w:val="32"/>
+          <w:rtl/>
+        </w:rPr>
+        <w:t>شرائح</w:t>
+      </w:r>
+      <w:r>
+        <w:rPr>
+          <w:rFonts w:asciiTheme="minorBidi" w:hAnsiTheme="minorBidi" w:cs="AL-Mohanad Bold"/>
+          <w:color w:val="000000" w:themeColor="text1"/>
+          <w:sz w:val="32"/>
+          <w:szCs w:val="32"/>
+          <w:rtl/>
+        </w:rPr>
+        <w:t xml:space="preserve"> </w:t>
+      </w:r>
+      <w:r>
+        <w:rPr>
+          <w:rFonts w:asciiTheme="minorBidi" w:hAnsiTheme="minorBidi" w:cs="AL-Mohanad Bold" w:hint="eastAsia"/>
+          <w:color w:val="000000" w:themeColor="text1"/>
+          <w:sz w:val="32"/>
+          <w:szCs w:val="32"/>
+          <w:rtl/>
+        </w:rPr>
+        <w:t>من</w:t>
+      </w:r>
+      <w:r>
+        <w:rPr>
+          <w:rFonts w:asciiTheme="minorBidi" w:hAnsiTheme="minorBidi" w:cs="AL-Mohanad Bold"/>
+          <w:color w:val="000000" w:themeColor="text1"/>
+          <w:sz w:val="32"/>
+          <w:szCs w:val="32"/>
+          <w:rtl/>
+        </w:rPr>
+        <w:t xml:space="preserve"> </w:t>
+      </w:r>
+      <w:r>
+        <w:rPr>
+          <w:rFonts w:asciiTheme="minorBidi" w:hAnsiTheme="minorBidi" w:cs="AL-Mohanad Bold" w:hint="eastAsia"/>
+          <w:color w:val="000000" w:themeColor="text1"/>
+          <w:sz w:val="32"/>
+          <w:szCs w:val="32"/>
+          <w:rtl/>
+        </w:rPr>
+        <w:t>الحاسب</w:t>
+      </w:r>
+      <w:r>
+        <w:rPr>
+          <w:rFonts w:asciiTheme="minorBidi" w:hAnsiTheme="minorBidi" w:cs="AL-Mohanad Bold"/>
+          <w:color w:val="000000" w:themeColor="text1"/>
+          <w:sz w:val="32"/>
+          <w:szCs w:val="32"/>
+          <w:rtl/>
+        </w:rPr>
+        <w:t xml:space="preserve"> </w:t>
+      </w:r>
+      <w:proofErr w:type="gramStart"/>
+      <w:r>
+        <w:rPr>
+          <w:rFonts w:asciiTheme="minorBidi" w:hAnsiTheme="minorBidi" w:cs="AL-Mohanad Bold" w:hint="eastAsia"/>
+          <w:color w:val="000000" w:themeColor="text1"/>
+          <w:sz w:val="32"/>
+          <w:szCs w:val="32"/>
+          <w:rtl/>
+        </w:rPr>
+        <w:t>الألي</w:t>
+      </w:r>
+      <w:proofErr w:type="gramEnd"/>
+      <w:r>
+        <w:rPr>
+          <w:rFonts w:asciiTheme="minorBidi" w:hAnsiTheme="minorBidi" w:cs="AL-Mohanad Bold"/>
+          <w:color w:val="000000" w:themeColor="text1"/>
+          <w:sz w:val="32"/>
+          <w:szCs w:val="32"/>
+          <w:rtl/>
+        </w:rPr>
+        <w:t xml:space="preserve"> + </w:t>
+      </w:r>
+      <w:r>
+        <w:rPr>
+          <w:rFonts w:asciiTheme="minorBidi" w:hAnsiTheme="minorBidi" w:cs="AL-Mohanad Bold" w:hint="eastAsia"/>
+          <w:color w:val="000000" w:themeColor="text1"/>
+          <w:sz w:val="32"/>
+          <w:szCs w:val="32"/>
+          <w:rtl/>
+        </w:rPr>
+        <w:t>استعلام</w:t>
+      </w:r>
+      <w:r>
+        <w:rPr>
+          <w:rFonts w:asciiTheme="minorBidi" w:hAnsiTheme="minorBidi" w:cs="AL-Mohanad Bold"/>
+          <w:color w:val="000000" w:themeColor="text1"/>
+          <w:sz w:val="32"/>
+          <w:szCs w:val="32"/>
+          <w:rtl/>
+        </w:rPr>
+        <w:t xml:space="preserve"> </w:t>
+      </w:r>
+      <w:r>
+        <w:rPr>
+          <w:rFonts w:asciiTheme="minorBidi" w:hAnsiTheme="minorBidi" w:cs="AL-Mohanad Bold" w:hint="eastAsia"/>
+          <w:color w:val="000000" w:themeColor="text1"/>
+          <w:sz w:val="32"/>
+          <w:szCs w:val="32"/>
+          <w:rtl/>
+        </w:rPr>
+        <w:t>بصمات</w:t>
+      </w:r>
+      <w:r>
+        <w:rPr>
+          <w:rFonts w:asciiTheme="minorBidi" w:hAnsiTheme="minorBidi" w:cs="AL-Mohanad Bold"/>
+          <w:color w:val="000000" w:themeColor="text1"/>
+          <w:sz w:val="32"/>
+          <w:szCs w:val="32"/>
+          <w:rtl/>
+        </w:rPr>
+        <w:t xml:space="preserve"> </w:t>
+      </w:r>
+      <w:r>
+        <w:rPr>
+          <w:rFonts w:asciiTheme="minorBidi" w:hAnsiTheme="minorBidi" w:cs="AL-Mohanad Bold" w:hint="eastAsia"/>
+          <w:color w:val="000000" w:themeColor="text1"/>
+          <w:sz w:val="32"/>
+          <w:szCs w:val="32"/>
+          <w:rtl/>
+        </w:rPr>
+        <w:t>الطفل</w:t>
+      </w:r>
+    </w:p>
+    <w:p>
+      <w:pPr>
+        <w:rPr>
+          <w:rFonts w:asciiTheme="minorBidi" w:hAnsiTheme="minorBidi" w:cs="AL-Mateen"/>
+          <w:color w:val="000000" w:themeColor="text1"/>
+          <w:sz w:val="32"/>
+          <w:szCs w:val="32"/>
+          <w:rtl/>
+        </w:rPr>
+      </w:pPr>
+      <w:r>
+        <w:rPr>
+          <w:rFonts w:asciiTheme="minorBidi" w:hAnsiTheme="minorBidi" w:cs="AL-Mateen"/>
+          <w:color w:val="000000" w:themeColor="text1"/>
+          <w:sz w:val="36"/>
+          <w:szCs w:val="36"/>
+          <w:rtl/>
+        </w:rPr>
+        <w:t xml:space="preserve">  </w:t>
+      </w:r>
+      <w:r>
+        <w:rPr>
+          <w:rFonts w:asciiTheme="minorBidi" w:hAnsiTheme="minorBidi" w:cs="AL-Mateen"/>
+          <w:b/>
+          <w:bCs/>
+          <w:color w:val="000000" w:themeColor="text1"/>
+          <w:sz w:val="32"/>
+          <w:szCs w:val="32"/>
+          <w:rtl/>
+        </w:rPr>
+        <w:t xml:space="preserve">هذا ما لزم الرفع به لسعادتكم بأمل الاطلاع </w:t>
+      </w:r>
+      <w:proofErr w:type="gramStart"/>
+      <w:r>
+        <w:rPr>
+          <w:rFonts w:asciiTheme="minorBidi" w:hAnsiTheme="minorBidi" w:cs="AL-Mateen"/>
+          <w:b/>
+          <w:bCs/>
+          <w:color w:val="000000" w:themeColor="text1"/>
+          <w:sz w:val="32"/>
+          <w:szCs w:val="32"/>
+          <w:rtl/>
+        </w:rPr>
+        <w:t>والإحاطة ،</w:t>
+      </w:r>
+      <w:proofErr w:type="gramEnd"/>
+      <w:r>
+        <w:rPr>
+          <w:rFonts w:asciiTheme="minorBidi" w:hAnsiTheme="minorBidi" w:cs="AL-Mateen"/>
+          <w:b/>
+          <w:bCs/>
+          <w:color w:val="000000" w:themeColor="text1"/>
+          <w:sz w:val="32"/>
+          <w:szCs w:val="32"/>
+          <w:rtl/>
+        </w:rPr>
+        <w:t xml:space="preserve">،، والسلام عليكم </w:t>
+      </w:r>
+      <w:r>
+        <w:rPr>
+          <w:rFonts w:asciiTheme="minorBidi" w:hAnsiTheme="minorBidi" w:cs="AL-Mateen"/>
+          <w:color w:val="000000" w:themeColor="text1"/>
+          <w:sz w:val="32"/>
+          <w:szCs w:val="32"/>
+          <w:rtl/>
+        </w:rPr>
+        <w:t> </w:t>
+      </w:r>
+    </w:p>
+    <w:p>
+      <w:pPr>
         <w:rPr>
           <w:rFonts w:asciiTheme="minorBidi" w:hAnsiTheme="minorBidi"/>
           <w:b/>
@@ -284,14 +1893,449 @@
       <w:r>
         <w:rPr>
           <w:rFonts w:asciiTheme="minorBidi" w:hAnsiTheme="minorBidi"/>
-          <w:b/>
-          <w:bCs/>
+          <w:noProof/>
+          <w:color w:val="000000" w:themeColor="text1"/>
+          <w:sz w:val="32"/>
+          <w:szCs w:val="32"/>
+          <w:rtl/>
+        </w:rPr>
+        <mc:AlternateContent>
+          <mc:Choice Requires="wps">
+            <w:drawing>
+              <wp:anchor distT="45720" distB="45720" distL="114300" distR="114300" simplePos="0" relativeHeight="251659264" behindDoc="1" locked="0" layoutInCell="1" allowOverlap="1" wp14:anchorId="3AEC24E9" wp14:editId="2BD88CBE">
+                <wp:simplePos x="0" y="0"/>
+                <wp:positionH relativeFrom="column">
+                  <wp:posOffset>-752476</wp:posOffset>
+                </wp:positionH>
+                <wp:positionV relativeFrom="paragraph">
+                  <wp:posOffset>333375</wp:posOffset>
+                </wp:positionV>
+                <wp:extent cx="3267075" cy="1500505"/>
+                <wp:effectExtent l="0" t="0" r="0" b="4445"/>
+                <wp:wrapNone/>
+                <wp:docPr id="217" name="مربع نص 2"/>
+                <wp:cNvGraphicFramePr>
+                  <a:graphicFrameLocks xmlns:a="http://schemas.openxmlformats.org/drawingml/2006/main"/>
+                </wp:cNvGraphicFramePr>
+                <a:graphic xmlns:a="http://schemas.openxmlformats.org/drawingml/2006/main">
+                  <a:graphicData uri="http://schemas.microsoft.com/office/word/2010/wordprocessingShape">
+                    <wps:wsp>
+                      <wps:cNvSpPr txBox="1">
+                        <a:spLocks noChangeArrowheads="1"/>
+                      </wps:cNvSpPr>
+                      <wps:spPr bwMode="auto">
+                        <a:xfrm flipH="1">
+                          <a:off x="0" y="0"/>
+                          <a:ext cx="3267075" cy="1500505"/>
+                        </a:xfrm>
+                        <a:prstGeom prst="rect">
+                          <a:avLst/>
+                        </a:prstGeom>
+                        <a:noFill/>
+                        <a:ln>
+                          <a:noFill/>
+                        </a:ln>
+                      </wps:spPr>
+                      <wps:style>
+                        <a:lnRef idx="0">
+                          <a:scrgbClr r="0" g="0" b="0"/>
+                        </a:lnRef>
+                        <a:fillRef idx="0">
+                          <a:scrgbClr r="0" g="0" b="0"/>
+                        </a:fillRef>
+                        <a:effectRef idx="0">
+                          <a:scrgbClr r="0" g="0" b="0"/>
+                        </a:effectRef>
+                        <a:fontRef idx="minor">
+                          <a:schemeClr val="accent3"/>
+                        </a:fontRef>
+                      </wps:style>
+                      <wps:txbx>
+                        <w:txbxContent>
+                          <w:p>
+                            <w:pPr>
+                              <w:spacing w:after="0"/>
+                              <w:jc w:val="center"/>
+                              <w:rPr>
+                                <w:sz w:val="36"/>
+                                <w:szCs w:val="36"/>
+                                <w:rtl/>
+                              </w:rPr>
+                            </w:pPr>
+                            <w:r>
+                              <w:rPr>
+                                <w:rFonts w:asciiTheme="minorBidi" w:hAnsiTheme="minorBidi" w:cs="AL-Mateen"/>
+                                <w:b/>
+                                <w:bCs/>
+                                <w:color w:val="000000" w:themeColor="text1"/>
+                                <w:sz w:val="36"/>
+                                <w:szCs w:val="36"/>
+                                <w:rtl/>
+                              </w:rPr>
+                              <w:t xml:space="preserve">رئيس مناوبة </w:t>
+                            </w:r>
+                            <w:proofErr w:type="gramStart"/>
+                            <w:r>
+                              <w:rPr>
+                                <w:rFonts w:asciiTheme="minorBidi" w:hAnsiTheme="minorBidi" w:cs="AL-Mateen"/>
+                                <w:b/>
+                                <w:bCs/>
+                                <w:color w:val="000000" w:themeColor="text1"/>
+                                <w:sz w:val="36"/>
+                                <w:szCs w:val="36"/>
+                                <w:rtl/>
+                              </w:rPr>
+                              <w:t>(</w:t>
+                            </w:r>
+                            <w:r>
+                              <w:rPr>
+                                <w:rFonts w:asciiTheme="minorBidi" w:hAnsiTheme="minorBidi" w:cs="AL-Mateen" w:hint="cs"/>
+                                <w:b/>
+                                <w:bCs/>
+                                <w:color w:val="000000" w:themeColor="text1"/>
+                                <w:sz w:val="36"/>
+                                <w:szCs w:val="36"/>
+                                <w:rtl/>
+                              </w:rPr>
+                              <w:t xml:space="preserve"> </w:t>
+                            </w:r>
+                            <w:bookmarkStart w:id="0" w:name="Shift1"/>
+                            <w:bookmarkEnd w:id="0"/>
+                            <w:r>
+                              <w:rPr>
+                                <w:rFonts w:asciiTheme="minorBidi" w:hAnsiTheme="minorBidi" w:cs="AL-Mateen" w:hint="cs"/>
+                                <w:b/>
+                                <w:bCs/>
+                                <w:color w:val="000000" w:themeColor="text1"/>
+                                <w:sz w:val="36"/>
+                                <w:szCs w:val="36"/>
+                                <w:rtl/>
+                              </w:rPr>
+                              <w:t xml:space="preserve"> </w:t>
+                            </w:r>
+                            <w:r>
+                              <w:rPr>
+                                <w:rFonts w:asciiTheme="minorBidi" w:hAnsiTheme="minorBidi" w:cs="AL-Mateen"/>
+                                <w:b/>
+                                <w:bCs/>
+                                <w:color w:val="000000" w:themeColor="text1"/>
+                                <w:sz w:val="36"/>
+                                <w:szCs w:val="36"/>
+                                <w:rtl/>
+                              </w:rPr>
+                              <w:t>)</w:t>
+                            </w:r>
+                            <w:proofErr w:type="gramEnd"/>
+                            <w:r>
+                              <w:rPr>
+                                <w:rFonts w:asciiTheme="minorBidi" w:hAnsiTheme="minorBidi" w:cs="AL-Mateen"/>
+                                <w:b/>
+                                <w:bCs/>
+                                <w:color w:val="000000" w:themeColor="text1"/>
+                                <w:sz w:val="36"/>
+                                <w:szCs w:val="36"/>
+                                <w:rtl/>
+                              </w:rPr>
+                              <w:t xml:space="preserve"> مغادرة (</w:t>
+                            </w:r>
+                            <w:r>
+                              <w:rPr>
+                                <w:rFonts w:asciiTheme="minorBidi" w:hAnsiTheme="minorBidi" w:cs="AL-Mateen" w:hint="cs"/>
+                                <w:b/>
+                                <w:bCs/>
+                                <w:color w:val="000000" w:themeColor="text1"/>
+                                <w:sz w:val="36"/>
+                                <w:szCs w:val="36"/>
+                                <w:rtl/>
+                              </w:rPr>
+                              <w:t xml:space="preserve"> </w:t>
+                            </w:r>
+                            <w:bookmarkStart w:id="1" w:name="HallNumber1"/>
+                            <w:bookmarkEnd w:id="1"/>
+                            <w:r>
+                              <w:rPr>
+                                <w:rFonts w:asciiTheme="minorBidi" w:hAnsiTheme="minorBidi" w:cs="AL-Mateen"/>
+                                <w:b/>
+                                <w:bCs/>
+                                <w:color w:val="000000" w:themeColor="text1"/>
+                                <w:sz w:val="36"/>
+                                <w:szCs w:val="36"/>
+                                <w:rtl/>
+                              </w:rPr>
+                              <w:t xml:space="preserve"> )</w:t>
+                            </w:r>
+                          </w:p>
+                          <w:p>
+                            <w:pPr>
+                              <w:spacing w:after="0"/>
+                              <w:rPr>
+                                <w:sz w:val="36"/>
+                                <w:szCs w:val="36"/>
+                                <w:rtl/>
+                              </w:rPr>
+                            </w:pPr>
+                            <w:bookmarkStart w:id="2" w:name="Rank1"/>
+                            <w:r>
+                              <w:rPr>
+                                <w:rFonts w:asciiTheme="minorBidi" w:hAnsiTheme="minorBidi" w:cs="AL-Mateen" w:hint="cs"/>
+                                <w:b/>
+                                <w:bCs/>
+                                <w:color w:val="000000" w:themeColor="text1"/>
+                                <w:sz w:val="36"/>
+                                <w:szCs w:val="36"/>
+                                <w:rtl/>
+                              </w:rPr>
+                              <w:t>........</w:t>
+                            </w:r>
+                            <w:bookmarkEnd w:id="2"/>
+                            <w:r>
+                              <w:rPr>
+                                <w:rFonts w:cs="AL-Mateen" w:hint="cs"/>
+                                <w:b/>
+                                <w:bCs/>
+                                <w:sz w:val="36"/>
+                                <w:szCs w:val="36"/>
+                                <w:rtl/>
+                              </w:rPr>
+                              <w:t>/</w:t>
+                            </w:r>
+                          </w:p>
+                          <w:p>
+                            <w:pPr>
+                              <w:jc w:val="center"/>
+                              <w:rPr>
+                                <w:sz w:val="36"/>
+                                <w:szCs w:val="36"/>
+                              </w:rPr>
+                            </w:pPr>
+                            <w:bookmarkStart w:id="3" w:name="OfficerName1"/>
+                            <w:r>
+                              <w:rPr>
+                                <w:rFonts w:asciiTheme="minorBidi" w:hAnsiTheme="minorBidi" w:cs="AL-Mateen" w:hint="cs"/>
+                                <w:b/>
+                                <w:bCs/>
+                                <w:color w:val="000000" w:themeColor="text1"/>
+                                <w:sz w:val="36"/>
+                                <w:szCs w:val="36"/>
+                                <w:rtl/>
+                              </w:rPr>
+                              <w:t>......................</w:t>
+                            </w:r>
+                            <w:bookmarkEnd w:id="3"/>
+                          </w:p>
+                        </w:txbxContent>
+                      </wps:txbx>
+                      <wps:bodyPr rot="0" vert="horz" wrap="square" lIns="91440" tIns="45720" rIns="91440" bIns="45720" anchor="t" anchorCtr="0">
+                        <a:noAutofit/>
+                      </wps:bodyPr>
+                    </wps:wsp>
+                  </a:graphicData>
+                </a:graphic>
+                <wp14:sizeRelH relativeFrom="margin">
+                  <wp14:pctWidth>0</wp14:pctWidth>
+                </wp14:sizeRelH>
+                <wp14:sizeRelV relativeFrom="margin">
+                  <wp14:pctHeight>0</wp14:pctHeight>
+                </wp14:sizeRelV>
+              </wp:anchor>
+            </w:drawing>
+          </mc:Choice>
+          <mc:Fallback>
+            <w:pict>
+              <v:shapetype w14:anchorId="3AEC24E9" id="_x0000_t202" coordsize="21600,21600" o:spt="202" path="m,l,21600r21600,l21600,xe">
+                <v:stroke joinstyle="miter"/>
+                <v:path gradientshapeok="t" o:connecttype="rect"/>
+              </v:shapetype>
+              <v:shape id="مربع نص 2" o:spid="_x0000_s1026" type="#_x0000_t202" style="position:absolute;left:0;text-align:left;margin-left:-59.25pt;margin-top:26.25pt;width:257.25pt;height:118.15pt;flip:x;z-index:-251657216;visibility:visible;mso-wrap-style:square;mso-width-percent:0;mso-height-percent:0;mso-wrap-distance-left:9pt;mso-wrap-distance-top:3.6pt;mso-wrap-distance-right:9pt;mso-wrap-distance-bottom:3.6pt;mso-position-horizontal:absolute;mso-position-horizontal-relative:text;mso-position-vertical:absolute;mso-position-vertical-relative:text;mso-width-percent:0;mso-height-percent:0;mso-width-relative:margin;mso-height-relative:margin;v-text-anchor:top" o:gfxdata="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" filled="f" stroked="f">
+                <v:textbox>
+                  <w:txbxContent>
+                    <w:p>
+                      <w:pPr>
+                        <w:spacing w:after="0"/>
+                        <w:jc w:val="center"/>
+                        <w:rPr>
+                          <w:sz w:val="36"/>
+                          <w:szCs w:val="36"/>
+                          <w:rtl/>
+                        </w:rPr>
+                      </w:pPr>
+                      <w:r>
+                        <w:rPr>
+                          <w:rFonts w:asciiTheme="minorBidi" w:hAnsiTheme="minorBidi" w:cs="AL-Mateen"/>
+                          <w:b/>
+                          <w:bCs/>
+                          <w:color w:val="000000" w:themeColor="text1"/>
+                          <w:sz w:val="36"/>
+                          <w:szCs w:val="36"/>
+                          <w:rtl/>
+                        </w:rPr>
+                        <w:t xml:space="preserve">رئيس مناوبة </w:t>
+                      </w:r>
+                      <w:proofErr w:type="gramStart"/>
+                      <w:r>
+                        <w:rPr>
+                          <w:rFonts w:asciiTheme="minorBidi" w:hAnsiTheme="minorBidi" w:cs="AL-Mateen"/>
+                          <w:b/>
+                          <w:bCs/>
+                          <w:color w:val="000000" w:themeColor="text1"/>
+                          <w:sz w:val="36"/>
+                          <w:szCs w:val="36"/>
+                          <w:rtl/>
+                        </w:rPr>
+                        <w:t>(</w:t>
+                      </w:r>
+                      <w:r>
+                        <w:rPr>
+                          <w:rFonts w:asciiTheme="minorBidi" w:hAnsiTheme="minorBidi" w:cs="AL-Mateen" w:hint="cs"/>
+                          <w:b/>
+                          <w:bCs/>
+                          <w:color w:val="000000" w:themeColor="text1"/>
+                          <w:sz w:val="36"/>
+                          <w:szCs w:val="36"/>
+                          <w:rtl/>
+                        </w:rPr>
+                        <w:t xml:space="preserve"> </w:t>
+                      </w:r>
+                      <w:bookmarkStart w:id="4" w:name="Shift1"/>
+                      <w:bookmarkEnd w:id="4"/>
+                      <w:r>
+                        <w:rPr>
+                          <w:rFonts w:asciiTheme="minorBidi" w:hAnsiTheme="minorBidi" w:cs="AL-Mateen" w:hint="cs"/>
+                          <w:b/>
+                          <w:bCs/>
+                          <w:color w:val="000000" w:themeColor="text1"/>
+                          <w:sz w:val="36"/>
+                          <w:szCs w:val="36"/>
+                          <w:rtl/>
+                        </w:rPr>
+                        <w:t xml:space="preserve"> </w:t>
+                      </w:r>
+                      <w:r>
+                        <w:rPr>
+                          <w:rFonts w:asciiTheme="minorBidi" w:hAnsiTheme="minorBidi" w:cs="AL-Mateen"/>
+                          <w:b/>
+                          <w:bCs/>
+                          <w:color w:val="000000" w:themeColor="text1"/>
+                          <w:sz w:val="36"/>
+                          <w:szCs w:val="36"/>
+                          <w:rtl/>
+                        </w:rPr>
+                        <w:t>)</w:t>
+                      </w:r>
+                      <w:proofErr w:type="gramEnd"/>
+                      <w:r>
+                        <w:rPr>
+                          <w:rFonts w:asciiTheme="minorBidi" w:hAnsiTheme="minorBidi" w:cs="AL-Mateen"/>
+                          <w:b/>
+                          <w:bCs/>
+                          <w:color w:val="000000" w:themeColor="text1"/>
+                          <w:sz w:val="36"/>
+                          <w:szCs w:val="36"/>
+                          <w:rtl/>
+                        </w:rPr>
+                        <w:t xml:space="preserve"> مغادرة (</w:t>
+                      </w:r>
+                      <w:r>
+                        <w:rPr>
+                          <w:rFonts w:asciiTheme="minorBidi" w:hAnsiTheme="minorBidi" w:cs="AL-Mateen" w:hint="cs"/>
+                          <w:b/>
+                          <w:bCs/>
+                          <w:color w:val="000000" w:themeColor="text1"/>
+                          <w:sz w:val="36"/>
+                          <w:szCs w:val="36"/>
+                          <w:rtl/>
+                        </w:rPr>
+                        <w:t xml:space="preserve"> </w:t>
+                      </w:r>
+                      <w:bookmarkStart w:id="5" w:name="HallNumber1"/>
+                      <w:bookmarkEnd w:id="5"/>
+                      <w:r>
+                        <w:rPr>
+                          <w:rFonts w:asciiTheme="minorBidi" w:hAnsiTheme="minorBidi" w:cs="AL-Mateen"/>
+                          <w:b/>
+                          <w:bCs/>
+                          <w:color w:val="000000" w:themeColor="text1"/>
+                          <w:sz w:val="36"/>
+                          <w:szCs w:val="36"/>
+                          <w:rtl/>
+                        </w:rPr>
+                        <w:t xml:space="preserve"> )</w:t>
+                      </w:r>
+                    </w:p>
+                    <w:p>
+                      <w:pPr>
+                        <w:spacing w:after="0"/>
+                        <w:rPr>
+                          <w:sz w:val="36"/>
+                          <w:szCs w:val="36"/>
+                          <w:rtl/>
+                        </w:rPr>
+                      </w:pPr>
+                      <w:bookmarkStart w:id="6" w:name="Rank1"/>
+                      <w:r>
+                        <w:rPr>
+                          <w:rFonts w:asciiTheme="minorBidi" w:hAnsiTheme="minorBidi" w:cs="AL-Mateen" w:hint="cs"/>
+                          <w:b/>
+                          <w:bCs/>
+                          <w:color w:val="000000" w:themeColor="text1"/>
+                          <w:sz w:val="36"/>
+                          <w:szCs w:val="36"/>
+                          <w:rtl/>
+                        </w:rPr>
+                        <w:t>........</w:t>
+                      </w:r>
+                      <w:bookmarkEnd w:id="6"/>
+                      <w:r>
+                        <w:rPr>
+                          <w:rFonts w:cs="AL-Mateen" w:hint="cs"/>
+                          <w:b/>
+                          <w:bCs/>
+                          <w:sz w:val="36"/>
+                          <w:szCs w:val="36"/>
+                          <w:rtl/>
+                        </w:rPr>
+                        <w:t>/</w:t>
+                      </w:r>
+                    </w:p>
+                    <w:p>
+                      <w:pPr>
+                        <w:jc w:val="center"/>
+                        <w:rPr>
+                          <w:sz w:val="36"/>
+                          <w:szCs w:val="36"/>
+                        </w:rPr>
+                      </w:pPr>
+                      <w:bookmarkStart w:id="7" w:name="OfficerName1"/>
+                      <w:r>
+                        <w:rPr>
+                          <w:rFonts w:asciiTheme="minorBidi" w:hAnsiTheme="minorBidi" w:cs="AL-Mateen" w:hint="cs"/>
+                          <w:b/>
+                          <w:bCs/>
+                          <w:color w:val="000000" w:themeColor="text1"/>
+                          <w:sz w:val="36"/>
+                          <w:szCs w:val="36"/>
+                          <w:rtl/>
+                        </w:rPr>
+                        <w:t>......................</w:t>
+                      </w:r>
+                      <w:bookmarkEnd w:id="7"/>
+                    </w:p>
+                  </w:txbxContent>
+                </v:textbox>
+              </v:shape>
+            </w:pict>
+          </mc:Fallback>
+        </mc:AlternateContent>
+      </w:r>
+      <w:r>
+        <w:rPr>
+          <w:rFonts w:asciiTheme="minorBidi" w:hAnsiTheme="minorBidi"/>
           <w:color w:val="000000" w:themeColor="text1"/>
           <w:sz w:val="36"/>
           <w:szCs w:val="36"/>
           <w:rtl/>
         </w:rPr>
-        <w:t xml:space="preserve">سعادة مدير جوازات مطار الملك خالد الدولي                     الموقر                    </w:t>
+        <w:t xml:space="preserve">                                                    </w:t>
       </w:r>
     </w:p>
     <w:p>
@@ -301,1914 +2345,41 @@
           <w:b/>
           <w:bCs/>
           <w:color w:val="000000" w:themeColor="text1"/>
-          <w:sz w:val="36"/>
-          <w:szCs w:val="36"/>
+          <w:sz w:val="32"/>
+          <w:szCs w:val="32"/>
           <w:rtl/>
         </w:rPr>
       </w:pPr>
       <w:r>
         <w:rPr>
           <w:rFonts w:asciiTheme="minorBidi" w:hAnsiTheme="minorBidi"/>
-          <w:b/>
-          <w:bCs/>
-          <w:color w:val="000000" w:themeColor="text1"/>
-          <w:sz w:val="32"/>
-          <w:szCs w:val="32"/>
-          <w:rtl/>
-        </w:rPr>
-        <w:t>   </w:t>
+          <w:color w:val="000000" w:themeColor="text1"/>
+          <w:sz w:val="32"/>
+          <w:szCs w:val="32"/>
+          <w:rtl/>
+        </w:rPr>
+        <w:t xml:space="preserve">                                               </w:t>
+      </w:r>
+      <w:r>
+        <w:rPr>
+          <w:rFonts w:asciiTheme="minorBidi" w:hAnsiTheme="minorBidi" w:hint="cs"/>
+          <w:color w:val="000000" w:themeColor="text1"/>
+          <w:sz w:val="32"/>
+          <w:szCs w:val="32"/>
+          <w:rtl/>
+        </w:rPr>
+        <w:t xml:space="preserve">       </w:t>
       </w:r>
       <w:r>
         <w:rPr>
           <w:rFonts w:asciiTheme="minorBidi" w:hAnsiTheme="minorBidi"/>
-          <w:b/>
-          <w:bCs/>
-          <w:color w:val="000000" w:themeColor="text1"/>
-          <w:sz w:val="36"/>
-          <w:szCs w:val="36"/>
-          <w:rtl/>
-        </w:rPr>
-        <w:t xml:space="preserve">السلام عليكم ورحمة الله </w:t>
-      </w:r>
-      <w:proofErr w:type="gramStart"/>
-      <w:r>
-        <w:rPr>
-          <w:rFonts w:asciiTheme="minorBidi" w:hAnsiTheme="minorBidi"/>
-          <w:b/>
-          <w:bCs/>
-          <w:color w:val="000000" w:themeColor="text1"/>
-          <w:sz w:val="36"/>
-          <w:szCs w:val="36"/>
-          <w:rtl/>
-        </w:rPr>
-        <w:t>وبركاته،،،</w:t>
-      </w:r>
-      <w:proofErr w:type="gramEnd"/>
-      <w:r>
-        <w:rPr>
-          <w:rFonts w:asciiTheme="minorBidi" w:hAnsiTheme="minorBidi"/>
-          <w:b/>
-          <w:bCs/>
-          <w:color w:val="000000" w:themeColor="text1"/>
-          <w:sz w:val="36"/>
-          <w:szCs w:val="36"/>
-          <w:rtl/>
-        </w:rPr>
-        <w:t>وبعد:</w:t>
-      </w:r>
-    </w:p>
-    <w:p>
-      <w:pPr>
-        <w:rPr>
-          <w:rFonts w:asciiTheme="minorBidi" w:hAnsiTheme="minorBidi" w:cs="Arial"/>
-          <w:color w:val="000000" w:themeColor="text1"/>
-          <w:sz w:val="32"/>
-          <w:szCs w:val="32"/>
-          <w:rtl/>
-        </w:rPr>
-      </w:pPr>
-      <w:r>
-        <w:rPr>
-          <w:rFonts w:asciiTheme="minorBidi" w:hAnsiTheme="minorBidi" w:cs="Arial" w:hint="eastAsia"/>
-          <w:color w:val="000000" w:themeColor="text1"/>
-          <w:sz w:val="32"/>
-          <w:szCs w:val="32"/>
-          <w:rtl/>
-        </w:rPr>
-        <w:t>نفيد</w:t>
-      </w:r>
-      <w:r>
-        <w:rPr>
-          <w:rFonts w:asciiTheme="minorBidi" w:hAnsiTheme="minorBidi" w:cs="Arial"/>
-          <w:color w:val="000000" w:themeColor="text1"/>
-          <w:sz w:val="32"/>
-          <w:szCs w:val="32"/>
-          <w:rtl/>
-        </w:rPr>
-        <w:t xml:space="preserve"> </w:t>
-      </w:r>
-      <w:r>
-        <w:rPr>
-          <w:rFonts w:asciiTheme="minorBidi" w:hAnsiTheme="minorBidi" w:cs="Arial" w:hint="eastAsia"/>
-          <w:color w:val="000000" w:themeColor="text1"/>
-          <w:sz w:val="32"/>
-          <w:szCs w:val="32"/>
-          <w:rtl/>
-        </w:rPr>
-        <w:t>سعادتكم</w:t>
-      </w:r>
-      <w:r>
-        <w:rPr>
-          <w:rFonts w:asciiTheme="minorBidi" w:hAnsiTheme="minorBidi" w:cs="Arial"/>
-          <w:color w:val="000000" w:themeColor="text1"/>
-          <w:sz w:val="32"/>
-          <w:szCs w:val="32"/>
-          <w:rtl/>
-        </w:rPr>
-        <w:t xml:space="preserve"> </w:t>
-      </w:r>
-      <w:r>
-        <w:rPr>
-          <w:rFonts w:asciiTheme="minorBidi" w:hAnsiTheme="minorBidi" w:cs="Arial" w:hint="eastAsia"/>
-          <w:color w:val="000000" w:themeColor="text1"/>
-          <w:sz w:val="32"/>
-          <w:szCs w:val="32"/>
-          <w:rtl/>
-        </w:rPr>
-        <w:t>انه</w:t>
-      </w:r>
-      <w:r>
-        <w:rPr>
-          <w:rFonts w:asciiTheme="minorBidi" w:hAnsiTheme="minorBidi" w:cs="Arial"/>
-          <w:color w:val="000000" w:themeColor="text1"/>
-          <w:sz w:val="32"/>
-          <w:szCs w:val="32"/>
-          <w:rtl/>
-        </w:rPr>
-        <w:t xml:space="preserve"> </w:t>
-      </w:r>
-      <w:r>
-        <w:rPr>
-          <w:rFonts w:asciiTheme="minorBidi" w:hAnsiTheme="minorBidi" w:cs="Arial" w:hint="eastAsia"/>
-          <w:color w:val="000000" w:themeColor="text1"/>
-          <w:sz w:val="32"/>
-          <w:szCs w:val="32"/>
-          <w:rtl/>
-        </w:rPr>
-        <w:t>اثناء</w:t>
-      </w:r>
-      <w:r>
-        <w:rPr>
-          <w:rFonts w:asciiTheme="minorBidi" w:hAnsiTheme="minorBidi" w:cs="Arial"/>
-          <w:color w:val="000000" w:themeColor="text1"/>
-          <w:sz w:val="32"/>
-          <w:szCs w:val="32"/>
-          <w:rtl/>
-        </w:rPr>
-        <w:t xml:space="preserve"> </w:t>
-      </w:r>
-      <w:r>
-        <w:rPr>
-          <w:rFonts w:asciiTheme="minorBidi" w:hAnsiTheme="minorBidi" w:cs="Arial" w:hint="eastAsia"/>
-          <w:color w:val="000000" w:themeColor="text1"/>
-          <w:sz w:val="32"/>
-          <w:szCs w:val="32"/>
-          <w:rtl/>
-        </w:rPr>
-        <w:t>استلامنا</w:t>
-      </w:r>
-      <w:r>
-        <w:rPr>
-          <w:rFonts w:asciiTheme="minorBidi" w:hAnsiTheme="minorBidi" w:cs="Arial"/>
-          <w:color w:val="000000" w:themeColor="text1"/>
-          <w:sz w:val="32"/>
-          <w:szCs w:val="32"/>
-          <w:rtl/>
-        </w:rPr>
-        <w:t xml:space="preserve"> </w:t>
-      </w:r>
-      <w:r>
-        <w:rPr>
-          <w:rFonts w:asciiTheme="minorBidi" w:hAnsiTheme="minorBidi" w:cs="Arial" w:hint="eastAsia"/>
-          <w:color w:val="000000" w:themeColor="text1"/>
-          <w:sz w:val="32"/>
-          <w:szCs w:val="32"/>
-          <w:rtl/>
-        </w:rPr>
-        <w:t>لهذا</w:t>
-      </w:r>
-      <w:r>
-        <w:rPr>
-          <w:rFonts w:asciiTheme="minorBidi" w:hAnsiTheme="minorBidi" w:cs="Arial"/>
-          <w:color w:val="000000" w:themeColor="text1"/>
-          <w:sz w:val="32"/>
-          <w:szCs w:val="32"/>
-          <w:rtl/>
-        </w:rPr>
-        <w:t xml:space="preserve"> </w:t>
-      </w:r>
-      <w:r>
-        <w:rPr>
-          <w:rFonts w:asciiTheme="minorBidi" w:hAnsiTheme="minorBidi" w:cs="Arial" w:hint="eastAsia"/>
-          <w:color w:val="000000" w:themeColor="text1"/>
-          <w:sz w:val="32"/>
-          <w:szCs w:val="32"/>
-          <w:rtl/>
-        </w:rPr>
-        <w:t>اليوم</w:t>
-      </w:r>
-      <w:r>
-        <w:rPr>
-          <w:rFonts w:asciiTheme="minorBidi" w:hAnsiTheme="minorBidi" w:cs="Arial"/>
-          <w:color w:val="000000" w:themeColor="text1"/>
-          <w:sz w:val="32"/>
-          <w:szCs w:val="32"/>
-          <w:rtl/>
-        </w:rPr>
-        <w:t xml:space="preserve"> </w:t>
-      </w:r>
-      <w:proofErr w:type="gramStart"/>
-      <w:r>
-        <w:rPr>
-          <w:rFonts w:asciiTheme="minorBidi" w:hAnsiTheme="minorBidi" w:cs="Arial" w:hint="cs"/>
-          <w:color w:val="000000" w:themeColor="text1"/>
-          <w:sz w:val="32"/>
-          <w:szCs w:val="32"/>
-          <w:rtl/>
-        </w:rPr>
-        <w:t>( )</w:t>
-      </w:r>
-      <w:proofErr w:type="gramEnd"/>
-      <w:r>
-        <w:rPr>
-          <w:rFonts w:asciiTheme="minorBidi" w:hAnsiTheme="minorBidi" w:cs="Arial" w:hint="cs"/>
-          <w:color w:val="000000" w:themeColor="text1"/>
-          <w:sz w:val="32"/>
-          <w:szCs w:val="32"/>
-          <w:rtl/>
-        </w:rPr>
-        <w:t xml:space="preserve"> </w:t>
-      </w:r>
-      <w:r>
-        <w:rPr>
-          <w:rFonts w:asciiTheme="minorBidi" w:hAnsiTheme="minorBidi" w:cs="Arial"/>
-          <w:color w:val="000000" w:themeColor="text1"/>
-          <w:sz w:val="32"/>
-          <w:szCs w:val="32"/>
-          <w:rtl/>
-        </w:rPr>
-        <w:t xml:space="preserve"> </w:t>
-      </w:r>
-      <w:r>
-        <w:rPr>
-          <w:rFonts w:asciiTheme="minorBidi" w:hAnsiTheme="minorBidi" w:cs="Arial" w:hint="eastAsia"/>
-          <w:color w:val="000000" w:themeColor="text1"/>
-          <w:sz w:val="32"/>
-          <w:szCs w:val="32"/>
-          <w:rtl/>
-        </w:rPr>
-        <w:t>الموافق</w:t>
-      </w:r>
-      <w:r>
-        <w:rPr>
-          <w:rFonts w:asciiTheme="minorBidi" w:hAnsiTheme="minorBidi" w:cs="Arial"/>
-          <w:color w:val="000000" w:themeColor="text1"/>
-          <w:sz w:val="32"/>
-          <w:szCs w:val="32"/>
-          <w:rtl/>
-        </w:rPr>
-        <w:t xml:space="preserve"> </w:t>
-      </w:r>
-      <w:r>
-        <w:rPr>
-          <w:rFonts w:asciiTheme="minorBidi" w:hAnsiTheme="minorBidi" w:cs="Arial" w:hint="cs"/>
-          <w:color w:val="000000" w:themeColor="text1"/>
-          <w:sz w:val="32"/>
-          <w:szCs w:val="32"/>
-          <w:rtl/>
-        </w:rPr>
-        <w:t xml:space="preserve"> </w:t>
-      </w:r>
-      <w:r>
-        <w:rPr>
-          <w:rFonts w:asciiTheme="minorBidi" w:hAnsiTheme="minorBidi" w:cs="Arial"/>
-          <w:color w:val="000000" w:themeColor="text1"/>
-          <w:sz w:val="32"/>
-          <w:szCs w:val="32"/>
-          <w:rtl/>
-        </w:rPr>
-        <w:t>/</w:t>
-      </w:r>
-      <w:r>
-        <w:rPr>
-          <w:rFonts w:asciiTheme="minorBidi" w:hAnsiTheme="minorBidi" w:cs="Arial" w:hint="cs"/>
-          <w:color w:val="000000" w:themeColor="text1"/>
-          <w:sz w:val="32"/>
-          <w:szCs w:val="32"/>
-          <w:rtl/>
-        </w:rPr>
-        <w:t xml:space="preserve">   </w:t>
-      </w:r>
-      <w:r>
-        <w:rPr>
-          <w:rFonts w:asciiTheme="minorBidi" w:hAnsiTheme="minorBidi" w:cs="Arial"/>
-          <w:color w:val="000000" w:themeColor="text1"/>
-          <w:sz w:val="32"/>
-          <w:szCs w:val="32"/>
-          <w:rtl/>
-        </w:rPr>
-        <w:t>/</w:t>
-      </w:r>
-      <w:r>
-        <w:rPr>
-          <w:rFonts w:asciiTheme="minorBidi" w:hAnsiTheme="minorBidi" w:cs="Arial" w:hint="cs"/>
-          <w:color w:val="000000" w:themeColor="text1"/>
-          <w:sz w:val="32"/>
-          <w:szCs w:val="32"/>
-          <w:rtl/>
-        </w:rPr>
-        <w:t>١٤٤٦هـ</w:t>
-      </w:r>
-      <w:r>
-        <w:rPr>
-          <w:rFonts w:asciiTheme="minorBidi" w:hAnsiTheme="minorBidi" w:cs="Arial"/>
-          <w:color w:val="000000" w:themeColor="text1"/>
-          <w:sz w:val="32"/>
-          <w:szCs w:val="32"/>
-          <w:rtl/>
-        </w:rPr>
-        <w:t xml:space="preserve"> </w:t>
-      </w:r>
-      <w:r>
-        <w:rPr>
-          <w:rFonts w:asciiTheme="minorBidi" w:hAnsiTheme="minorBidi" w:cs="Arial" w:hint="eastAsia"/>
-          <w:color w:val="000000" w:themeColor="text1"/>
-          <w:sz w:val="32"/>
-          <w:szCs w:val="32"/>
-          <w:rtl/>
-        </w:rPr>
-        <w:t>راجعنا</w:t>
-      </w:r>
-      <w:r>
-        <w:rPr>
-          <w:rFonts w:asciiTheme="minorBidi" w:hAnsiTheme="minorBidi" w:cs="Arial"/>
-          <w:color w:val="000000" w:themeColor="text1"/>
-          <w:sz w:val="32"/>
-          <w:szCs w:val="32"/>
-          <w:rtl/>
-        </w:rPr>
-        <w:t xml:space="preserve"> </w:t>
-      </w:r>
-      <w:r>
-        <w:rPr>
-          <w:rFonts w:asciiTheme="minorBidi" w:hAnsiTheme="minorBidi" w:cs="Arial" w:hint="eastAsia"/>
-          <w:color w:val="000000" w:themeColor="text1"/>
-          <w:sz w:val="32"/>
-          <w:szCs w:val="32"/>
-          <w:rtl/>
-        </w:rPr>
-        <w:t>الطفل</w:t>
-      </w:r>
-      <w:r>
-        <w:rPr>
-          <w:rFonts w:asciiTheme="minorBidi" w:hAnsiTheme="minorBidi" w:cs="Arial"/>
-          <w:color w:val="000000" w:themeColor="text1"/>
-          <w:sz w:val="32"/>
-          <w:szCs w:val="32"/>
-          <w:rtl/>
-        </w:rPr>
-        <w:t xml:space="preserve"> </w:t>
-      </w:r>
-      <w:r>
-        <w:rPr>
-          <w:rFonts w:asciiTheme="minorBidi" w:hAnsiTheme="minorBidi" w:cs="Arial" w:hint="eastAsia"/>
-          <w:color w:val="000000" w:themeColor="text1"/>
-          <w:sz w:val="32"/>
-          <w:szCs w:val="32"/>
-          <w:rtl/>
-        </w:rPr>
-        <w:t>الموضح</w:t>
-      </w:r>
-      <w:r>
-        <w:rPr>
-          <w:rFonts w:asciiTheme="minorBidi" w:hAnsiTheme="minorBidi" w:cs="Arial"/>
-          <w:color w:val="000000" w:themeColor="text1"/>
-          <w:sz w:val="32"/>
-          <w:szCs w:val="32"/>
-          <w:rtl/>
-        </w:rPr>
-        <w:t xml:space="preserve"> </w:t>
-      </w:r>
-      <w:r>
-        <w:rPr>
-          <w:rFonts w:asciiTheme="minorBidi" w:hAnsiTheme="minorBidi" w:cs="Arial" w:hint="eastAsia"/>
-          <w:color w:val="000000" w:themeColor="text1"/>
-          <w:sz w:val="32"/>
-          <w:szCs w:val="32"/>
-          <w:rtl/>
-        </w:rPr>
-        <w:t>بياناته</w:t>
-      </w:r>
-      <w:r>
-        <w:rPr>
-          <w:rFonts w:asciiTheme="minorBidi" w:hAnsiTheme="minorBidi" w:cs="Arial"/>
-          <w:color w:val="000000" w:themeColor="text1"/>
-          <w:sz w:val="32"/>
-          <w:szCs w:val="32"/>
-          <w:rtl/>
-        </w:rPr>
-        <w:t xml:space="preserve"> </w:t>
-      </w:r>
-      <w:r>
-        <w:rPr>
-          <w:rFonts w:asciiTheme="minorBidi" w:hAnsiTheme="minorBidi" w:cs="Arial" w:hint="eastAsia"/>
-          <w:color w:val="000000" w:themeColor="text1"/>
-          <w:sz w:val="32"/>
-          <w:szCs w:val="32"/>
-          <w:rtl/>
-        </w:rPr>
-        <w:t>اعلاه</w:t>
-      </w:r>
-      <w:r>
-        <w:rPr>
-          <w:rFonts w:asciiTheme="minorBidi" w:hAnsiTheme="minorBidi" w:cs="Arial"/>
-          <w:color w:val="000000" w:themeColor="text1"/>
-          <w:sz w:val="32"/>
-          <w:szCs w:val="32"/>
-          <w:rtl/>
-        </w:rPr>
-        <w:t xml:space="preserve"> </w:t>
-      </w:r>
-      <w:r>
-        <w:rPr>
-          <w:rFonts w:asciiTheme="minorBidi" w:hAnsiTheme="minorBidi" w:cs="Arial" w:hint="eastAsia"/>
-          <w:color w:val="000000" w:themeColor="text1"/>
-          <w:sz w:val="32"/>
-          <w:szCs w:val="32"/>
-          <w:rtl/>
-        </w:rPr>
-        <w:t>بقصد</w:t>
-      </w:r>
-      <w:r>
-        <w:rPr>
-          <w:rFonts w:asciiTheme="minorBidi" w:hAnsiTheme="minorBidi" w:cs="Arial"/>
-          <w:color w:val="000000" w:themeColor="text1"/>
-          <w:sz w:val="32"/>
-          <w:szCs w:val="32"/>
-          <w:rtl/>
-        </w:rPr>
-        <w:t xml:space="preserve"> </w:t>
-      </w:r>
-      <w:r>
-        <w:rPr>
-          <w:rFonts w:asciiTheme="minorBidi" w:hAnsiTheme="minorBidi" w:cs="Arial" w:hint="eastAsia"/>
-          <w:color w:val="000000" w:themeColor="text1"/>
-          <w:sz w:val="32"/>
-          <w:szCs w:val="32"/>
-          <w:rtl/>
-        </w:rPr>
-        <w:t>السفر</w:t>
-      </w:r>
-      <w:r>
-        <w:rPr>
-          <w:rFonts w:asciiTheme="minorBidi" w:hAnsiTheme="minorBidi" w:cs="Arial"/>
-          <w:color w:val="000000" w:themeColor="text1"/>
-          <w:sz w:val="32"/>
-          <w:szCs w:val="32"/>
-          <w:rtl/>
-        </w:rPr>
-        <w:t xml:space="preserve"> </w:t>
-      </w:r>
-      <w:r>
-        <w:rPr>
-          <w:rFonts w:asciiTheme="minorBidi" w:hAnsiTheme="minorBidi" w:cs="Arial" w:hint="eastAsia"/>
-          <w:color w:val="000000" w:themeColor="text1"/>
-          <w:sz w:val="32"/>
-          <w:szCs w:val="32"/>
-          <w:rtl/>
-        </w:rPr>
-        <w:t>على</w:t>
-      </w:r>
-      <w:r>
-        <w:rPr>
-          <w:rFonts w:asciiTheme="minorBidi" w:hAnsiTheme="minorBidi" w:cs="Arial"/>
-          <w:color w:val="000000" w:themeColor="text1"/>
-          <w:sz w:val="32"/>
-          <w:szCs w:val="32"/>
-          <w:rtl/>
-        </w:rPr>
-        <w:t xml:space="preserve"> </w:t>
-      </w:r>
-      <w:r>
-        <w:rPr>
-          <w:rFonts w:asciiTheme="minorBidi" w:hAnsiTheme="minorBidi" w:cs="Arial" w:hint="eastAsia"/>
-          <w:color w:val="000000" w:themeColor="text1"/>
-          <w:sz w:val="32"/>
-          <w:szCs w:val="32"/>
-          <w:rtl/>
-        </w:rPr>
-        <w:t>رحلة</w:t>
-      </w:r>
-      <w:r>
-        <w:rPr>
-          <w:rFonts w:asciiTheme="minorBidi" w:hAnsiTheme="minorBidi" w:cs="Arial"/>
-          <w:color w:val="000000" w:themeColor="text1"/>
-          <w:sz w:val="32"/>
-          <w:szCs w:val="32"/>
-          <w:rtl/>
-        </w:rPr>
-        <w:t xml:space="preserve"> </w:t>
-      </w:r>
-      <w:r>
-        <w:rPr>
-          <w:rFonts w:asciiTheme="minorBidi" w:hAnsiTheme="minorBidi" w:cs="Arial" w:hint="eastAsia"/>
-          <w:color w:val="000000" w:themeColor="text1"/>
-          <w:sz w:val="32"/>
-          <w:szCs w:val="32"/>
-          <w:rtl/>
-        </w:rPr>
-        <w:t>الخطوط</w:t>
-      </w:r>
-      <w:r>
-        <w:rPr>
-          <w:rFonts w:asciiTheme="minorBidi" w:hAnsiTheme="minorBidi" w:cs="Arial"/>
-          <w:color w:val="000000" w:themeColor="text1"/>
-          <w:sz w:val="32"/>
-          <w:szCs w:val="32"/>
-          <w:rtl/>
-        </w:rPr>
-        <w:t xml:space="preserve"> </w:t>
-      </w:r>
-      <w:r>
-        <w:rPr>
-          <w:rFonts w:asciiTheme="minorBidi" w:hAnsiTheme="minorBidi" w:cs="Arial" w:hint="cs"/>
-          <w:color w:val="000000" w:themeColor="text1"/>
-          <w:sz w:val="32"/>
-          <w:szCs w:val="32"/>
-          <w:rtl/>
-        </w:rPr>
-        <w:t>( )</w:t>
-      </w:r>
-      <w:r>
-        <w:rPr>
-          <w:rFonts w:asciiTheme="minorBidi" w:hAnsiTheme="minorBidi" w:cs="Arial"/>
-          <w:color w:val="000000" w:themeColor="text1"/>
-          <w:sz w:val="32"/>
-          <w:szCs w:val="32"/>
-          <w:rtl/>
-        </w:rPr>
-        <w:t xml:space="preserve"> </w:t>
-      </w:r>
-      <w:r>
-        <w:rPr>
-          <w:rFonts w:asciiTheme="minorBidi" w:hAnsiTheme="minorBidi" w:cs="Arial" w:hint="eastAsia"/>
-          <w:color w:val="000000" w:themeColor="text1"/>
-          <w:sz w:val="32"/>
-          <w:szCs w:val="32"/>
-          <w:rtl/>
-        </w:rPr>
-        <w:t>رقم</w:t>
-      </w:r>
-      <w:r>
-        <w:rPr>
-          <w:rFonts w:asciiTheme="minorBidi" w:hAnsiTheme="minorBidi" w:cs="Arial"/>
-          <w:color w:val="000000" w:themeColor="text1"/>
-          <w:sz w:val="32"/>
-          <w:szCs w:val="32"/>
-          <w:rtl/>
-        </w:rPr>
-        <w:t xml:space="preserve"> (</w:t>
-      </w:r>
-      <w:r>
-        <w:rPr>
-          <w:rFonts w:asciiTheme="minorBidi" w:hAnsiTheme="minorBidi" w:cs="Arial" w:hint="cs"/>
-          <w:color w:val="000000" w:themeColor="text1"/>
-          <w:sz w:val="32"/>
-          <w:szCs w:val="32"/>
-          <w:rtl/>
-        </w:rPr>
-        <w:t xml:space="preserve"> </w:t>
-      </w:r>
-      <w:r>
-        <w:rPr>
-          <w:rFonts w:asciiTheme="minorBidi" w:hAnsiTheme="minorBidi" w:cs="Arial"/>
-          <w:color w:val="000000" w:themeColor="text1"/>
-          <w:sz w:val="32"/>
-          <w:szCs w:val="32"/>
-          <w:rtl/>
-        </w:rPr>
-        <w:t xml:space="preserve">) </w:t>
-      </w:r>
-      <w:r>
-        <w:rPr>
-          <w:rFonts w:asciiTheme="minorBidi" w:hAnsiTheme="minorBidi" w:cs="Arial" w:hint="eastAsia"/>
-          <w:color w:val="000000" w:themeColor="text1"/>
-          <w:sz w:val="32"/>
-          <w:szCs w:val="32"/>
-          <w:rtl/>
-        </w:rPr>
-        <w:t>المتجهه</w:t>
-      </w:r>
-      <w:r>
-        <w:rPr>
-          <w:rFonts w:asciiTheme="minorBidi" w:hAnsiTheme="minorBidi" w:cs="Arial"/>
-          <w:color w:val="000000" w:themeColor="text1"/>
-          <w:sz w:val="32"/>
-          <w:szCs w:val="32"/>
-          <w:rtl/>
-        </w:rPr>
-        <w:t xml:space="preserve"> </w:t>
-      </w:r>
-      <w:r>
-        <w:rPr>
-          <w:rFonts w:asciiTheme="minorBidi" w:hAnsiTheme="minorBidi" w:cs="Arial" w:hint="eastAsia"/>
-          <w:color w:val="000000" w:themeColor="text1"/>
-          <w:sz w:val="32"/>
-          <w:szCs w:val="32"/>
-          <w:rtl/>
-        </w:rPr>
-        <w:t>الى</w:t>
-      </w:r>
-      <w:r>
-        <w:rPr>
-          <w:rFonts w:asciiTheme="minorBidi" w:hAnsiTheme="minorBidi" w:cs="Arial"/>
-          <w:color w:val="000000" w:themeColor="text1"/>
-          <w:sz w:val="32"/>
-          <w:szCs w:val="32"/>
-          <w:rtl/>
-        </w:rPr>
-        <w:t xml:space="preserve"> </w:t>
-      </w:r>
-      <w:r>
-        <w:rPr>
-          <w:rFonts w:asciiTheme="minorBidi" w:hAnsiTheme="minorBidi" w:cs="Arial" w:hint="cs"/>
-          <w:color w:val="000000" w:themeColor="text1"/>
-          <w:sz w:val="32"/>
-          <w:szCs w:val="32"/>
-          <w:rtl/>
-        </w:rPr>
-        <w:t>....</w:t>
-      </w:r>
-      <w:r>
-        <w:rPr>
-          <w:rFonts w:asciiTheme="minorBidi" w:hAnsiTheme="minorBidi" w:cs="Arial"/>
-          <w:color w:val="000000" w:themeColor="text1"/>
-          <w:sz w:val="32"/>
-          <w:szCs w:val="32"/>
-          <w:rtl/>
-        </w:rPr>
-        <w:t xml:space="preserve"> </w:t>
-      </w:r>
-      <w:r>
-        <w:rPr>
-          <w:rFonts w:asciiTheme="minorBidi" w:hAnsiTheme="minorBidi" w:cs="Arial" w:hint="eastAsia"/>
-          <w:color w:val="000000" w:themeColor="text1"/>
-          <w:sz w:val="32"/>
-          <w:szCs w:val="32"/>
-          <w:rtl/>
-        </w:rPr>
-        <w:t>برفقة</w:t>
-      </w:r>
-      <w:r>
-        <w:rPr>
-          <w:rFonts w:asciiTheme="minorBidi" w:hAnsiTheme="minorBidi" w:cs="Arial"/>
-          <w:color w:val="000000" w:themeColor="text1"/>
-          <w:sz w:val="32"/>
-          <w:szCs w:val="32"/>
-          <w:rtl/>
-        </w:rPr>
-        <w:t xml:space="preserve"> </w:t>
-      </w:r>
-      <w:r>
-        <w:rPr>
-          <w:rFonts w:asciiTheme="minorBidi" w:hAnsiTheme="minorBidi" w:cs="Arial" w:hint="eastAsia"/>
-          <w:color w:val="000000" w:themeColor="text1"/>
-          <w:sz w:val="32"/>
-          <w:szCs w:val="32"/>
-          <w:rtl/>
-        </w:rPr>
-        <w:t>والدته</w:t>
-      </w:r>
-      <w:r>
-        <w:rPr>
-          <w:rFonts w:asciiTheme="minorBidi" w:hAnsiTheme="minorBidi" w:cs="Arial"/>
-          <w:color w:val="000000" w:themeColor="text1"/>
-          <w:sz w:val="32"/>
-          <w:szCs w:val="32"/>
-          <w:rtl/>
-        </w:rPr>
-        <w:t xml:space="preserve"> </w:t>
-      </w:r>
-      <w:r>
-        <w:rPr>
-          <w:rFonts w:asciiTheme="minorBidi" w:hAnsiTheme="minorBidi" w:cs="Arial" w:hint="eastAsia"/>
-          <w:color w:val="000000" w:themeColor="text1"/>
-          <w:sz w:val="32"/>
-          <w:szCs w:val="32"/>
-          <w:rtl/>
-        </w:rPr>
-        <w:t>وحين</w:t>
-      </w:r>
-      <w:r>
-        <w:rPr>
-          <w:rFonts w:asciiTheme="minorBidi" w:hAnsiTheme="minorBidi" w:cs="Arial"/>
-          <w:color w:val="000000" w:themeColor="text1"/>
-          <w:sz w:val="32"/>
-          <w:szCs w:val="32"/>
-          <w:rtl/>
-        </w:rPr>
-        <w:t xml:space="preserve"> </w:t>
-      </w:r>
-      <w:r>
-        <w:rPr>
-          <w:rFonts w:asciiTheme="minorBidi" w:hAnsiTheme="minorBidi" w:cs="Arial" w:hint="eastAsia"/>
-          <w:color w:val="000000" w:themeColor="text1"/>
-          <w:sz w:val="32"/>
-          <w:szCs w:val="32"/>
-          <w:rtl/>
-        </w:rPr>
-        <w:t>الشروع</w:t>
-      </w:r>
-      <w:r>
-        <w:rPr>
-          <w:rFonts w:asciiTheme="minorBidi" w:hAnsiTheme="minorBidi" w:cs="Arial"/>
-          <w:color w:val="000000" w:themeColor="text1"/>
-          <w:sz w:val="32"/>
-          <w:szCs w:val="32"/>
-          <w:rtl/>
-        </w:rPr>
-        <w:t xml:space="preserve"> </w:t>
-      </w:r>
-      <w:r>
-        <w:rPr>
-          <w:rFonts w:asciiTheme="minorBidi" w:hAnsiTheme="minorBidi" w:cs="Arial" w:hint="eastAsia"/>
-          <w:color w:val="000000" w:themeColor="text1"/>
-          <w:sz w:val="32"/>
-          <w:szCs w:val="32"/>
-          <w:rtl/>
-        </w:rPr>
-        <w:t>في</w:t>
-      </w:r>
-      <w:r>
-        <w:rPr>
-          <w:rFonts w:asciiTheme="minorBidi" w:hAnsiTheme="minorBidi" w:cs="Arial"/>
-          <w:color w:val="000000" w:themeColor="text1"/>
-          <w:sz w:val="32"/>
-          <w:szCs w:val="32"/>
-          <w:rtl/>
-        </w:rPr>
-        <w:t xml:space="preserve"> </w:t>
-      </w:r>
-      <w:r>
-        <w:rPr>
-          <w:rFonts w:asciiTheme="minorBidi" w:hAnsiTheme="minorBidi" w:cs="Arial" w:hint="eastAsia"/>
-          <w:color w:val="000000" w:themeColor="text1"/>
-          <w:sz w:val="32"/>
-          <w:szCs w:val="32"/>
-          <w:rtl/>
-        </w:rPr>
-        <w:t>إنهاء</w:t>
-      </w:r>
-      <w:r>
-        <w:rPr>
-          <w:rFonts w:asciiTheme="minorBidi" w:hAnsiTheme="minorBidi" w:cs="Arial"/>
-          <w:color w:val="000000" w:themeColor="text1"/>
-          <w:sz w:val="32"/>
-          <w:szCs w:val="32"/>
-          <w:rtl/>
-        </w:rPr>
-        <w:t xml:space="preserve"> </w:t>
-      </w:r>
-      <w:r>
-        <w:rPr>
-          <w:rFonts w:asciiTheme="minorBidi" w:hAnsiTheme="minorBidi" w:cs="Arial" w:hint="eastAsia"/>
-          <w:color w:val="000000" w:themeColor="text1"/>
-          <w:sz w:val="32"/>
-          <w:szCs w:val="32"/>
-          <w:rtl/>
-        </w:rPr>
-        <w:t>مغادرته</w:t>
-      </w:r>
-      <w:r>
-        <w:rPr>
-          <w:rFonts w:asciiTheme="minorBidi" w:hAnsiTheme="minorBidi" w:cs="Arial"/>
-          <w:color w:val="000000" w:themeColor="text1"/>
-          <w:sz w:val="32"/>
-          <w:szCs w:val="32"/>
-          <w:rtl/>
-        </w:rPr>
-        <w:t xml:space="preserve"> </w:t>
-      </w:r>
-      <w:r>
-        <w:rPr>
-          <w:rFonts w:asciiTheme="minorBidi" w:hAnsiTheme="minorBidi" w:cs="Arial" w:hint="eastAsia"/>
-          <w:color w:val="000000" w:themeColor="text1"/>
-          <w:sz w:val="32"/>
-          <w:szCs w:val="32"/>
-          <w:rtl/>
-        </w:rPr>
-        <w:t>اتضح</w:t>
-      </w:r>
-      <w:r>
-        <w:rPr>
-          <w:rFonts w:asciiTheme="minorBidi" w:hAnsiTheme="minorBidi" w:cs="Arial"/>
-          <w:color w:val="000000" w:themeColor="text1"/>
-          <w:sz w:val="32"/>
-          <w:szCs w:val="32"/>
-          <w:rtl/>
-        </w:rPr>
-        <w:t xml:space="preserve"> </w:t>
-      </w:r>
-      <w:r>
-        <w:rPr>
-          <w:rFonts w:asciiTheme="minorBidi" w:hAnsiTheme="minorBidi" w:cs="Arial" w:hint="eastAsia"/>
-          <w:color w:val="000000" w:themeColor="text1"/>
-          <w:sz w:val="32"/>
-          <w:szCs w:val="32"/>
-          <w:rtl/>
-        </w:rPr>
-        <w:t>بأنه</w:t>
-      </w:r>
-      <w:r>
-        <w:rPr>
-          <w:rFonts w:asciiTheme="minorBidi" w:hAnsiTheme="minorBidi" w:cs="Arial"/>
-          <w:color w:val="000000" w:themeColor="text1"/>
-          <w:sz w:val="32"/>
-          <w:szCs w:val="32"/>
-          <w:rtl/>
-        </w:rPr>
-        <w:t xml:space="preserve"> </w:t>
-      </w:r>
-      <w:r>
-        <w:rPr>
-          <w:rFonts w:asciiTheme="minorBidi" w:hAnsiTheme="minorBidi" w:cs="Arial" w:hint="eastAsia"/>
-          <w:color w:val="000000" w:themeColor="text1"/>
-          <w:sz w:val="32"/>
-          <w:szCs w:val="32"/>
-          <w:rtl/>
-        </w:rPr>
-        <w:t>تم</w:t>
-      </w:r>
-      <w:r>
-        <w:rPr>
-          <w:rFonts w:asciiTheme="minorBidi" w:hAnsiTheme="minorBidi" w:cs="Arial"/>
-          <w:color w:val="000000" w:themeColor="text1"/>
-          <w:sz w:val="32"/>
-          <w:szCs w:val="32"/>
-          <w:rtl/>
-        </w:rPr>
-        <w:t xml:space="preserve"> </w:t>
-      </w:r>
-      <w:r>
-        <w:rPr>
-          <w:rFonts w:asciiTheme="minorBidi" w:hAnsiTheme="minorBidi" w:cs="Arial" w:hint="eastAsia"/>
-          <w:color w:val="000000" w:themeColor="text1"/>
-          <w:sz w:val="32"/>
-          <w:szCs w:val="32"/>
-          <w:rtl/>
-        </w:rPr>
-        <w:t>تسجيل</w:t>
-      </w:r>
-      <w:r>
-        <w:rPr>
-          <w:rFonts w:asciiTheme="minorBidi" w:hAnsiTheme="minorBidi" w:cs="Arial"/>
-          <w:color w:val="000000" w:themeColor="text1"/>
-          <w:sz w:val="32"/>
-          <w:szCs w:val="32"/>
-          <w:rtl/>
-        </w:rPr>
-        <w:t xml:space="preserve"> </w:t>
-      </w:r>
-      <w:r>
-        <w:rPr>
-          <w:rFonts w:asciiTheme="minorBidi" w:hAnsiTheme="minorBidi" w:cs="Arial" w:hint="eastAsia"/>
-          <w:color w:val="000000" w:themeColor="text1"/>
-          <w:sz w:val="32"/>
-          <w:szCs w:val="32"/>
-          <w:rtl/>
-        </w:rPr>
-        <w:t>الخصائص</w:t>
-      </w:r>
-      <w:r>
-        <w:rPr>
-          <w:rFonts w:asciiTheme="minorBidi" w:hAnsiTheme="minorBidi" w:cs="Arial"/>
-          <w:color w:val="000000" w:themeColor="text1"/>
-          <w:sz w:val="32"/>
-          <w:szCs w:val="32"/>
-          <w:rtl/>
-        </w:rPr>
-        <w:t xml:space="preserve"> </w:t>
-      </w:r>
-      <w:r>
-        <w:rPr>
-          <w:rFonts w:asciiTheme="minorBidi" w:hAnsiTheme="minorBidi" w:cs="Arial" w:hint="eastAsia"/>
-          <w:color w:val="000000" w:themeColor="text1"/>
-          <w:sz w:val="32"/>
-          <w:szCs w:val="32"/>
-          <w:rtl/>
-        </w:rPr>
-        <w:t>الحيويه</w:t>
-      </w:r>
-      <w:r>
-        <w:rPr>
-          <w:rFonts w:asciiTheme="minorBidi" w:hAnsiTheme="minorBidi" w:cs="Arial"/>
-          <w:color w:val="000000" w:themeColor="text1"/>
-          <w:sz w:val="32"/>
-          <w:szCs w:val="32"/>
-          <w:rtl/>
-        </w:rPr>
-        <w:t xml:space="preserve"> </w:t>
-      </w:r>
-      <w:r>
-        <w:rPr>
-          <w:rFonts w:asciiTheme="minorBidi" w:hAnsiTheme="minorBidi" w:cs="Arial" w:hint="eastAsia"/>
-          <w:color w:val="000000" w:themeColor="text1"/>
-          <w:sz w:val="32"/>
-          <w:szCs w:val="32"/>
-          <w:rtl/>
-        </w:rPr>
-        <w:t>الذي</w:t>
-      </w:r>
-      <w:r>
-        <w:rPr>
-          <w:rFonts w:asciiTheme="minorBidi" w:hAnsiTheme="minorBidi" w:cs="Arial"/>
-          <w:color w:val="000000" w:themeColor="text1"/>
-          <w:sz w:val="32"/>
-          <w:szCs w:val="32"/>
-          <w:rtl/>
-        </w:rPr>
-        <w:t xml:space="preserve"> </w:t>
-      </w:r>
-      <w:r>
-        <w:rPr>
-          <w:rFonts w:asciiTheme="minorBidi" w:hAnsiTheme="minorBidi" w:cs="Arial" w:hint="eastAsia"/>
-          <w:color w:val="000000" w:themeColor="text1"/>
-          <w:sz w:val="32"/>
-          <w:szCs w:val="32"/>
-          <w:rtl/>
-        </w:rPr>
-        <w:t>تخص</w:t>
-      </w:r>
-      <w:r>
-        <w:rPr>
-          <w:rFonts w:asciiTheme="minorBidi" w:hAnsiTheme="minorBidi" w:cs="Arial"/>
-          <w:color w:val="000000" w:themeColor="text1"/>
-          <w:sz w:val="32"/>
-          <w:szCs w:val="32"/>
-          <w:rtl/>
-        </w:rPr>
-        <w:t xml:space="preserve"> </w:t>
-      </w:r>
-      <w:r>
-        <w:rPr>
-          <w:rFonts w:asciiTheme="minorBidi" w:hAnsiTheme="minorBidi" w:cs="Arial" w:hint="eastAsia"/>
-          <w:color w:val="000000" w:themeColor="text1"/>
-          <w:sz w:val="32"/>
-          <w:szCs w:val="32"/>
-          <w:rtl/>
-        </w:rPr>
-        <w:t>والدته</w:t>
-      </w:r>
-      <w:r>
-        <w:rPr>
-          <w:rFonts w:asciiTheme="minorBidi" w:hAnsiTheme="minorBidi" w:cs="Arial"/>
-          <w:color w:val="000000" w:themeColor="text1"/>
-          <w:sz w:val="32"/>
-          <w:szCs w:val="32"/>
-          <w:rtl/>
-        </w:rPr>
-        <w:t xml:space="preserve"> </w:t>
-      </w:r>
-      <w:r>
-        <w:rPr>
-          <w:rFonts w:asciiTheme="minorBidi" w:hAnsiTheme="minorBidi" w:cs="Arial" w:hint="eastAsia"/>
-          <w:color w:val="000000" w:themeColor="text1"/>
-          <w:sz w:val="32"/>
-          <w:szCs w:val="32"/>
-          <w:rtl/>
-        </w:rPr>
-        <w:t>بدلا</w:t>
-      </w:r>
-      <w:r>
-        <w:rPr>
-          <w:rFonts w:asciiTheme="minorBidi" w:hAnsiTheme="minorBidi" w:cs="Arial"/>
-          <w:color w:val="000000" w:themeColor="text1"/>
-          <w:sz w:val="32"/>
-          <w:szCs w:val="32"/>
-          <w:rtl/>
-        </w:rPr>
-        <w:t xml:space="preserve"> </w:t>
-      </w:r>
-      <w:r>
-        <w:rPr>
-          <w:rFonts w:asciiTheme="minorBidi" w:hAnsiTheme="minorBidi" w:cs="Arial" w:hint="eastAsia"/>
-          <w:color w:val="000000" w:themeColor="text1"/>
-          <w:sz w:val="32"/>
-          <w:szCs w:val="32"/>
-          <w:rtl/>
-        </w:rPr>
-        <w:t>منه</w:t>
-      </w:r>
-      <w:r>
-        <w:rPr>
-          <w:rFonts w:asciiTheme="minorBidi" w:hAnsiTheme="minorBidi" w:cs="Arial"/>
-          <w:color w:val="000000" w:themeColor="text1"/>
-          <w:sz w:val="32"/>
-          <w:szCs w:val="32"/>
-          <w:rtl/>
-        </w:rPr>
-        <w:t xml:space="preserve"> </w:t>
-      </w:r>
-      <w:r>
-        <w:rPr>
-          <w:rFonts w:asciiTheme="minorBidi" w:hAnsiTheme="minorBidi" w:cs="Arial" w:hint="eastAsia"/>
-          <w:color w:val="000000" w:themeColor="text1"/>
-          <w:sz w:val="32"/>
-          <w:szCs w:val="32"/>
-          <w:rtl/>
-        </w:rPr>
-        <w:t>بالخطأ</w:t>
-      </w:r>
-      <w:r>
-        <w:rPr>
-          <w:rFonts w:asciiTheme="minorBidi" w:hAnsiTheme="minorBidi" w:cs="Arial"/>
-          <w:color w:val="000000" w:themeColor="text1"/>
-          <w:sz w:val="32"/>
-          <w:szCs w:val="32"/>
-          <w:rtl/>
-        </w:rPr>
-        <w:t xml:space="preserve"> </w:t>
-      </w:r>
-      <w:r>
-        <w:rPr>
-          <w:rFonts w:asciiTheme="minorBidi" w:hAnsiTheme="minorBidi" w:cs="Arial" w:hint="eastAsia"/>
-          <w:color w:val="000000" w:themeColor="text1"/>
-          <w:sz w:val="32"/>
-          <w:szCs w:val="32"/>
-          <w:rtl/>
-        </w:rPr>
-        <w:t>وكان</w:t>
-      </w:r>
-      <w:r>
-        <w:rPr>
-          <w:rFonts w:asciiTheme="minorBidi" w:hAnsiTheme="minorBidi" w:cs="Arial"/>
-          <w:color w:val="000000" w:themeColor="text1"/>
-          <w:sz w:val="32"/>
-          <w:szCs w:val="32"/>
-          <w:rtl/>
-        </w:rPr>
-        <w:t xml:space="preserve"> </w:t>
-      </w:r>
-      <w:r>
-        <w:rPr>
-          <w:rFonts w:asciiTheme="minorBidi" w:hAnsiTheme="minorBidi" w:cs="Arial" w:hint="eastAsia"/>
-          <w:color w:val="000000" w:themeColor="text1"/>
-          <w:sz w:val="32"/>
-          <w:szCs w:val="32"/>
-          <w:rtl/>
-        </w:rPr>
-        <w:t>دخولهم</w:t>
-      </w:r>
-      <w:r>
-        <w:rPr>
-          <w:rFonts w:asciiTheme="minorBidi" w:hAnsiTheme="minorBidi" w:cs="Arial"/>
-          <w:color w:val="000000" w:themeColor="text1"/>
-          <w:sz w:val="32"/>
-          <w:szCs w:val="32"/>
-          <w:rtl/>
-        </w:rPr>
-        <w:t xml:space="preserve"> </w:t>
-      </w:r>
-      <w:r>
-        <w:rPr>
-          <w:rFonts w:asciiTheme="minorBidi" w:hAnsiTheme="minorBidi" w:cs="Arial" w:hint="eastAsia"/>
-          <w:color w:val="000000" w:themeColor="text1"/>
-          <w:sz w:val="32"/>
-          <w:szCs w:val="32"/>
-          <w:rtl/>
-        </w:rPr>
-        <w:t>عن</w:t>
-      </w:r>
-      <w:r>
-        <w:rPr>
-          <w:rFonts w:asciiTheme="minorBidi" w:hAnsiTheme="minorBidi" w:cs="Arial"/>
-          <w:color w:val="000000" w:themeColor="text1"/>
-          <w:sz w:val="32"/>
-          <w:szCs w:val="32"/>
-          <w:rtl/>
-        </w:rPr>
-        <w:t xml:space="preserve"> </w:t>
-      </w:r>
-      <w:r>
-        <w:rPr>
-          <w:rFonts w:asciiTheme="minorBidi" w:hAnsiTheme="minorBidi" w:cs="Arial" w:hint="eastAsia"/>
-          <w:color w:val="000000" w:themeColor="text1"/>
-          <w:sz w:val="32"/>
-          <w:szCs w:val="32"/>
-          <w:rtl/>
-        </w:rPr>
-        <w:t>طريق</w:t>
-      </w:r>
-      <w:r>
-        <w:rPr>
-          <w:rFonts w:asciiTheme="minorBidi" w:hAnsiTheme="minorBidi" w:cs="Arial"/>
-          <w:color w:val="000000" w:themeColor="text1"/>
-          <w:sz w:val="32"/>
-          <w:szCs w:val="32"/>
-          <w:rtl/>
-        </w:rPr>
-        <w:t xml:space="preserve"> </w:t>
-      </w:r>
-      <w:r>
-        <w:rPr>
-          <w:rFonts w:asciiTheme="minorBidi" w:hAnsiTheme="minorBidi" w:cs="Arial" w:hint="cs"/>
-          <w:color w:val="000000" w:themeColor="text1"/>
-          <w:sz w:val="32"/>
-          <w:szCs w:val="32"/>
-          <w:rtl/>
-        </w:rPr>
-        <w:t>( )</w:t>
-      </w:r>
-      <w:r>
-        <w:rPr>
-          <w:rFonts w:asciiTheme="minorBidi" w:hAnsiTheme="minorBidi" w:cs="Arial"/>
-          <w:color w:val="000000" w:themeColor="text1"/>
-          <w:sz w:val="32"/>
-          <w:szCs w:val="32"/>
-          <w:rtl/>
-        </w:rPr>
-        <w:t xml:space="preserve"> </w:t>
-      </w:r>
-      <w:r>
-        <w:rPr>
-          <w:rFonts w:asciiTheme="minorBidi" w:hAnsiTheme="minorBidi" w:cs="Arial" w:hint="eastAsia"/>
-          <w:color w:val="000000" w:themeColor="text1"/>
-          <w:sz w:val="32"/>
-          <w:szCs w:val="32"/>
-          <w:rtl/>
-        </w:rPr>
-        <w:t>وبناء</w:t>
-      </w:r>
-      <w:r>
-        <w:rPr>
-          <w:rFonts w:asciiTheme="minorBidi" w:hAnsiTheme="minorBidi" w:cs="Arial"/>
-          <w:color w:val="000000" w:themeColor="text1"/>
-          <w:sz w:val="32"/>
-          <w:szCs w:val="32"/>
-          <w:rtl/>
-        </w:rPr>
-        <w:t xml:space="preserve"> </w:t>
-      </w:r>
-      <w:r>
-        <w:rPr>
-          <w:rFonts w:asciiTheme="minorBidi" w:hAnsiTheme="minorBidi" w:cs="Arial" w:hint="eastAsia"/>
-          <w:color w:val="000000" w:themeColor="text1"/>
-          <w:sz w:val="32"/>
-          <w:szCs w:val="32"/>
-          <w:rtl/>
-        </w:rPr>
-        <w:t>على</w:t>
-      </w:r>
-      <w:r>
-        <w:rPr>
-          <w:rFonts w:asciiTheme="minorBidi" w:hAnsiTheme="minorBidi" w:cs="Arial"/>
-          <w:color w:val="000000" w:themeColor="text1"/>
-          <w:sz w:val="32"/>
-          <w:szCs w:val="32"/>
-          <w:rtl/>
-        </w:rPr>
-        <w:t xml:space="preserve"> </w:t>
-      </w:r>
-      <w:r>
-        <w:rPr>
-          <w:rFonts w:asciiTheme="minorBidi" w:hAnsiTheme="minorBidi" w:cs="Arial" w:hint="eastAsia"/>
-          <w:color w:val="000000" w:themeColor="text1"/>
-          <w:sz w:val="32"/>
-          <w:szCs w:val="32"/>
-          <w:rtl/>
-        </w:rPr>
-        <w:t>توجيهات</w:t>
-      </w:r>
-      <w:r>
-        <w:rPr>
-          <w:rFonts w:asciiTheme="minorBidi" w:hAnsiTheme="minorBidi" w:cs="Arial"/>
-          <w:color w:val="000000" w:themeColor="text1"/>
-          <w:sz w:val="32"/>
-          <w:szCs w:val="32"/>
-          <w:rtl/>
-        </w:rPr>
-        <w:t xml:space="preserve"> </w:t>
-      </w:r>
-      <w:r>
-        <w:rPr>
-          <w:rFonts w:asciiTheme="minorBidi" w:hAnsiTheme="minorBidi" w:cs="Arial" w:hint="cs"/>
-          <w:color w:val="000000" w:themeColor="text1"/>
-          <w:sz w:val="32"/>
-          <w:szCs w:val="32"/>
-          <w:rtl/>
-        </w:rPr>
-        <w:t>()</w:t>
-      </w:r>
-      <w:r>
-        <w:rPr>
-          <w:rFonts w:asciiTheme="minorBidi" w:hAnsiTheme="minorBidi" w:cs="Arial" w:hint="eastAsia"/>
-          <w:color w:val="000000" w:themeColor="text1"/>
-          <w:sz w:val="32"/>
-          <w:szCs w:val="32"/>
-          <w:rtl/>
-        </w:rPr>
-        <w:t>،</w:t>
-      </w:r>
-      <w:r>
-        <w:rPr>
-          <w:rFonts w:asciiTheme="minorBidi" w:hAnsiTheme="minorBidi" w:cs="Arial"/>
-          <w:color w:val="000000" w:themeColor="text1"/>
-          <w:sz w:val="32"/>
-          <w:szCs w:val="32"/>
-          <w:rtl/>
-        </w:rPr>
-        <w:t xml:space="preserve"> </w:t>
-      </w:r>
-      <w:r>
-        <w:rPr>
-          <w:rFonts w:asciiTheme="minorBidi" w:hAnsiTheme="minorBidi" w:cs="Arial" w:hint="eastAsia"/>
-          <w:color w:val="000000" w:themeColor="text1"/>
-          <w:sz w:val="32"/>
-          <w:szCs w:val="32"/>
-          <w:rtl/>
-        </w:rPr>
-        <w:t>تم</w:t>
-      </w:r>
-      <w:r>
-        <w:rPr>
-          <w:rFonts w:asciiTheme="minorBidi" w:hAnsiTheme="minorBidi" w:cs="Arial"/>
-          <w:color w:val="000000" w:themeColor="text1"/>
-          <w:sz w:val="32"/>
-          <w:szCs w:val="32"/>
-          <w:rtl/>
-        </w:rPr>
-        <w:t xml:space="preserve"> </w:t>
-      </w:r>
-      <w:r>
-        <w:rPr>
-          <w:rFonts w:asciiTheme="minorBidi" w:hAnsiTheme="minorBidi" w:cs="Arial" w:hint="eastAsia"/>
-          <w:color w:val="000000" w:themeColor="text1"/>
-          <w:sz w:val="32"/>
-          <w:szCs w:val="32"/>
-          <w:rtl/>
-        </w:rPr>
-        <w:t>تسديد</w:t>
-      </w:r>
-      <w:r>
-        <w:rPr>
-          <w:rFonts w:asciiTheme="minorBidi" w:hAnsiTheme="minorBidi" w:cs="Arial"/>
-          <w:color w:val="000000" w:themeColor="text1"/>
-          <w:sz w:val="32"/>
-          <w:szCs w:val="32"/>
-          <w:rtl/>
-        </w:rPr>
-        <w:t xml:space="preserve"> </w:t>
-      </w:r>
-      <w:r>
-        <w:rPr>
-          <w:rFonts w:asciiTheme="minorBidi" w:hAnsiTheme="minorBidi" w:cs="Arial" w:hint="eastAsia"/>
-          <w:color w:val="000000" w:themeColor="text1"/>
-          <w:sz w:val="32"/>
-          <w:szCs w:val="32"/>
-          <w:rtl/>
-        </w:rPr>
-        <w:t>مغادرته</w:t>
-      </w:r>
-      <w:r>
-        <w:rPr>
-          <w:rFonts w:asciiTheme="minorBidi" w:hAnsiTheme="minorBidi" w:cs="Arial"/>
-          <w:color w:val="000000" w:themeColor="text1"/>
-          <w:sz w:val="32"/>
-          <w:szCs w:val="32"/>
-          <w:rtl/>
-        </w:rPr>
-        <w:t xml:space="preserve"> .</w:t>
-      </w:r>
-    </w:p>
-    <w:p>
-      <w:pPr>
-        <w:rPr>
-          <w:rFonts w:asciiTheme="minorBidi" w:hAnsiTheme="minorBidi"/>
-          <w:color w:val="000000" w:themeColor="text1"/>
-          <w:sz w:val="36"/>
-          <w:szCs w:val="36"/>
-          <w:rtl/>
-        </w:rPr>
-      </w:pPr>
-      <w:r>
-        <w:rPr>
-          <w:rFonts w:asciiTheme="minorBidi" w:hAnsiTheme="minorBidi" w:cs="Arial" w:hint="eastAsia"/>
-          <w:color w:val="000000" w:themeColor="text1"/>
-          <w:sz w:val="32"/>
-          <w:szCs w:val="32"/>
-          <w:rtl/>
-        </w:rPr>
-        <w:t>وتجدون</w:t>
-      </w:r>
-      <w:r>
-        <w:rPr>
-          <w:rFonts w:asciiTheme="minorBidi" w:hAnsiTheme="minorBidi" w:cs="Arial"/>
-          <w:color w:val="000000" w:themeColor="text1"/>
-          <w:sz w:val="32"/>
-          <w:szCs w:val="32"/>
-          <w:rtl/>
-        </w:rPr>
-        <w:t xml:space="preserve"> </w:t>
-      </w:r>
-      <w:r>
-        <w:rPr>
-          <w:rFonts w:asciiTheme="minorBidi" w:hAnsiTheme="minorBidi" w:cs="Arial" w:hint="eastAsia"/>
-          <w:color w:val="000000" w:themeColor="text1"/>
-          <w:sz w:val="32"/>
-          <w:szCs w:val="32"/>
-          <w:rtl/>
-        </w:rPr>
-        <w:t>بطيه</w:t>
-      </w:r>
-      <w:r>
-        <w:rPr>
-          <w:rFonts w:asciiTheme="minorBidi" w:hAnsiTheme="minorBidi" w:cs="Arial"/>
-          <w:color w:val="000000" w:themeColor="text1"/>
-          <w:sz w:val="32"/>
-          <w:szCs w:val="32"/>
-          <w:rtl/>
-        </w:rPr>
-        <w:t xml:space="preserve"> </w:t>
-      </w:r>
-      <w:r>
-        <w:rPr>
-          <w:rFonts w:asciiTheme="minorBidi" w:hAnsiTheme="minorBidi" w:cs="Arial" w:hint="eastAsia"/>
-          <w:color w:val="000000" w:themeColor="text1"/>
-          <w:sz w:val="32"/>
-          <w:szCs w:val="32"/>
-          <w:rtl/>
-        </w:rPr>
-        <w:t>صور</w:t>
-      </w:r>
-      <w:r>
-        <w:rPr>
-          <w:rFonts w:asciiTheme="minorBidi" w:hAnsiTheme="minorBidi" w:cs="Arial"/>
-          <w:color w:val="000000" w:themeColor="text1"/>
-          <w:sz w:val="32"/>
-          <w:szCs w:val="32"/>
-          <w:rtl/>
-        </w:rPr>
-        <w:t xml:space="preserve"> </w:t>
-      </w:r>
-      <w:r>
-        <w:rPr>
-          <w:rFonts w:asciiTheme="minorBidi" w:hAnsiTheme="minorBidi" w:cs="Arial" w:hint="eastAsia"/>
-          <w:color w:val="000000" w:themeColor="text1"/>
-          <w:sz w:val="32"/>
-          <w:szCs w:val="32"/>
-          <w:rtl/>
-        </w:rPr>
-        <w:t>جوازات</w:t>
-      </w:r>
-      <w:r>
-        <w:rPr>
-          <w:rFonts w:asciiTheme="minorBidi" w:hAnsiTheme="minorBidi" w:cs="Arial"/>
-          <w:color w:val="000000" w:themeColor="text1"/>
-          <w:sz w:val="32"/>
-          <w:szCs w:val="32"/>
-          <w:rtl/>
-        </w:rPr>
-        <w:t xml:space="preserve"> </w:t>
-      </w:r>
-      <w:r>
-        <w:rPr>
-          <w:rFonts w:asciiTheme="minorBidi" w:hAnsiTheme="minorBidi" w:cs="Arial" w:hint="eastAsia"/>
-          <w:color w:val="000000" w:themeColor="text1"/>
-          <w:sz w:val="32"/>
-          <w:szCs w:val="32"/>
-          <w:rtl/>
-        </w:rPr>
-        <w:t>سفرهم</w:t>
-      </w:r>
-      <w:r>
-        <w:rPr>
-          <w:rFonts w:asciiTheme="minorBidi" w:hAnsiTheme="minorBidi" w:cs="Arial"/>
-          <w:color w:val="000000" w:themeColor="text1"/>
-          <w:sz w:val="32"/>
-          <w:szCs w:val="32"/>
-          <w:rtl/>
-        </w:rPr>
-        <w:t xml:space="preserve"> + </w:t>
-      </w:r>
-      <w:r>
-        <w:rPr>
-          <w:rFonts w:asciiTheme="minorBidi" w:hAnsiTheme="minorBidi" w:cs="Arial" w:hint="eastAsia"/>
-          <w:color w:val="000000" w:themeColor="text1"/>
-          <w:sz w:val="32"/>
-          <w:szCs w:val="32"/>
-          <w:rtl/>
-        </w:rPr>
-        <w:t>شرائح</w:t>
-      </w:r>
-      <w:r>
-        <w:rPr>
-          <w:rFonts w:asciiTheme="minorBidi" w:hAnsiTheme="minorBidi" w:cs="Arial"/>
-          <w:color w:val="000000" w:themeColor="text1"/>
-          <w:sz w:val="32"/>
-          <w:szCs w:val="32"/>
-          <w:rtl/>
-        </w:rPr>
-        <w:t xml:space="preserve"> </w:t>
-      </w:r>
-      <w:r>
-        <w:rPr>
-          <w:rFonts w:asciiTheme="minorBidi" w:hAnsiTheme="minorBidi" w:cs="Arial" w:hint="eastAsia"/>
-          <w:color w:val="000000" w:themeColor="text1"/>
-          <w:sz w:val="32"/>
-          <w:szCs w:val="32"/>
-          <w:rtl/>
-        </w:rPr>
-        <w:t>من</w:t>
-      </w:r>
-      <w:r>
-        <w:rPr>
-          <w:rFonts w:asciiTheme="minorBidi" w:hAnsiTheme="minorBidi" w:cs="Arial"/>
-          <w:color w:val="000000" w:themeColor="text1"/>
-          <w:sz w:val="32"/>
-          <w:szCs w:val="32"/>
-          <w:rtl/>
-        </w:rPr>
-        <w:t xml:space="preserve"> </w:t>
-      </w:r>
-      <w:r>
-        <w:rPr>
-          <w:rFonts w:asciiTheme="minorBidi" w:hAnsiTheme="minorBidi" w:cs="Arial" w:hint="eastAsia"/>
-          <w:color w:val="000000" w:themeColor="text1"/>
-          <w:sz w:val="32"/>
-          <w:szCs w:val="32"/>
-          <w:rtl/>
-        </w:rPr>
-        <w:t>الحاسب</w:t>
-      </w:r>
-      <w:r>
-        <w:rPr>
-          <w:rFonts w:asciiTheme="minorBidi" w:hAnsiTheme="minorBidi" w:cs="Arial"/>
-          <w:color w:val="000000" w:themeColor="text1"/>
-          <w:sz w:val="32"/>
-          <w:szCs w:val="32"/>
-          <w:rtl/>
-        </w:rPr>
-        <w:t xml:space="preserve"> </w:t>
-      </w:r>
-      <w:proofErr w:type="gramStart"/>
-      <w:r>
-        <w:rPr>
-          <w:rFonts w:asciiTheme="minorBidi" w:hAnsiTheme="minorBidi" w:cs="Arial" w:hint="eastAsia"/>
-          <w:color w:val="000000" w:themeColor="text1"/>
-          <w:sz w:val="32"/>
-          <w:szCs w:val="32"/>
-          <w:rtl/>
-        </w:rPr>
-        <w:t>الألي</w:t>
-      </w:r>
-      <w:proofErr w:type="gramEnd"/>
-      <w:r>
-        <w:rPr>
-          <w:rFonts w:asciiTheme="minorBidi" w:hAnsiTheme="minorBidi" w:cs="Arial"/>
-          <w:color w:val="000000" w:themeColor="text1"/>
-          <w:sz w:val="32"/>
-          <w:szCs w:val="32"/>
-          <w:rtl/>
-        </w:rPr>
-        <w:t xml:space="preserve"> + </w:t>
-      </w:r>
-      <w:r>
-        <w:rPr>
-          <w:rFonts w:asciiTheme="minorBidi" w:hAnsiTheme="minorBidi" w:cs="Arial" w:hint="eastAsia"/>
-          <w:color w:val="000000" w:themeColor="text1"/>
-          <w:sz w:val="32"/>
-          <w:szCs w:val="32"/>
-          <w:rtl/>
-        </w:rPr>
-        <w:t>استعلام</w:t>
-      </w:r>
-      <w:r>
-        <w:rPr>
-          <w:rFonts w:asciiTheme="minorBidi" w:hAnsiTheme="minorBidi" w:cs="Arial"/>
-          <w:color w:val="000000" w:themeColor="text1"/>
-          <w:sz w:val="32"/>
-          <w:szCs w:val="32"/>
-          <w:rtl/>
-        </w:rPr>
-        <w:t xml:space="preserve"> </w:t>
-      </w:r>
-      <w:r>
-        <w:rPr>
-          <w:rFonts w:asciiTheme="minorBidi" w:hAnsiTheme="minorBidi" w:cs="Arial" w:hint="eastAsia"/>
-          <w:color w:val="000000" w:themeColor="text1"/>
-          <w:sz w:val="32"/>
-          <w:szCs w:val="32"/>
-          <w:rtl/>
-        </w:rPr>
-        <w:t>بصمات</w:t>
-      </w:r>
-      <w:r>
-        <w:rPr>
-          <w:rFonts w:asciiTheme="minorBidi" w:hAnsiTheme="minorBidi" w:cs="Arial"/>
-          <w:color w:val="000000" w:themeColor="text1"/>
-          <w:sz w:val="32"/>
-          <w:szCs w:val="32"/>
-          <w:rtl/>
-        </w:rPr>
-        <w:t xml:space="preserve"> </w:t>
-      </w:r>
-      <w:r>
-        <w:rPr>
-          <w:rFonts w:asciiTheme="minorBidi" w:hAnsiTheme="minorBidi" w:cs="Arial" w:hint="eastAsia"/>
-          <w:color w:val="000000" w:themeColor="text1"/>
-          <w:sz w:val="32"/>
-          <w:szCs w:val="32"/>
-          <w:rtl/>
-        </w:rPr>
-        <w:t>الطفل</w:t>
-      </w:r>
-    </w:p>
-    <w:p>
-      <w:pPr>
-        <w:rPr>
-          <w:rFonts w:asciiTheme="minorBidi" w:hAnsiTheme="minorBidi"/>
-          <w:color w:val="000000" w:themeColor="text1"/>
-          <w:sz w:val="36"/>
-          <w:szCs w:val="36"/>
-          <w:rtl/>
-        </w:rPr>
-      </w:pPr>
-    </w:p>
-    <w:p>
-      <w:pPr>
-        <w:rPr>
-          <w:rFonts w:asciiTheme="minorBidi" w:hAnsiTheme="minorBidi"/>
-          <w:color w:val="000000" w:themeColor="text1"/>
-          <w:sz w:val="36"/>
-          <w:szCs w:val="36"/>
-          <w:rtl/>
-        </w:rPr>
-      </w:pPr>
-    </w:p>
-    <w:p>
-      <w:pPr>
-        <w:rPr>
-          <w:rFonts w:asciiTheme="minorBidi" w:hAnsiTheme="minorBidi"/>
-          <w:color w:val="000000" w:themeColor="text1"/>
-          <w:sz w:val="32"/>
-          <w:szCs w:val="32"/>
-          <w:rtl/>
-        </w:rPr>
-      </w:pPr>
-      <w:r>
-        <w:rPr>
-          <w:rFonts w:asciiTheme="minorBidi" w:hAnsiTheme="minorBidi"/>
-          <w:color w:val="000000" w:themeColor="text1"/>
-          <w:sz w:val="36"/>
-          <w:szCs w:val="36"/>
-          <w:rtl/>
-        </w:rPr>
-        <w:t xml:space="preserve">  </w:t>
-      </w:r>
-      <w:r>
-        <w:rPr>
-          <w:rFonts w:asciiTheme="minorBidi" w:hAnsiTheme="minorBidi"/>
-          <w:b/>
-          <w:bCs/>
-          <w:color w:val="000000" w:themeColor="text1"/>
-          <w:sz w:val="32"/>
-          <w:szCs w:val="32"/>
-          <w:rtl/>
-        </w:rPr>
-        <w:t xml:space="preserve">هذا ما لزم الرفع به لسعادتكم بأمل الاطلاع </w:t>
-      </w:r>
-      <w:proofErr w:type="gramStart"/>
-      <w:r>
-        <w:rPr>
-          <w:rFonts w:asciiTheme="minorBidi" w:hAnsiTheme="minorBidi"/>
-          <w:b/>
-          <w:bCs/>
-          <w:color w:val="000000" w:themeColor="text1"/>
-          <w:sz w:val="32"/>
-          <w:szCs w:val="32"/>
-          <w:rtl/>
-        </w:rPr>
-        <w:t>والإحاطة ،</w:t>
-      </w:r>
-      <w:proofErr w:type="gramEnd"/>
-      <w:r>
-        <w:rPr>
-          <w:rFonts w:asciiTheme="minorBidi" w:hAnsiTheme="minorBidi"/>
-          <w:b/>
-          <w:bCs/>
-          <w:color w:val="000000" w:themeColor="text1"/>
-          <w:sz w:val="32"/>
-          <w:szCs w:val="32"/>
-          <w:rtl/>
-        </w:rPr>
-        <w:t xml:space="preserve">،، والسلام عليكم </w:t>
-      </w:r>
-      <w:r>
-        <w:rPr>
-          <w:rFonts w:asciiTheme="minorBidi" w:hAnsiTheme="minorBidi"/>
-          <w:color w:val="000000" w:themeColor="text1"/>
-          <w:sz w:val="32"/>
-          <w:szCs w:val="32"/>
-          <w:rtl/>
-        </w:rPr>
-        <w:t> </w:t>
-      </w:r>
-    </w:p>
-    <w:p>
-      <w:pPr>
-        <w:rPr>
-          <w:rFonts w:asciiTheme="minorBidi" w:hAnsiTheme="minorBidi"/>
-          <w:b/>
-          <w:bCs/>
-          <w:color w:val="000000" w:themeColor="text1"/>
-          <w:sz w:val="36"/>
-          <w:szCs w:val="36"/>
-          <w:rtl/>
-        </w:rPr>
-      </w:pPr>
-      <w:r>
-        <w:rPr>
-          <w:rFonts w:asciiTheme="minorBidi" w:hAnsiTheme="minorBidi"/>
-          <w:color w:val="000000" w:themeColor="text1"/>
-          <w:sz w:val="36"/>
-          <w:szCs w:val="36"/>
-          <w:rtl/>
-        </w:rPr>
-        <w:t xml:space="preserve">                                                    </w:t>
-      </w:r>
-    </w:p>
-    <w:p>
-      <w:pPr>
-        <w:rPr>
-          <w:rFonts w:asciiTheme="minorBidi" w:hAnsiTheme="minorBidi"/>
-          <w:b/>
-          <w:bCs/>
-          <w:color w:val="000000" w:themeColor="text1"/>
-          <w:sz w:val="32"/>
-          <w:szCs w:val="32"/>
-          <w:rtl/>
-        </w:rPr>
-      </w:pPr>
-      <w:r>
-        <w:rPr>
-          <w:rFonts w:asciiTheme="minorBidi" w:hAnsiTheme="minorBidi"/>
-          <w:color w:val="000000" w:themeColor="text1"/>
-          <w:sz w:val="32"/>
-          <w:szCs w:val="32"/>
-          <w:rtl/>
-        </w:rPr>
-        <w:t xml:space="preserve">                                               </w:t>
-      </w:r>
-      <w:r>
-        <w:rPr>
-          <w:rFonts w:asciiTheme="minorBidi" w:hAnsiTheme="minorBidi" w:hint="cs"/>
-          <w:color w:val="000000" w:themeColor="text1"/>
-          <w:sz w:val="32"/>
-          <w:szCs w:val="32"/>
-          <w:rtl/>
-        </w:rPr>
-        <w:t xml:space="preserve">       </w:t>
-      </w:r>
-      <w:r>
-        <w:rPr>
-          <w:rFonts w:asciiTheme="minorBidi" w:hAnsiTheme="minorBidi"/>
-          <w:color w:val="000000" w:themeColor="text1"/>
-          <w:sz w:val="32"/>
-          <w:szCs w:val="32"/>
-          <w:rtl/>
-        </w:rPr>
-        <w:t xml:space="preserve"> </w:t>
-      </w:r>
-      <w:r>
-        <w:rPr>
-          <w:rFonts w:asciiTheme="minorBidi" w:hAnsiTheme="minorBidi"/>
-          <w:b/>
-          <w:bCs/>
-          <w:color w:val="000000" w:themeColor="text1"/>
-          <w:sz w:val="32"/>
-          <w:szCs w:val="32"/>
-          <w:rtl/>
-        </w:rPr>
-        <w:t xml:space="preserve"> رئيس مناوبة </w:t>
-      </w:r>
-      <w:proofErr w:type="gramStart"/>
-      <w:r>
-        <w:rPr>
-          <w:rFonts w:asciiTheme="minorBidi" w:hAnsiTheme="minorBidi"/>
-          <w:b/>
-          <w:bCs/>
-          <w:color w:val="000000" w:themeColor="text1"/>
-          <w:sz w:val="32"/>
-          <w:szCs w:val="32"/>
-          <w:rtl/>
-        </w:rPr>
-        <w:t>( </w:t>
-      </w:r>
-      <w:bookmarkStart w:id="0" w:name="mnaw1"/>
-      <w:bookmarkEnd w:id="0"/>
-      <w:r>
-        <w:rPr>
-          <w:rFonts w:asciiTheme="minorBidi" w:hAnsiTheme="minorBidi"/>
-          <w:b/>
-          <w:bCs/>
-          <w:color w:val="000000" w:themeColor="text1"/>
-          <w:sz w:val="32"/>
-          <w:szCs w:val="32"/>
-          <w:rtl/>
-        </w:rPr>
-        <w:t xml:space="preserve"> </w:t>
-      </w:r>
-      <w:r>
-        <w:rPr>
-          <w:rFonts w:asciiTheme="minorBidi" w:hAnsiTheme="minorBidi"/>
-          <w:b/>
-          <w:bCs/>
-          <w:color w:val="000000" w:themeColor="text1"/>
-          <w:sz w:val="32"/>
-          <w:szCs w:val="32"/>
-          <w:rtl/>
-        </w:rPr>
-        <w:t>)</w:t>
-      </w:r>
-      <w:proofErr w:type="gramEnd"/>
-      <w:r>
-        <w:rPr>
-          <w:rFonts w:asciiTheme="minorBidi" w:hAnsiTheme="minorBidi"/>
-          <w:b/>
-          <w:bCs/>
-          <w:color w:val="000000" w:themeColor="text1"/>
-          <w:sz w:val="32"/>
-          <w:szCs w:val="32"/>
-          <w:rtl/>
-        </w:rPr>
-        <w:t xml:space="preserve"> </w:t>
-      </w:r>
-      <w:bookmarkStart w:id="1" w:name="trminal1"/>
-      <w:bookmarkEnd w:id="1"/>
-      <w:r>
-        <w:rPr>
-          <w:rFonts w:asciiTheme="minorBidi" w:hAnsiTheme="minorBidi" w:hint="cs"/>
-          <w:b/>
-          <w:bCs/>
-          <w:color w:val="000000" w:themeColor="text1"/>
-          <w:sz w:val="32"/>
-          <w:szCs w:val="32"/>
-          <w:rtl/>
-        </w:rPr>
-        <w:t>سفر</w:t>
-      </w:r>
-      <w:r>
-        <w:rPr>
-          <w:rFonts w:asciiTheme="minorBidi" w:hAnsiTheme="minorBidi"/>
-          <w:b/>
-          <w:bCs/>
-          <w:color w:val="000000" w:themeColor="text1"/>
-          <w:sz w:val="32"/>
-          <w:szCs w:val="32"/>
-          <w:rtl/>
-        </w:rPr>
-        <w:t xml:space="preserve"> (  </w:t>
-      </w:r>
-      <w:r>
-        <w:rPr>
-          <w:rFonts w:asciiTheme="minorBidi" w:hAnsiTheme="minorBidi"/>
-          <w:b/>
-          <w:bCs/>
-          <w:color w:val="000000" w:themeColor="text1"/>
-          <w:sz w:val="32"/>
-          <w:szCs w:val="32"/>
-          <w:rtl/>
-        </w:rPr>
-        <w:t>)</w:t>
-      </w:r>
-    </w:p>
-    <w:p>
-      <w:pPr>
-        <w:rPr>
-          <w:rFonts w:asciiTheme="minorBidi" w:hAnsiTheme="minorBidi"/>
-          <w:b/>
-          <w:bCs/>
-          <w:color w:val="000000" w:themeColor="text1"/>
-          <w:sz w:val="32"/>
-          <w:szCs w:val="32"/>
-          <w:rtl/>
-        </w:rPr>
-      </w:pPr>
-      <w:r>
-        <w:rPr>
-          <w:rFonts w:asciiTheme="minorBidi" w:hAnsiTheme="minorBidi"/>
-          <w:b/>
-          <w:bCs/>
-          <w:color w:val="000000" w:themeColor="text1"/>
-          <w:sz w:val="32"/>
-          <w:szCs w:val="32"/>
-          <w:rtl/>
-        </w:rPr>
-        <w:t>                               </w:t>
-      </w:r>
-      <w:r>
-        <w:rPr>
-          <w:rFonts w:asciiTheme="minorBidi" w:hAnsiTheme="minorBidi" w:hint="cs"/>
-          <w:b/>
-          <w:bCs/>
-          <w:color w:val="000000" w:themeColor="text1"/>
-          <w:sz w:val="32"/>
-          <w:szCs w:val="32"/>
-          <w:rtl/>
-        </w:rPr>
-        <w:t xml:space="preserve">     </w:t>
-      </w:r>
-      <w:r>
-        <w:rPr>
-          <w:rFonts w:asciiTheme="minorBidi" w:hAnsiTheme="minorBidi"/>
-          <w:b/>
-          <w:bCs/>
-          <w:color w:val="000000" w:themeColor="text1"/>
-          <w:sz w:val="32"/>
-          <w:szCs w:val="32"/>
-          <w:rtl/>
-        </w:rPr>
-        <w:t>     </w:t>
-      </w:r>
-      <w:bookmarkStart w:id="2" w:name="rankoff"/>
-      <w:bookmarkEnd w:id="2"/>
-      <w:r>
-        <w:rPr>
-          <w:rFonts w:asciiTheme="minorBidi" w:hAnsiTheme="minorBidi" w:hint="cs"/>
-          <w:b/>
-          <w:bCs/>
-          <w:color w:val="000000" w:themeColor="text1"/>
-          <w:sz w:val="32"/>
-          <w:szCs w:val="32"/>
-          <w:rtl/>
-        </w:rPr>
-        <w:t xml:space="preserve"> </w:t>
-      </w:r>
-      <w:r>
-        <w:rPr>
-          <w:rFonts w:asciiTheme="minorBidi" w:hAnsiTheme="minorBidi"/>
-          <w:b/>
-          <w:bCs/>
-          <w:color w:val="000000" w:themeColor="text1"/>
-          <w:sz w:val="32"/>
-          <w:szCs w:val="32"/>
-          <w:rtl/>
-        </w:rPr>
-        <w:t xml:space="preserve"> </w:t>
-      </w:r>
-      <w:r>
-        <w:rPr>
-          <w:rFonts w:asciiTheme="minorBidi" w:hAnsiTheme="minorBidi"/>
-          <w:b/>
-          <w:bCs/>
-          <w:color w:val="000000" w:themeColor="text1"/>
-          <w:sz w:val="32"/>
-          <w:szCs w:val="32"/>
-          <w:rtl/>
-        </w:rPr>
-        <w:t>/ </w:t>
-      </w:r>
-    </w:p>
-    <w:p>
-      <w:pPr>
-        <w:rPr>
-          <w:rFonts w:asciiTheme="minorBidi" w:hAnsiTheme="minorBidi"/>
-          <w:b/>
-          <w:bCs/>
-          <w:color w:val="000000" w:themeColor="text1"/>
-          <w:sz w:val="32"/>
-          <w:szCs w:val="32"/>
-          <w:rtl/>
-        </w:rPr>
-      </w:pPr>
-      <w:r>
-        <w:rPr>
-          <w:rFonts w:asciiTheme="minorBidi" w:hAnsiTheme="minorBidi"/>
-          <w:b/>
-          <w:bCs/>
-          <w:color w:val="000000" w:themeColor="text1"/>
-          <w:sz w:val="32"/>
-          <w:szCs w:val="32"/>
-          <w:rtl/>
-        </w:rPr>
-        <w:t xml:space="preserve">                                                      </w:t>
-      </w:r>
-      <w:r>
-        <w:rPr>
-          <w:rFonts w:asciiTheme="minorBidi" w:hAnsiTheme="minorBidi" w:hint="cs"/>
-          <w:b/>
-          <w:bCs/>
-          <w:color w:val="000000" w:themeColor="text1"/>
-          <w:sz w:val="32"/>
-          <w:szCs w:val="32"/>
-          <w:rtl/>
-        </w:rPr>
-        <w:t xml:space="preserve">     </w:t>
-      </w:r>
-      <w:r>
-        <w:rPr>
-          <w:rFonts w:asciiTheme="minorBidi" w:hAnsiTheme="minorBidi"/>
-          <w:b/>
-          <w:bCs/>
-          <w:color w:val="000000" w:themeColor="text1"/>
-          <w:sz w:val="32"/>
-          <w:szCs w:val="32"/>
-          <w:rtl/>
-        </w:rPr>
-        <w:t xml:space="preserve">       </w:t>
-      </w:r>
-      <w:bookmarkStart w:id="3" w:name="nameoff"/>
-      <w:bookmarkEnd w:id="3"/>
+          <w:color w:val="000000" w:themeColor="text1"/>
+          <w:sz w:val="32"/>
+          <w:szCs w:val="32"/>
+          <w:rtl/>
+        </w:rPr>
+        <w:t xml:space="preserve"> </w:t>
+      </w:r>
       <w:r>
         <w:rPr>
           <w:rFonts w:asciiTheme="minorBidi" w:hAnsiTheme="minorBidi"/>
@@ -2271,8 +2442,8 @@
         <w:tab w:val="clear" w:pos="8306"/>
         <w:tab w:val="right" w:pos="8590"/>
       </w:tabs>
-      <w:ind w:left="-483" w:firstLine="526"/>
       <w:rPr>
+        <w:rFonts w:cs="AL-Mohanad Bold"/>
         <w:b/>
         <w:bCs/>
       </w:rPr>
@@ -2280,7 +2451,7 @@
     <w:proofErr w:type="gramStart"/>
     <w:r>
       <w:rPr>
-        <w:rFonts w:hint="cs"/>
+        <w:rFonts w:cs="AL-Mohanad Bold" w:hint="cs"/>
         <w:b/>
         <w:bCs/>
         <w:rtl/>
@@ -2290,7 +2461,7 @@
     <w:proofErr w:type="gramEnd"/>
     <w:r>
       <w:rPr>
-        <w:rFonts w:hint="cs"/>
+        <w:rFonts w:cs="AL-Mohanad Bold" w:hint="cs"/>
         <w:b/>
         <w:bCs/>
         <w:rtl/>
@@ -2299,7 +2470,7 @@
     </w:r>
     <w:r>
       <w:rPr>
-        <w:rFonts w:hint="cs"/>
+        <w:rFonts w:cs="AL-Mohanad Bold" w:hint="cs"/>
         <w:b/>
         <w:bCs/>
         <w:rtl/>
@@ -2309,7 +2480,7 @@
     </w:r>
     <w:r>
       <w:rPr>
-        <w:rFonts w:hint="cs"/>
+        <w:rFonts w:cs="AL-Mohanad Bold" w:hint="cs"/>
         <w:b/>
         <w:bCs/>
         <w:rtl/>
@@ -2378,7 +2549,7 @@
           <wp:extent cx="7302731" cy="8136000"/>
           <wp:effectExtent l="0" t="0" r="0" b="0"/>
           <wp:wrapNone/>
-          <wp:docPr id="65" name="صورة 2" descr="مشروع جديد (1) (1).png"/>
+          <wp:docPr id="1120434983" name="صورة 2" descr="مشروع جديد (1) (1).png"/>
           <wp:cNvGraphicFramePr>
             <a:graphicFrameLocks xmlns:a="http://schemas.openxmlformats.org/drawingml/2006/main" noChangeAspect="1"/>
           </wp:cNvGraphicFramePr>
@@ -2444,7 +2615,7 @@
               <wp:lineTo x="1816" y="2678"/>
             </wp:wrapPolygon>
           </wp:wrapTight>
-          <wp:docPr id="66" name="صورة 3" descr="[CITYPNG.COM]HD Bismilah Arab Calligraphy بسم الله الرحمان الرحيم Basmalah PNG - 2400x898.png"/>
+          <wp:docPr id="1301410671" name="صورة 3" descr="[CITYPNG.COM]HD Bismilah Arab Calligraphy بسم الله الرحمان الرحيم Basmalah PNG - 2400x898.png"/>
           <wp:cNvGraphicFramePr>
             <a:graphicFrameLocks xmlns:a="http://schemas.openxmlformats.org/drawingml/2006/main" noChangeAspect="1"/>
           </wp:cNvGraphicFramePr>
@@ -2517,7 +2688,7 @@
               <wp:lineTo x="10052" y="0"/>
             </wp:wrapPolygon>
           </wp:wrapTight>
-          <wp:docPr id="67" name="صورة 5" descr="الجوازات السعودية.png"/>
+          <wp:docPr id="1565864597" name="صورة 5" descr="الجوازات السعودية.png"/>
           <wp:cNvGraphicFramePr>
             <a:graphicFrameLocks xmlns:a="http://schemas.openxmlformats.org/drawingml/2006/main" noChangeAspect="1"/>
           </wp:cNvGraphicFramePr>
@@ -2577,7 +2748,7 @@
               <wp:lineTo x="475" y="4696"/>
             </wp:wrapPolygon>
           </wp:wrapTight>
-          <wp:docPr id="68" name="صورة 1" descr="toppng.com-مخطوطة-المملكة-العربية-السعودية-1394x527.png"/>
+          <wp:docPr id="2034356305" name="صورة 1" descr="toppng.com-مخطوطة-المملكة-العربية-السعودية-1394x527.png"/>
           <wp:cNvGraphicFramePr>
             <a:graphicFrameLocks xmlns:a="http://schemas.openxmlformats.org/drawingml/2006/main" noChangeAspect="1"/>
           </wp:cNvGraphicFramePr>

--- a/dic/خطابات جاهزة لتعديل/اختلاف خصائص حيوية.docx
+++ b/dic/خطابات جاهزة لتعديل/اختلاف خصائص حيوية.docx
@@ -1,11 +1,12 @@
 
 <file path=word/document.xml><?xml version="1.0" encoding="utf-8"?>
-<w:document xmlns:wpc="http://schemas.microsoft.com/office/word/2010/wordprocessingCanvas" xmlns:cx="http://schemas.microsoft.com/office/drawing/2014/chartex" xmlns:cx1="http://schemas.microsoft.com/office/drawing/2015/9/8/chartex" xmlns:cx2="http://schemas.microsoft.com/office/drawing/2015/10/21/chartex" xmlns:cx3="http://schemas.microsoft.com/office/drawing/2016/5/9/chartex" xmlns:cx4="http://schemas.microsoft.com/office/drawing/2016/5/10/chartex" xmlns:cx5="http://schemas.microsoft.com/office/drawing/2016/5/11/chartex" xmlns:cx6="http://schemas.microsoft.com/office/drawing/2016/5/12/chartex" xmlns:cx7="http://schemas.microsoft.com/office/drawing/2016/5/13/chartex" xmlns:cx8="http://schemas.microsoft.com/office/drawing/2016/5/14/chartex" xmlns:mc="http://schemas.openxmlformats.org/markup-compatibility/2006" xmlns:aink="http://schemas.microsoft.com/office/drawing/2016/ink" xmlns:am3d="http://schemas.microsoft.com/office/drawing/2017/model3d" xmlns:o="urn:schemas-microsoft-com:office:office" xmlns:oel="http://schemas.microsoft.com/office/2019/extlst" xmlns:r="http://schemas.openxmlformats.org/officeDocument/2006/relationships" xmlns:m="http://schemas.openxmlformats.org/officeDocument/2006/math" xmlns:v="urn:schemas-microsoft-com:vml" xmlns:wp14="http://schemas.microsoft.com/office/word/2010/wordprocessingDrawing" xmlns:wp="http://schemas.openxmlformats.org/drawingml/2006/wordprocessingDrawing" xmlns:w10="urn:schemas-microsoft-com:office:word" xmlns:w="http://schemas.openxmlformats.org/wordprocessingml/2006/main" xmlns:w14="http://schemas.microsoft.com/office/word/2010/wordml" xmlns:w15="http://schemas.microsoft.com/office/word/2012/wordml" xmlns:w16cex="http://schemas.microsoft.com/office/word/2018/wordml/cex" xmlns:w16cid="http://schemas.microsoft.com/office/word/2016/wordml/cid" xmlns:w16="http://schemas.microsoft.com/office/word/2018/wordml" xmlns:w16du="http://schemas.microsoft.com/office/word/2023/wordml/word16du" xmlns:w16sdtdh="http://schemas.microsoft.com/office/word/2020/wordml/sdtdatahash" xmlns:w16se="http://schemas.microsoft.com/office/word/2015/wordml/symex" xmlns:wpg="http://schemas.microsoft.com/office/word/2010/wordprocessingGroup" xmlns:wpi="http://schemas.microsoft.com/office/word/2010/wordprocessingInk" xmlns:wne="http://schemas.microsoft.com/office/word/2006/wordml" xmlns:wps="http://schemas.microsoft.com/office/word/2010/wordprocessingShape" mc:Ignorable="w14 w15 w16se w16cid w16 w16cex w16sdtdh w16du wp14">
+<w:document xmlns:wpc="http://schemas.microsoft.com/office/word/2010/wordprocessingCanvas" xmlns:cx="http://schemas.microsoft.com/office/drawing/2014/chartex" xmlns:cx1="http://schemas.microsoft.com/office/drawing/2015/9/8/chartex" xmlns:cx2="http://schemas.microsoft.com/office/drawing/2015/10/21/chartex" xmlns:cx3="http://schemas.microsoft.com/office/drawing/2016/5/9/chartex" xmlns:cx4="http://schemas.microsoft.com/office/drawing/2016/5/10/chartex" xmlns:cx5="http://schemas.microsoft.com/office/drawing/2016/5/11/chartex" xmlns:cx6="http://schemas.microsoft.com/office/drawing/2016/5/12/chartex" xmlns:cx7="http://schemas.microsoft.com/office/drawing/2016/5/13/chartex" xmlns:cx8="http://schemas.microsoft.com/office/drawing/2016/5/14/chartex" xmlns:mc="http://schemas.openxmlformats.org/markup-compatibility/2006" xmlns:aink="http://schemas.microsoft.com/office/drawing/2016/ink" xmlns:am3d="http://schemas.microsoft.com/office/drawing/2017/model3d" xmlns:o="urn:schemas-microsoft-com:office:office" xmlns:oel="http://schemas.microsoft.com/office/2019/extlst" xmlns:r="http://schemas.openxmlformats.org/officeDocument/2006/relationships" xmlns:m="http://schemas.openxmlformats.org/officeDocument/2006/math" xmlns:v="urn:schemas-microsoft-com:vml" xmlns:wp14="http://schemas.microsoft.com/office/word/2010/wordprocessingDrawing" xmlns:wp="http://schemas.openxmlformats.org/drawingml/2006/wordprocessingDrawing" xmlns:w10="urn:schemas-microsoft-com:office:word" xmlns:w="http://schemas.openxmlformats.org/wordprocessingml/2006/main" xmlns:w14="http://schemas.microsoft.com/office/word/2010/wordml" xmlns:w15="http://schemas.microsoft.com/office/word/2012/wordml" xmlns:w16cex="http://schemas.microsoft.com/office/word/2018/wordml/cex" xmlns:w16cid="http://schemas.microsoft.com/office/word/2016/wordml/cid" xmlns:w16="http://schemas.microsoft.com/office/word/2018/wordml" xmlns:w16du="http://schemas.microsoft.com/office/word/2023/wordml/word16du" xmlns:w16sdtdh="http://schemas.microsoft.com/office/word/2020/wordml/sdtdatahash" xmlns:w16sdtfl="http://schemas.microsoft.com/office/word/2024/wordml/sdtformatlock" xmlns:w16se="http://schemas.microsoft.com/office/word/2015/wordml/symex" xmlns:wpg="http://schemas.microsoft.com/office/word/2010/wordprocessingGroup" xmlns:wpi="http://schemas.microsoft.com/office/word/2010/wordprocessingInk" xmlns:wne="http://schemas.microsoft.com/office/word/2006/wordml" xmlns:wps="http://schemas.microsoft.com/office/word/2010/wordprocessingShape" mc:Ignorable="w14 w15 w16se w16cid w16 w16cex w16sdtdh w16sdtfl w16du wp14">
   <w:body>
     <w:p>
       <w:pPr>
         <w:pStyle w:val="2"/>
         <w:rPr>
+          <w:rFonts w:hint="cs"/>
           <w:rtl/>
         </w:rPr>
       </w:pPr>
@@ -352,43 +353,13 @@
       </w:pPr>
       <w:r>
         <w:rPr>
-          <w:rFonts w:asciiTheme="minorBidi" w:hAnsiTheme="minorBidi" w:cs="AL-Mohanad Bold" w:hint="eastAsia"/>
-          <w:color w:val="000000" w:themeColor="text1"/>
-          <w:sz w:val="32"/>
-          <w:szCs w:val="32"/>
-          <w:rtl/>
-        </w:rPr>
-        <w:t>نفيد</w:t>
-      </w:r>
-      <w:r>
-        <w:rPr>
-          <w:rFonts w:asciiTheme="minorBidi" w:hAnsiTheme="minorBidi" w:cs="AL-Mohanad Bold"/>
-          <w:color w:val="000000" w:themeColor="text1"/>
-          <w:sz w:val="32"/>
-          <w:szCs w:val="32"/>
-          <w:rtl/>
-        </w:rPr>
-        <w:t xml:space="preserve"> </w:t>
-      </w:r>
-      <w:r>
-        <w:rPr>
-          <w:rFonts w:asciiTheme="minorBidi" w:hAnsiTheme="minorBidi" w:cs="AL-Mohanad Bold" w:hint="eastAsia"/>
-          <w:color w:val="000000" w:themeColor="text1"/>
-          <w:sz w:val="32"/>
-          <w:szCs w:val="32"/>
-          <w:rtl/>
-        </w:rPr>
-        <w:t>سعادتكم</w:t>
-      </w:r>
-      <w:r>
-        <w:rPr>
-          <w:rFonts w:asciiTheme="minorBidi" w:hAnsiTheme="minorBidi" w:cs="AL-Mohanad Bold"/>
-          <w:color w:val="000000" w:themeColor="text1"/>
-          <w:sz w:val="32"/>
-          <w:szCs w:val="32"/>
-          <w:rtl/>
-        </w:rPr>
-        <w:t xml:space="preserve"> </w:t>
+          <w:rFonts w:asciiTheme="minorBidi" w:hAnsiTheme="minorBidi" w:cs="AL-Mohanad Bold" w:hint="cs"/>
+          <w:color w:val="000000" w:themeColor="text1"/>
+          <w:sz w:val="32"/>
+          <w:szCs w:val="32"/>
+          <w:rtl/>
+        </w:rPr>
+        <w:t xml:space="preserve">افيد سعادتكم </w:t>
       </w:r>
       <w:r>
         <w:rPr>
@@ -490,7 +461,6 @@
         </w:rPr>
         <w:t xml:space="preserve"> </w:t>
       </w:r>
-      <w:proofErr w:type="gramStart"/>
       <w:r>
         <w:rPr>
           <w:rFonts w:asciiTheme="minorBidi" w:hAnsiTheme="minorBidi" w:cs="AL-Mohanad Bold" w:hint="cs"/>
@@ -499,18 +469,7 @@
           <w:szCs w:val="32"/>
           <w:rtl/>
         </w:rPr>
-        <w:t>( )</w:t>
-      </w:r>
-      <w:proofErr w:type="gramEnd"/>
-      <w:r>
-        <w:rPr>
-          <w:rFonts w:asciiTheme="minorBidi" w:hAnsiTheme="minorBidi" w:cs="AL-Mohanad Bold" w:hint="cs"/>
-          <w:color w:val="000000" w:themeColor="text1"/>
-          <w:sz w:val="32"/>
-          <w:szCs w:val="32"/>
-          <w:rtl/>
-        </w:rPr>
-        <w:t xml:space="preserve"> </w:t>
+        <w:t xml:space="preserve">( ) </w:t>
       </w:r>
       <w:r>
         <w:rPr>
@@ -1902,17 +1861,25 @@
         <mc:AlternateContent>
           <mc:Choice Requires="wps">
             <w:drawing>
-              <wp:anchor distT="45720" distB="45720" distL="114300" distR="114300" simplePos="0" relativeHeight="251659264" behindDoc="1" locked="0" layoutInCell="1" allowOverlap="1" wp14:anchorId="3AEC24E9" wp14:editId="2BD88CBE">
+              <wp:anchor distT="45720" distB="45720" distL="114300" distR="114300" simplePos="0" relativeHeight="251659264" behindDoc="1" locked="0" layoutInCell="1" allowOverlap="1" wp14:anchorId="3AEC24E9" wp14:editId="4E0230E2">
                 <wp:simplePos x="0" y="0"/>
                 <wp:positionH relativeFrom="column">
-                  <wp:posOffset>-752476</wp:posOffset>
+                  <wp:posOffset>-753386</wp:posOffset>
                 </wp:positionH>
                 <wp:positionV relativeFrom="paragraph">
-                  <wp:posOffset>333375</wp:posOffset>
+                  <wp:posOffset>334866</wp:posOffset>
                 </wp:positionV>
                 <wp:extent cx="3267075" cy="1500505"/>
                 <wp:effectExtent l="0" t="0" r="0" b="4445"/>
-                <wp:wrapNone/>
+                <wp:wrapTight wrapText="bothSides">
+                  <wp:wrapPolygon edited="0">
+                    <wp:start x="252" y="0"/>
+                    <wp:lineTo x="252" y="21390"/>
+                    <wp:lineTo x="21159" y="21390"/>
+                    <wp:lineTo x="21159" y="0"/>
+                    <wp:lineTo x="252" y="0"/>
+                  </wp:wrapPolygon>
+                </wp:wrapTight>
                 <wp:docPr id="217" name="مربع نص 2"/>
                 <wp:cNvGraphicFramePr>
                   <a:graphicFrameLocks xmlns:a="http://schemas.openxmlformats.org/drawingml/2006/main"/>
@@ -2146,7 +2113,7 @@
                 <v:stroke joinstyle="miter"/>
                 <v:path gradientshapeok="t" o:connecttype="rect"/>
               </v:shapetype>
-              <v:shape id="مربع نص 2" o:spid="_x0000_s1026" type="#_x0000_t202" style="position:absolute;left:0;text-align:left;margin-left:-59.25pt;margin-top:26.25pt;width:257.25pt;height:118.15pt;flip:x;z-index:-251657216;visibility:visible;mso-wrap-style:square;mso-width-percent:0;mso-height-percent:0;mso-wrap-distance-left:9pt;mso-wrap-distance-top:3.6pt;mso-wrap-distance-right:9pt;mso-wrap-distance-bottom:3.6pt;mso-position-horizontal:absolute;mso-position-horizontal-relative:text;mso-position-vertical:absolute;mso-position-vertical-relative:text;mso-width-percent:0;mso-height-percent:0;mso-width-relative:margin;mso-height-relative:margin;v-text-anchor:top" o:gfxdata="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" filled="f" stroked="f">
+              <v:shape id="مربع نص 2" o:spid="_x0000_s1026" type="#_x0000_t202" style="position:absolute;left:0;text-align:left;margin-left:-59.3pt;margin-top:26.35pt;width:257.25pt;height:118.15pt;flip:x;z-index:-251657216;visibility:visible;mso-wrap-style:square;mso-width-percent:0;mso-height-percent:0;mso-wrap-distance-left:9pt;mso-wrap-distance-top:3.6pt;mso-wrap-distance-right:9pt;mso-wrap-distance-bottom:3.6pt;mso-position-horizontal:absolute;mso-position-horizontal-relative:text;mso-position-vertical:absolute;mso-position-vertical-relative:text;mso-width-percent:0;mso-height-percent:0;mso-width-relative:margin;mso-height-relative:margin;v-text-anchor:top" o:gfxdata="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" filled="f" stroked="f">
                 <v:textbox>
                   <w:txbxContent>
                     <w:p>
@@ -2322,6 +2289,7 @@
                     </w:p>
                   </w:txbxContent>
                 </v:textbox>
+                <w10:wrap type="tight"/>
               </v:shape>
             </w:pict>
           </mc:Fallback>
@@ -2409,7 +2377,7 @@
 </file>
 
 <file path=word/endnotes.xml><?xml version="1.0" encoding="utf-8"?>
-<w:endnotes xmlns:wpc="http://schemas.microsoft.com/office/word/2010/wordprocessingCanvas" xmlns:cx="http://schemas.microsoft.com/office/drawing/2014/chartex" xmlns:cx1="http://schemas.microsoft.com/office/drawing/2015/9/8/chartex" xmlns:cx2="http://schemas.microsoft.com/office/drawing/2015/10/21/chartex" xmlns:cx3="http://schemas.microsoft.com/office/drawing/2016/5/9/chartex" xmlns:cx4="http://schemas.microsoft.com/office/drawing/2016/5/10/chartex" xmlns:cx5="http://schemas.microsoft.com/office/drawing/2016/5/11/chartex" xmlns:cx6="http://schemas.microsoft.com/office/drawing/2016/5/12/chartex" xmlns:cx7="http://schemas.microsoft.com/office/drawing/2016/5/13/chartex" xmlns:cx8="http://schemas.microsoft.com/office/drawing/2016/5/14/chartex" xmlns:mc="http://schemas.openxmlformats.org/markup-compatibility/2006" xmlns:aink="http://schemas.microsoft.com/office/drawing/2016/ink" xmlns:am3d="http://schemas.microsoft.com/office/drawing/2017/model3d" xmlns:o="urn:schemas-microsoft-com:office:office" xmlns:oel="http://schemas.microsoft.com/office/2019/extlst" xmlns:r="http://schemas.openxmlformats.org/officeDocument/2006/relationships" xmlns:m="http://schemas.openxmlformats.org/officeDocument/2006/math" xmlns:v="urn:schemas-microsoft-com:vml" xmlns:wp14="http://schemas.microsoft.com/office/word/2010/wordprocessingDrawing" xmlns:wp="http://schemas.openxmlformats.org/drawingml/2006/wordprocessingDrawing" xmlns:w10="urn:schemas-microsoft-com:office:word" xmlns:w="http://schemas.openxmlformats.org/wordprocessingml/2006/main" xmlns:w14="http://schemas.microsoft.com/office/word/2010/wordml" xmlns:w15="http://schemas.microsoft.com/office/word/2012/wordml" xmlns:w16cex="http://schemas.microsoft.com/office/word/2018/wordml/cex" xmlns:w16cid="http://schemas.microsoft.com/office/word/2016/wordml/cid" xmlns:w16="http://schemas.microsoft.com/office/word/2018/wordml" xmlns:w16du="http://schemas.microsoft.com/office/word/2023/wordml/word16du" xmlns:w16sdtdh="http://schemas.microsoft.com/office/word/2020/wordml/sdtdatahash" xmlns:w16se="http://schemas.microsoft.com/office/word/2015/wordml/symex" xmlns:wpg="http://schemas.microsoft.com/office/word/2010/wordprocessingGroup" xmlns:wpi="http://schemas.microsoft.com/office/word/2010/wordprocessingInk" xmlns:wne="http://schemas.microsoft.com/office/word/2006/wordml" xmlns:wps="http://schemas.microsoft.com/office/word/2010/wordprocessingShape" mc:Ignorable="w14 w15 w16se w16cid w16 w16cex w16sdtdh w16du wp14">
+<w:endnotes xmlns:wpc="http://schemas.microsoft.com/office/word/2010/wordprocessingCanvas" xmlns:cx="http://schemas.microsoft.com/office/drawing/2014/chartex" xmlns:cx1="http://schemas.microsoft.com/office/drawing/2015/9/8/chartex" xmlns:cx2="http://schemas.microsoft.com/office/drawing/2015/10/21/chartex" xmlns:cx3="http://schemas.microsoft.com/office/drawing/2016/5/9/chartex" xmlns:cx4="http://schemas.microsoft.com/office/drawing/2016/5/10/chartex" xmlns:cx5="http://schemas.microsoft.com/office/drawing/2016/5/11/chartex" xmlns:cx6="http://schemas.microsoft.com/office/drawing/2016/5/12/chartex" xmlns:cx7="http://schemas.microsoft.com/office/drawing/2016/5/13/chartex" xmlns:cx8="http://schemas.microsoft.com/office/drawing/2016/5/14/chartex" xmlns:mc="http://schemas.openxmlformats.org/markup-compatibility/2006" xmlns:aink="http://schemas.microsoft.com/office/drawing/2016/ink" xmlns:am3d="http://schemas.microsoft.com/office/drawing/2017/model3d" xmlns:o="urn:schemas-microsoft-com:office:office" xmlns:oel="http://schemas.microsoft.com/office/2019/extlst" xmlns:r="http://schemas.openxmlformats.org/officeDocument/2006/relationships" xmlns:m="http://schemas.openxmlformats.org/officeDocument/2006/math" xmlns:v="urn:schemas-microsoft-com:vml" xmlns:wp14="http://schemas.microsoft.com/office/word/2010/wordprocessingDrawing" xmlns:wp="http://schemas.openxmlformats.org/drawingml/2006/wordprocessingDrawing" xmlns:w10="urn:schemas-microsoft-com:office:word" xmlns:w="http://schemas.openxmlformats.org/wordprocessingml/2006/main" xmlns:w14="http://schemas.microsoft.com/office/word/2010/wordml" xmlns:w15="http://schemas.microsoft.com/office/word/2012/wordml" xmlns:w16cex="http://schemas.microsoft.com/office/word/2018/wordml/cex" xmlns:w16cid="http://schemas.microsoft.com/office/word/2016/wordml/cid" xmlns:w16="http://schemas.microsoft.com/office/word/2018/wordml" xmlns:w16du="http://schemas.microsoft.com/office/word/2023/wordml/word16du" xmlns:w16sdtdh="http://schemas.microsoft.com/office/word/2020/wordml/sdtdatahash" xmlns:w16sdtfl="http://schemas.microsoft.com/office/word/2024/wordml/sdtformatlock" xmlns:w16se="http://schemas.microsoft.com/office/word/2015/wordml/symex" xmlns:wpg="http://schemas.microsoft.com/office/word/2010/wordprocessingGroup" xmlns:wpi="http://schemas.microsoft.com/office/word/2010/wordprocessingInk" xmlns:wne="http://schemas.microsoft.com/office/word/2006/wordml" xmlns:wps="http://schemas.microsoft.com/office/word/2010/wordprocessingShape" mc:Ignorable="w14 w15 w16se w16cid w16 w16cex w16sdtdh w16sdtfl w16du wp14">
   <w:endnote w:type="separator" w:id="-1">
     <w:p>
       <w:pPr>
@@ -2434,7 +2402,7 @@
 </file>
 
 <file path=word/footer1.xml><?xml version="1.0" encoding="utf-8"?>
-<w:ftr xmlns:wpc="http://schemas.microsoft.com/office/word/2010/wordprocessingCanvas" xmlns:cx="http://schemas.microsoft.com/office/drawing/2014/chartex" xmlns:cx1="http://schemas.microsoft.com/office/drawing/2015/9/8/chartex" xmlns:cx2="http://schemas.microsoft.com/office/drawing/2015/10/21/chartex" xmlns:cx3="http://schemas.microsoft.com/office/drawing/2016/5/9/chartex" xmlns:cx4="http://schemas.microsoft.com/office/drawing/2016/5/10/chartex" xmlns:cx5="http://schemas.microsoft.com/office/drawing/2016/5/11/chartex" xmlns:cx6="http://schemas.microsoft.com/office/drawing/2016/5/12/chartex" xmlns:cx7="http://schemas.microsoft.com/office/drawing/2016/5/13/chartex" xmlns:cx8="http://schemas.microsoft.com/office/drawing/2016/5/14/chartex" xmlns:mc="http://schemas.openxmlformats.org/markup-compatibility/2006" xmlns:aink="http://schemas.microsoft.com/office/drawing/2016/ink" xmlns:am3d="http://schemas.microsoft.com/office/drawing/2017/model3d" xmlns:o="urn:schemas-microsoft-com:office:office" xmlns:oel="http://schemas.microsoft.com/office/2019/extlst" xmlns:r="http://schemas.openxmlformats.org/officeDocument/2006/relationships" xmlns:m="http://schemas.openxmlformats.org/officeDocument/2006/math" xmlns:v="urn:schemas-microsoft-com:vml" xmlns:wp14="http://schemas.microsoft.com/office/word/2010/wordprocessingDrawing" xmlns:wp="http://schemas.openxmlformats.org/drawingml/2006/wordprocessingDrawing" xmlns:w10="urn:schemas-microsoft-com:office:word" xmlns:w="http://schemas.openxmlformats.org/wordprocessingml/2006/main" xmlns:w14="http://schemas.microsoft.com/office/word/2010/wordml" xmlns:w15="http://schemas.microsoft.com/office/word/2012/wordml" xmlns:w16cex="http://schemas.microsoft.com/office/word/2018/wordml/cex" xmlns:w16cid="http://schemas.microsoft.com/office/word/2016/wordml/cid" xmlns:w16="http://schemas.microsoft.com/office/word/2018/wordml" xmlns:w16du="http://schemas.microsoft.com/office/word/2023/wordml/word16du" xmlns:w16sdtdh="http://schemas.microsoft.com/office/word/2020/wordml/sdtdatahash" xmlns:w16se="http://schemas.microsoft.com/office/word/2015/wordml/symex" xmlns:wpg="http://schemas.microsoft.com/office/word/2010/wordprocessingGroup" xmlns:wpi="http://schemas.microsoft.com/office/word/2010/wordprocessingInk" xmlns:wne="http://schemas.microsoft.com/office/word/2006/wordml" xmlns:wps="http://schemas.microsoft.com/office/word/2010/wordprocessingShape" mc:Ignorable="w14 w15 w16se w16cid w16 w16cex w16sdtdh w16du wp14">
+<w:ftr xmlns:wpc="http://schemas.microsoft.com/office/word/2010/wordprocessingCanvas" xmlns:cx="http://schemas.microsoft.com/office/drawing/2014/chartex" xmlns:cx1="http://schemas.microsoft.com/office/drawing/2015/9/8/chartex" xmlns:cx2="http://schemas.microsoft.com/office/drawing/2015/10/21/chartex" xmlns:cx3="http://schemas.microsoft.com/office/drawing/2016/5/9/chartex" xmlns:cx4="http://schemas.microsoft.com/office/drawing/2016/5/10/chartex" xmlns:cx5="http://schemas.microsoft.com/office/drawing/2016/5/11/chartex" xmlns:cx6="http://schemas.microsoft.com/office/drawing/2016/5/12/chartex" xmlns:cx7="http://schemas.microsoft.com/office/drawing/2016/5/13/chartex" xmlns:cx8="http://schemas.microsoft.com/office/drawing/2016/5/14/chartex" xmlns:mc="http://schemas.openxmlformats.org/markup-compatibility/2006" xmlns:aink="http://schemas.microsoft.com/office/drawing/2016/ink" xmlns:am3d="http://schemas.microsoft.com/office/drawing/2017/model3d" xmlns:o="urn:schemas-microsoft-com:office:office" xmlns:oel="http://schemas.microsoft.com/office/2019/extlst" xmlns:r="http://schemas.openxmlformats.org/officeDocument/2006/relationships" xmlns:m="http://schemas.openxmlformats.org/officeDocument/2006/math" xmlns:v="urn:schemas-microsoft-com:vml" xmlns:wp14="http://schemas.microsoft.com/office/word/2010/wordprocessingDrawing" xmlns:wp="http://schemas.openxmlformats.org/drawingml/2006/wordprocessingDrawing" xmlns:w10="urn:schemas-microsoft-com:office:word" xmlns:w="http://schemas.openxmlformats.org/wordprocessingml/2006/main" xmlns:w14="http://schemas.microsoft.com/office/word/2010/wordml" xmlns:w15="http://schemas.microsoft.com/office/word/2012/wordml" xmlns:w16cex="http://schemas.microsoft.com/office/word/2018/wordml/cex" xmlns:w16cid="http://schemas.microsoft.com/office/word/2016/wordml/cid" xmlns:w16="http://schemas.microsoft.com/office/word/2018/wordml" xmlns:w16du="http://schemas.microsoft.com/office/word/2023/wordml/word16du" xmlns:w16sdtdh="http://schemas.microsoft.com/office/word/2020/wordml/sdtdatahash" xmlns:w16sdtfl="http://schemas.microsoft.com/office/word/2024/wordml/sdtformatlock" xmlns:w16se="http://schemas.microsoft.com/office/word/2015/wordml/symex" xmlns:wpg="http://schemas.microsoft.com/office/word/2010/wordprocessingGroup" xmlns:wpi="http://schemas.microsoft.com/office/word/2010/wordprocessingInk" xmlns:wne="http://schemas.microsoft.com/office/word/2006/wordml" xmlns:wps="http://schemas.microsoft.com/office/word/2010/wordprocessingShape" mc:Ignorable="w14 w15 w16se w16cid w16 w16cex w16sdtdh w16sdtfl w16du wp14">
   <w:p>
     <w:pPr>
       <w:pStyle w:val="ab"/>
@@ -2498,7 +2466,7 @@
 </file>
 
 <file path=word/footnotes.xml><?xml version="1.0" encoding="utf-8"?>
-<w:footnotes xmlns:wpc="http://schemas.microsoft.com/office/word/2010/wordprocessingCanvas" xmlns:cx="http://schemas.microsoft.com/office/drawing/2014/chartex" xmlns:cx1="http://schemas.microsoft.com/office/drawing/2015/9/8/chartex" xmlns:cx2="http://schemas.microsoft.com/office/drawing/2015/10/21/chartex" xmlns:cx3="http://schemas.microsoft.com/office/drawing/2016/5/9/chartex" xmlns:cx4="http://schemas.microsoft.com/office/drawing/2016/5/10/chartex" xmlns:cx5="http://schemas.microsoft.com/office/drawing/2016/5/11/chartex" xmlns:cx6="http://schemas.microsoft.com/office/drawing/2016/5/12/chartex" xmlns:cx7="http://schemas.microsoft.com/office/drawing/2016/5/13/chartex" xmlns:cx8="http://schemas.microsoft.com/office/drawing/2016/5/14/chartex" xmlns:mc="http://schemas.openxmlformats.org/markup-compatibility/2006" xmlns:aink="http://schemas.microsoft.com/office/drawing/2016/ink" xmlns:am3d="http://schemas.microsoft.com/office/drawing/2017/model3d" xmlns:o="urn:schemas-microsoft-com:office:office" xmlns:oel="http://schemas.microsoft.com/office/2019/extlst" xmlns:r="http://schemas.openxmlformats.org/officeDocument/2006/relationships" xmlns:m="http://schemas.openxmlformats.org/officeDocument/2006/math" xmlns:v="urn:schemas-microsoft-com:vml" xmlns:wp14="http://schemas.microsoft.com/office/word/2010/wordprocessingDrawing" xmlns:wp="http://schemas.openxmlformats.org/drawingml/2006/wordprocessingDrawing" xmlns:w10="urn:schemas-microsoft-com:office:word" xmlns:w="http://schemas.openxmlformats.org/wordprocessingml/2006/main" xmlns:w14="http://schemas.microsoft.com/office/word/2010/wordml" xmlns:w15="http://schemas.microsoft.com/office/word/2012/wordml" xmlns:w16cex="http://schemas.microsoft.com/office/word/2018/wordml/cex" xmlns:w16cid="http://schemas.microsoft.com/office/word/2016/wordml/cid" xmlns:w16="http://schemas.microsoft.com/office/word/2018/wordml" xmlns:w16du="http://schemas.microsoft.com/office/word/2023/wordml/word16du" xmlns:w16sdtdh="http://schemas.microsoft.com/office/word/2020/wordml/sdtdatahash" xmlns:w16se="http://schemas.microsoft.com/office/word/2015/wordml/symex" xmlns:wpg="http://schemas.microsoft.com/office/word/2010/wordprocessingGroup" xmlns:wpi="http://schemas.microsoft.com/office/word/2010/wordprocessingInk" xmlns:wne="http://schemas.microsoft.com/office/word/2006/wordml" xmlns:wps="http://schemas.microsoft.com/office/word/2010/wordprocessingShape" mc:Ignorable="w14 w15 w16se w16cid w16 w16cex w16sdtdh w16du wp14">
+<w:footnotes xmlns:wpc="http://schemas.microsoft.com/office/word/2010/wordprocessingCanvas" xmlns:cx="http://schemas.microsoft.com/office/drawing/2014/chartex" xmlns:cx1="http://schemas.microsoft.com/office/drawing/2015/9/8/chartex" xmlns:cx2="http://schemas.microsoft.com/office/drawing/2015/10/21/chartex" xmlns:cx3="http://schemas.microsoft.com/office/drawing/2016/5/9/chartex" xmlns:cx4="http://schemas.microsoft.com/office/drawing/2016/5/10/chartex" xmlns:cx5="http://schemas.microsoft.com/office/drawing/2016/5/11/chartex" xmlns:cx6="http://schemas.microsoft.com/office/drawing/2016/5/12/chartex" xmlns:cx7="http://schemas.microsoft.com/office/drawing/2016/5/13/chartex" xmlns:cx8="http://schemas.microsoft.com/office/drawing/2016/5/14/chartex" xmlns:mc="http://schemas.openxmlformats.org/markup-compatibility/2006" xmlns:aink="http://schemas.microsoft.com/office/drawing/2016/ink" xmlns:am3d="http://schemas.microsoft.com/office/drawing/2017/model3d" xmlns:o="urn:schemas-microsoft-com:office:office" xmlns:oel="http://schemas.microsoft.com/office/2019/extlst" xmlns:r="http://schemas.openxmlformats.org/officeDocument/2006/relationships" xmlns:m="http://schemas.openxmlformats.org/officeDocument/2006/math" xmlns:v="urn:schemas-microsoft-com:vml" xmlns:wp14="http://schemas.microsoft.com/office/word/2010/wordprocessingDrawing" xmlns:wp="http://schemas.openxmlformats.org/drawingml/2006/wordprocessingDrawing" xmlns:w10="urn:schemas-microsoft-com:office:word" xmlns:w="http://schemas.openxmlformats.org/wordprocessingml/2006/main" xmlns:w14="http://schemas.microsoft.com/office/word/2010/wordml" xmlns:w15="http://schemas.microsoft.com/office/word/2012/wordml" xmlns:w16cex="http://schemas.microsoft.com/office/word/2018/wordml/cex" xmlns:w16cid="http://schemas.microsoft.com/office/word/2016/wordml/cid" xmlns:w16="http://schemas.microsoft.com/office/word/2018/wordml" xmlns:w16du="http://schemas.microsoft.com/office/word/2023/wordml/word16du" xmlns:w16sdtdh="http://schemas.microsoft.com/office/word/2020/wordml/sdtdatahash" xmlns:w16sdtfl="http://schemas.microsoft.com/office/word/2024/wordml/sdtformatlock" xmlns:w16se="http://schemas.microsoft.com/office/word/2015/wordml/symex" xmlns:wpg="http://schemas.microsoft.com/office/word/2010/wordprocessingGroup" xmlns:wpi="http://schemas.microsoft.com/office/word/2010/wordprocessingInk" xmlns:wne="http://schemas.microsoft.com/office/word/2006/wordml" xmlns:wps="http://schemas.microsoft.com/office/word/2010/wordprocessingShape" mc:Ignorable="w14 w15 w16se w16cid w16 w16cex w16sdtdh w16sdtfl w16du wp14">
   <w:footnote w:type="separator" w:id="-1">
     <w:p>
       <w:pPr>
@@ -2523,7 +2491,7 @@
 </file>
 
 <file path=word/header1.xml><?xml version="1.0" encoding="utf-8"?>
-<w:hdr xmlns:wpc="http://schemas.microsoft.com/office/word/2010/wordprocessingCanvas" xmlns:cx="http://schemas.microsoft.com/office/drawing/2014/chartex" xmlns:cx1="http://schemas.microsoft.com/office/drawing/2015/9/8/chartex" xmlns:cx2="http://schemas.microsoft.com/office/drawing/2015/10/21/chartex" xmlns:cx3="http://schemas.microsoft.com/office/drawing/2016/5/9/chartex" xmlns:cx4="http://schemas.microsoft.com/office/drawing/2016/5/10/chartex" xmlns:cx5="http://schemas.microsoft.com/office/drawing/2016/5/11/chartex" xmlns:cx6="http://schemas.microsoft.com/office/drawing/2016/5/12/chartex" xmlns:cx7="http://schemas.microsoft.com/office/drawing/2016/5/13/chartex" xmlns:cx8="http://schemas.microsoft.com/office/drawing/2016/5/14/chartex" xmlns:mc="http://schemas.openxmlformats.org/markup-compatibility/2006" xmlns:aink="http://schemas.microsoft.com/office/drawing/2016/ink" xmlns:am3d="http://schemas.microsoft.com/office/drawing/2017/model3d" xmlns:o="urn:schemas-microsoft-com:office:office" xmlns:oel="http://schemas.microsoft.com/office/2019/extlst" xmlns:r="http://schemas.openxmlformats.org/officeDocument/2006/relationships" xmlns:m="http://schemas.openxmlformats.org/officeDocument/2006/math" xmlns:v="urn:schemas-microsoft-com:vml" xmlns:wp14="http://schemas.microsoft.com/office/word/2010/wordprocessingDrawing" xmlns:wp="http://schemas.openxmlformats.org/drawingml/2006/wordprocessingDrawing" xmlns:w10="urn:schemas-microsoft-com:office:word" xmlns:w="http://schemas.openxmlformats.org/wordprocessingml/2006/main" xmlns:w14="http://schemas.microsoft.com/office/word/2010/wordml" xmlns:w15="http://schemas.microsoft.com/office/word/2012/wordml" xmlns:w16cex="http://schemas.microsoft.com/office/word/2018/wordml/cex" xmlns:w16cid="http://schemas.microsoft.com/office/word/2016/wordml/cid" xmlns:w16="http://schemas.microsoft.com/office/word/2018/wordml" xmlns:w16du="http://schemas.microsoft.com/office/word/2023/wordml/word16du" xmlns:w16sdtdh="http://schemas.microsoft.com/office/word/2020/wordml/sdtdatahash" xmlns:w16se="http://schemas.microsoft.com/office/word/2015/wordml/symex" xmlns:wpg="http://schemas.microsoft.com/office/word/2010/wordprocessingGroup" xmlns:wpi="http://schemas.microsoft.com/office/word/2010/wordprocessingInk" xmlns:wne="http://schemas.microsoft.com/office/word/2006/wordml" xmlns:wps="http://schemas.microsoft.com/office/word/2010/wordprocessingShape" mc:Ignorable="w14 w15 w16se w16cid w16 w16cex w16sdtdh w16du wp14">
+<w:hdr xmlns:wpc="http://schemas.microsoft.com/office/word/2010/wordprocessingCanvas" xmlns:cx="http://schemas.microsoft.com/office/drawing/2014/chartex" xmlns:cx1="http://schemas.microsoft.com/office/drawing/2015/9/8/chartex" xmlns:cx2="http://schemas.microsoft.com/office/drawing/2015/10/21/chartex" xmlns:cx3="http://schemas.microsoft.com/office/drawing/2016/5/9/chartex" xmlns:cx4="http://schemas.microsoft.com/office/drawing/2016/5/10/chartex" xmlns:cx5="http://schemas.microsoft.com/office/drawing/2016/5/11/chartex" xmlns:cx6="http://schemas.microsoft.com/office/drawing/2016/5/12/chartex" xmlns:cx7="http://schemas.microsoft.com/office/drawing/2016/5/13/chartex" xmlns:cx8="http://schemas.microsoft.com/office/drawing/2016/5/14/chartex" xmlns:mc="http://schemas.openxmlformats.org/markup-compatibility/2006" xmlns:aink="http://schemas.microsoft.com/office/drawing/2016/ink" xmlns:am3d="http://schemas.microsoft.com/office/drawing/2017/model3d" xmlns:o="urn:schemas-microsoft-com:office:office" xmlns:oel="http://schemas.microsoft.com/office/2019/extlst" xmlns:r="http://schemas.openxmlformats.org/officeDocument/2006/relationships" xmlns:m="http://schemas.openxmlformats.org/officeDocument/2006/math" xmlns:v="urn:schemas-microsoft-com:vml" xmlns:wp14="http://schemas.microsoft.com/office/word/2010/wordprocessingDrawing" xmlns:wp="http://schemas.openxmlformats.org/drawingml/2006/wordprocessingDrawing" xmlns:w10="urn:schemas-microsoft-com:office:word" xmlns:w="http://schemas.openxmlformats.org/wordprocessingml/2006/main" xmlns:w14="http://schemas.microsoft.com/office/word/2010/wordml" xmlns:w15="http://schemas.microsoft.com/office/word/2012/wordml" xmlns:w16cex="http://schemas.microsoft.com/office/word/2018/wordml/cex" xmlns:w16cid="http://schemas.microsoft.com/office/word/2016/wordml/cid" xmlns:w16="http://schemas.microsoft.com/office/word/2018/wordml" xmlns:w16du="http://schemas.microsoft.com/office/word/2023/wordml/word16du" xmlns:w16sdtdh="http://schemas.microsoft.com/office/word/2020/wordml/sdtdatahash" xmlns:w16sdtfl="http://schemas.microsoft.com/office/word/2024/wordml/sdtformatlock" xmlns:w16se="http://schemas.microsoft.com/office/word/2015/wordml/symex" xmlns:wpg="http://schemas.microsoft.com/office/word/2010/wordprocessingGroup" xmlns:wpi="http://schemas.microsoft.com/office/word/2010/wordprocessingInk" xmlns:wne="http://schemas.microsoft.com/office/word/2006/wordml" xmlns:wps="http://schemas.microsoft.com/office/word/2010/wordprocessingShape" mc:Ignorable="w14 w15 w16se w16cid w16 w16cex w16sdtdh w16sdtfl w16du wp14">
   <w:p>
     <w:pPr>
       <w:pStyle w:val="aa"/>
@@ -2887,7 +2855,7 @@
               <v:stroke joinstyle="miter"/>
               <v:path gradientshapeok="t" o:connecttype="rect"/>
             </v:shapetype>
-            <v:shape id="مربع نص 23" o:spid="_x0000_s1026" type="#_x0000_t202" style="position:absolute;margin-left:335.35pt;margin-top:16.1pt;width:123.75pt;height:36.35pt;z-index:251663360;visibility:visible;mso-wrap-style:square;mso-width-percent:0;mso-height-percent:0;mso-wrap-distance-left:9pt;mso-wrap-distance-top:0;mso-wrap-distance-right:9pt;mso-wrap-distance-bottom:0;mso-position-horizontal:absolute;mso-position-horizontal-relative:text;mso-position-vertical:absolute;mso-position-vertical-relative:text;mso-width-percent:0;mso-height-percent:0;mso-width-relative:margin;mso-height-relative:margin;v-text-anchor:top" o:gfxdata="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" filled="f" stroked="f">
+            <v:shape id="مربع نص 23" o:spid="_x0000_s1027" type="#_x0000_t202" style="position:absolute;margin-left:335.35pt;margin-top:16.1pt;width:123.75pt;height:36.35pt;z-index:251663360;visibility:visible;mso-wrap-style:square;mso-width-percent:0;mso-height-percent:0;mso-wrap-distance-left:9pt;mso-wrap-distance-top:0;mso-wrap-distance-right:9pt;mso-wrap-distance-bottom:0;mso-position-horizontal:absolute;mso-position-horizontal-relative:text;mso-position-vertical:absolute;mso-position-vertical-relative:text;mso-width-percent:0;mso-height-percent:0;mso-width-relative:margin;mso-height-relative:margin;v-text-anchor:top" o:gfxdata="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" filled="f" stroked="f">
               <v:textbox>
                 <w:txbxContent>
                   <w:p>
@@ -3020,7 +2988,7 @@
         </mc:Choice>
         <mc:Fallback>
           <w:pict>
-            <v:shape w14:anchorId="77FC4C12" id="مربع نص 22" o:spid="_x0000_s1027" type="#_x0000_t202" style="position:absolute;margin-left:323.3pt;margin-top:37.55pt;width:145.5pt;height:69.55pt;z-index:251664384;visibility:visible;mso-wrap-style:square;mso-width-percent:0;mso-height-percent:0;mso-wrap-distance-left:9pt;mso-wrap-distance-top:0;mso-wrap-distance-right:9pt;mso-wrap-distance-bottom:0;mso-position-horizontal:absolute;mso-position-horizontal-relative:text;mso-position-vertical:absolute;mso-position-vertical-relative:text;mso-width-percent:0;mso-height-percent:0;mso-width-relative:margin;mso-height-relative:margin;v-text-anchor:top" o:gfxdata="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" filled="f" stroked="f">
+            <v:shape w14:anchorId="77FC4C12" id="مربع نص 22" o:spid="_x0000_s1028" type="#_x0000_t202" style="position:absolute;margin-left:323.3pt;margin-top:37.55pt;width:145.5pt;height:69.55pt;z-index:251664384;visibility:visible;mso-wrap-style:square;mso-width-percent:0;mso-height-percent:0;mso-wrap-distance-left:9pt;mso-wrap-distance-top:0;mso-wrap-distance-right:9pt;mso-wrap-distance-bottom:0;mso-position-horizontal:absolute;mso-position-horizontal-relative:text;mso-position-vertical:absolute;mso-position-vertical-relative:text;mso-width-percent:0;mso-height-percent:0;mso-width-relative:margin;mso-height-relative:margin;v-text-anchor:top" o:gfxdata="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" filled="f" stroked="f">
               <v:textbox>
                 <w:txbxContent>
                   <w:p>
@@ -3060,7 +3028,7 @@
 </file>
 
 <file path=word/styles.xml><?xml version="1.0" encoding="utf-8"?>
-<w:styles xmlns:mc="http://schemas.openxmlformats.org/markup-compatibility/2006" xmlns:r="http://schemas.openxmlformats.org/officeDocument/2006/relationships" xmlns:w="http://schemas.openxmlformats.org/wordprocessingml/2006/main" xmlns:w14="http://schemas.microsoft.com/office/word/2010/wordml" xmlns:w15="http://schemas.microsoft.com/office/word/2012/wordml" xmlns:w16cex="http://schemas.microsoft.com/office/word/2018/wordml/cex" xmlns:w16cid="http://schemas.microsoft.com/office/word/2016/wordml/cid" xmlns:w16="http://schemas.microsoft.com/office/word/2018/wordml" xmlns:w16du="http://schemas.microsoft.com/office/word/2023/wordml/word16du" xmlns:w16sdtdh="http://schemas.microsoft.com/office/word/2020/wordml/sdtdatahash" xmlns:w16se="http://schemas.microsoft.com/office/word/2015/wordml/symex" mc:Ignorable="w14 w15 w16se w16cid w16 w16cex w16sdtdh w16du">
+<w:styles xmlns:mc="http://schemas.openxmlformats.org/markup-compatibility/2006" xmlns:r="http://schemas.openxmlformats.org/officeDocument/2006/relationships" xmlns:w="http://schemas.openxmlformats.org/wordprocessingml/2006/main" xmlns:w14="http://schemas.microsoft.com/office/word/2010/wordml" xmlns:w15="http://schemas.microsoft.com/office/word/2012/wordml" xmlns:w16cex="http://schemas.microsoft.com/office/word/2018/wordml/cex" xmlns:w16cid="http://schemas.microsoft.com/office/word/2016/wordml/cid" xmlns:w16="http://schemas.microsoft.com/office/word/2018/wordml" xmlns:w16du="http://schemas.microsoft.com/office/word/2023/wordml/word16du" xmlns:w16sdtdh="http://schemas.microsoft.com/office/word/2020/wordml/sdtdatahash" xmlns:w16sdtfl="http://schemas.microsoft.com/office/word/2024/wordml/sdtformatlock" xmlns:w16se="http://schemas.microsoft.com/office/word/2015/wordml/symex" mc:Ignorable="w14 w15 w16se w16cid w16 w16cex w16sdtdh w16sdtfl w16du">
   <w:docDefaults>
     <w:rPrDefault>
       <w:rPr>
@@ -3678,7 +3646,6 @@
   <w:style w:type="character" w:default="1" w:styleId="a0">
     <w:name w:val="Default Paragraph Font"/>
     <w:uiPriority w:val="1"/>
-    <w:semiHidden/>
     <w:unhideWhenUsed/>
   </w:style>
   <w:style w:type="table" w:default="1" w:styleId="a1">

--- a/dic/خطابات جاهزة لتعديل/اختلاف خصائص حيوية.docx
+++ b/dic/خطابات جاهزة لتعديل/اختلاف خصائص حيوية.docx
@@ -6,7 +6,6 @@
       <w:pPr>
         <w:pStyle w:val="2"/>
         <w:rPr>
-          <w:rFonts w:hint="cs"/>
           <w:rtl/>
         </w:rPr>
       </w:pPr>
@@ -260,35 +259,68 @@
     </w:p>
     <w:p>
       <w:pPr>
+        <w:spacing w:after="0"/>
         <w:ind w:left="-766"/>
         <w:rPr>
-          <w:rFonts w:asciiTheme="minorBidi" w:hAnsiTheme="minorBidi" w:cs="AL-Mateen"/>
+          <w:rFonts w:asciiTheme="minorBidi" w:hAnsiTheme="minorBidi" w:cs="AL-Mohanad Bold"/>
           <w:b/>
           <w:bCs/>
           <w:color w:val="000000" w:themeColor="text1"/>
-          <w:sz w:val="36"/>
-          <w:szCs w:val="36"/>
+          <w:sz w:val="44"/>
+          <w:szCs w:val="44"/>
           <w:rtl/>
         </w:rPr>
       </w:pPr>
       <w:r>
         <w:rPr>
-          <w:rFonts w:asciiTheme="minorBidi" w:hAnsiTheme="minorBidi" w:cs="AL-Mateen"/>
+          <w:rFonts w:asciiTheme="minorBidi" w:hAnsiTheme="minorBidi" w:cs="AL-Mohanad Bold"/>
           <w:b/>
           <w:bCs/>
           <w:color w:val="000000" w:themeColor="text1"/>
-          <w:sz w:val="36"/>
-          <w:szCs w:val="36"/>
-          <w:rtl/>
-        </w:rPr>
-        <w:t xml:space="preserve">سعادة مدير جوازات مطار الملك خالد الدولي                     الموقر                    </w:t>
+          <w:sz w:val="44"/>
+          <w:szCs w:val="44"/>
+          <w:rtl/>
+        </w:rPr>
+        <w:t xml:space="preserve">سعادة مدير جوازات مطار الملك خالد الدولي                     الموقر                   </w:t>
+      </w:r>
+      <w:r>
+        <w:rPr>
+          <w:rFonts w:asciiTheme="minorBidi" w:hAnsiTheme="minorBidi" w:cs="AL-Mohanad Bold"/>
+          <w:color w:val="000000" w:themeColor="text1"/>
+          <w:sz w:val="36"/>
+          <w:szCs w:val="36"/>
+          <w:rtl/>
+        </w:rPr>
+        <w:t xml:space="preserve">السلام عليكم ورحمة الله </w:t>
+      </w:r>
+      <w:proofErr w:type="gramStart"/>
+      <w:r>
+        <w:rPr>
+          <w:rFonts w:asciiTheme="minorBidi" w:hAnsiTheme="minorBidi" w:cs="AL-Mohanad Bold"/>
+          <w:color w:val="000000" w:themeColor="text1"/>
+          <w:sz w:val="36"/>
+          <w:szCs w:val="36"/>
+          <w:rtl/>
+        </w:rPr>
+        <w:t>وبركاته،،،</w:t>
+      </w:r>
+      <w:proofErr w:type="gramEnd"/>
+      <w:r>
+        <w:rPr>
+          <w:rFonts w:asciiTheme="minorBidi" w:hAnsiTheme="minorBidi" w:cs="AL-Mohanad Bold"/>
+          <w:color w:val="000000" w:themeColor="text1"/>
+          <w:sz w:val="36"/>
+          <w:szCs w:val="36"/>
+          <w:rtl/>
+        </w:rPr>
+        <w:t>وبعد:</w:t>
       </w:r>
     </w:p>
     <w:p>
       <w:pPr>
-        <w:ind w:left="-766"/>
-        <w:rPr>
-          <w:rFonts w:asciiTheme="minorBidi" w:hAnsiTheme="minorBidi" w:cs="AL-Mateen"/>
+        <w:ind w:left="-1050" w:right="-1134"/>
+        <w:rPr>
+          <w:rFonts w:asciiTheme="minorBidi" w:hAnsiTheme="minorBidi" w:cs="AL-Mohanad Bold"/>
           <w:color w:val="000000" w:themeColor="text1"/>
           <w:sz w:val="36"/>
           <w:szCs w:val="36"/>
@@ -297,1056 +329,1388 @@
       </w:pPr>
       <w:r>
         <w:rPr>
-          <w:rFonts w:asciiTheme="minorBidi" w:hAnsiTheme="minorBidi" w:cs="AL-Mateen"/>
-          <w:b/>
-          <w:bCs/>
-          <w:color w:val="000000" w:themeColor="text1"/>
-          <w:sz w:val="32"/>
-          <w:szCs w:val="32"/>
-          <w:rtl/>
-        </w:rPr>
-        <w:t>   </w:t>
-      </w:r>
-      <w:r>
-        <w:rPr>
-          <w:rFonts w:asciiTheme="minorBidi" w:hAnsiTheme="minorBidi" w:cs="AL-Mateen"/>
-          <w:color w:val="000000" w:themeColor="text1"/>
-          <w:sz w:val="36"/>
-          <w:szCs w:val="36"/>
-          <w:rtl/>
-        </w:rPr>
-        <w:t xml:space="preserve">السلام عليكم ورحمة الله </w:t>
+          <w:rFonts w:asciiTheme="minorBidi" w:hAnsiTheme="minorBidi" w:cs="AL-Mohanad Bold" w:hint="cs"/>
+          <w:color w:val="000000" w:themeColor="text1"/>
+          <w:sz w:val="36"/>
+          <w:szCs w:val="36"/>
+          <w:rtl/>
+        </w:rPr>
+        <w:t xml:space="preserve">افيد سعادتكم </w:t>
+      </w:r>
+      <w:r>
+        <w:rPr>
+          <w:rFonts w:asciiTheme="minorBidi" w:hAnsiTheme="minorBidi" w:cs="AL-Mohanad Bold" w:hint="eastAsia"/>
+          <w:color w:val="000000" w:themeColor="text1"/>
+          <w:sz w:val="36"/>
+          <w:szCs w:val="36"/>
+          <w:rtl/>
+        </w:rPr>
+        <w:t>انه</w:t>
+      </w:r>
+      <w:r>
+        <w:rPr>
+          <w:rFonts w:asciiTheme="minorBidi" w:hAnsiTheme="minorBidi" w:cs="AL-Mohanad Bold"/>
+          <w:color w:val="000000" w:themeColor="text1"/>
+          <w:sz w:val="36"/>
+          <w:szCs w:val="36"/>
+          <w:rtl/>
+        </w:rPr>
+        <w:t xml:space="preserve"> </w:t>
+      </w:r>
+      <w:r>
+        <w:rPr>
+          <w:rFonts w:asciiTheme="minorBidi" w:hAnsiTheme="minorBidi" w:cs="AL-Mohanad Bold" w:hint="eastAsia"/>
+          <w:color w:val="000000" w:themeColor="text1"/>
+          <w:sz w:val="36"/>
+          <w:szCs w:val="36"/>
+          <w:rtl/>
+        </w:rPr>
+        <w:t>اثناء</w:t>
+      </w:r>
+      <w:r>
+        <w:rPr>
+          <w:rFonts w:asciiTheme="minorBidi" w:hAnsiTheme="minorBidi" w:cs="AL-Mohanad Bold"/>
+          <w:color w:val="000000" w:themeColor="text1"/>
+          <w:sz w:val="36"/>
+          <w:szCs w:val="36"/>
+          <w:rtl/>
+        </w:rPr>
+        <w:t xml:space="preserve"> </w:t>
+      </w:r>
+      <w:r>
+        <w:rPr>
+          <w:rFonts w:asciiTheme="minorBidi" w:hAnsiTheme="minorBidi" w:cs="AL-Mohanad Bold" w:hint="eastAsia"/>
+          <w:color w:val="000000" w:themeColor="text1"/>
+          <w:sz w:val="36"/>
+          <w:szCs w:val="36"/>
+          <w:rtl/>
+        </w:rPr>
+        <w:t>استلامنا</w:t>
+      </w:r>
+      <w:r>
+        <w:rPr>
+          <w:rFonts w:asciiTheme="minorBidi" w:hAnsiTheme="minorBidi" w:cs="AL-Mohanad Bold"/>
+          <w:color w:val="000000" w:themeColor="text1"/>
+          <w:sz w:val="36"/>
+          <w:szCs w:val="36"/>
+          <w:rtl/>
+        </w:rPr>
+        <w:t xml:space="preserve"> </w:t>
+      </w:r>
+      <w:r>
+        <w:rPr>
+          <w:rFonts w:asciiTheme="minorBidi" w:hAnsiTheme="minorBidi" w:cs="AL-Mohanad Bold" w:hint="eastAsia"/>
+          <w:color w:val="000000" w:themeColor="text1"/>
+          <w:sz w:val="36"/>
+          <w:szCs w:val="36"/>
+          <w:rtl/>
+        </w:rPr>
+        <w:t>لهذا</w:t>
+      </w:r>
+      <w:r>
+        <w:rPr>
+          <w:rFonts w:asciiTheme="minorBidi" w:hAnsiTheme="minorBidi" w:cs="AL-Mohanad Bold"/>
+          <w:color w:val="000000" w:themeColor="text1"/>
+          <w:sz w:val="36"/>
+          <w:szCs w:val="36"/>
+          <w:rtl/>
+        </w:rPr>
+        <w:t xml:space="preserve"> </w:t>
+      </w:r>
+      <w:r>
+        <w:rPr>
+          <w:rFonts w:asciiTheme="minorBidi" w:hAnsiTheme="minorBidi" w:cs="AL-Mohanad Bold" w:hint="eastAsia"/>
+          <w:color w:val="000000" w:themeColor="text1"/>
+          <w:sz w:val="36"/>
+          <w:szCs w:val="36"/>
+          <w:rtl/>
+        </w:rPr>
+        <w:t>اليوم</w:t>
+      </w:r>
+      <w:r>
+        <w:rPr>
+          <w:rFonts w:asciiTheme="minorBidi" w:hAnsiTheme="minorBidi" w:cs="AL-Mohanad Bold"/>
+          <w:color w:val="000000" w:themeColor="text1"/>
+          <w:sz w:val="36"/>
+          <w:szCs w:val="36"/>
+          <w:rtl/>
+        </w:rPr>
+        <w:t xml:space="preserve"> </w:t>
       </w:r>
       <w:proofErr w:type="gramStart"/>
       <w:r>
         <w:rPr>
-          <w:rFonts w:asciiTheme="minorBidi" w:hAnsiTheme="minorBidi" w:cs="AL-Mateen"/>
-          <w:color w:val="000000" w:themeColor="text1"/>
-          <w:sz w:val="36"/>
-          <w:szCs w:val="36"/>
-          <w:rtl/>
-        </w:rPr>
-        <w:t>وبركاته،،،</w:t>
+          <w:rFonts w:asciiTheme="minorBidi" w:hAnsiTheme="minorBidi" w:cs="AL-Mohanad Bold" w:hint="cs"/>
+          <w:color w:val="000000" w:themeColor="text1"/>
+          <w:sz w:val="36"/>
+          <w:szCs w:val="36"/>
+          <w:rtl/>
+        </w:rPr>
+        <w:t>( )</w:t>
       </w:r>
       <w:proofErr w:type="gramEnd"/>
       <w:r>
         <w:rPr>
-          <w:rFonts w:asciiTheme="minorBidi" w:hAnsiTheme="minorBidi" w:cs="AL-Mateen"/>
-          <w:color w:val="000000" w:themeColor="text1"/>
-          <w:sz w:val="36"/>
-          <w:szCs w:val="36"/>
-          <w:rtl/>
-        </w:rPr>
-        <w:t>وبعد:</w:t>
-      </w:r>
+          <w:rFonts w:asciiTheme="minorBidi" w:hAnsiTheme="minorBidi" w:cs="AL-Mohanad Bold" w:hint="cs"/>
+          <w:color w:val="000000" w:themeColor="text1"/>
+          <w:sz w:val="36"/>
+          <w:szCs w:val="36"/>
+          <w:rtl/>
+        </w:rPr>
+        <w:t xml:space="preserve"> </w:t>
+      </w:r>
+      <w:r>
+        <w:rPr>
+          <w:rFonts w:asciiTheme="minorBidi" w:hAnsiTheme="minorBidi" w:cs="AL-Mohanad Bold"/>
+          <w:color w:val="000000" w:themeColor="text1"/>
+          <w:sz w:val="36"/>
+          <w:szCs w:val="36"/>
+          <w:rtl/>
+        </w:rPr>
+        <w:t xml:space="preserve"> </w:t>
+      </w:r>
+      <w:proofErr w:type="gramStart"/>
+      <w:r>
+        <w:rPr>
+          <w:rFonts w:asciiTheme="minorBidi" w:hAnsiTheme="minorBidi" w:cs="AL-Mohanad Bold" w:hint="eastAsia"/>
+          <w:color w:val="000000" w:themeColor="text1"/>
+          <w:sz w:val="36"/>
+          <w:szCs w:val="36"/>
+          <w:rtl/>
+        </w:rPr>
+        <w:t>الموافق</w:t>
+      </w:r>
+      <w:r>
+        <w:rPr>
+          <w:rFonts w:asciiTheme="minorBidi" w:hAnsiTheme="minorBidi" w:cs="AL-Mohanad Bold"/>
+          <w:color w:val="000000" w:themeColor="text1"/>
+          <w:sz w:val="36"/>
+          <w:szCs w:val="36"/>
+          <w:rtl/>
+        </w:rPr>
+        <w:t xml:space="preserve"> </w:t>
+      </w:r>
+      <w:r>
+        <w:rPr>
+          <w:rFonts w:asciiTheme="minorBidi" w:hAnsiTheme="minorBidi" w:cs="AL-Mohanad Bold" w:hint="cs"/>
+          <w:color w:val="000000" w:themeColor="text1"/>
+          <w:sz w:val="36"/>
+          <w:szCs w:val="36"/>
+          <w:rtl/>
+        </w:rPr>
+        <w:t xml:space="preserve"> </w:t>
+      </w:r>
+      <w:r>
+        <w:rPr>
+          <w:rFonts w:asciiTheme="minorBidi" w:hAnsiTheme="minorBidi" w:cs="AL-Mohanad Bold"/>
+          <w:color w:val="000000" w:themeColor="text1"/>
+          <w:sz w:val="36"/>
+          <w:szCs w:val="36"/>
+          <w:rtl/>
+        </w:rPr>
+        <w:t>/</w:t>
+      </w:r>
+      <w:proofErr w:type="gramEnd"/>
+      <w:r>
+        <w:rPr>
+          <w:rFonts w:asciiTheme="minorBidi" w:hAnsiTheme="minorBidi" w:cs="AL-Mohanad Bold" w:hint="cs"/>
+          <w:color w:val="000000" w:themeColor="text1"/>
+          <w:sz w:val="36"/>
+          <w:szCs w:val="36"/>
+          <w:rtl/>
+        </w:rPr>
+        <w:t xml:space="preserve">   </w:t>
+      </w:r>
+      <w:r>
+        <w:rPr>
+          <w:rFonts w:asciiTheme="minorBidi" w:hAnsiTheme="minorBidi" w:cs="AL-Mohanad Bold"/>
+          <w:color w:val="000000" w:themeColor="text1"/>
+          <w:sz w:val="36"/>
+          <w:szCs w:val="36"/>
+          <w:rtl/>
+        </w:rPr>
+        <w:t>/</w:t>
+      </w:r>
+      <w:r>
+        <w:rPr>
+          <w:rFonts w:ascii="Times New Roman" w:hAnsi="Times New Roman" w:cs="Times New Roman" w:hint="cs"/>
+          <w:color w:val="000000" w:themeColor="text1"/>
+          <w:sz w:val="36"/>
+          <w:szCs w:val="36"/>
+          <w:rtl/>
+        </w:rPr>
+        <w:t>١٤٤٦</w:t>
+      </w:r>
+      <w:r>
+        <w:rPr>
+          <w:rFonts w:asciiTheme="minorBidi" w:hAnsiTheme="minorBidi" w:cs="AL-Mohanad Bold" w:hint="cs"/>
+          <w:color w:val="000000" w:themeColor="text1"/>
+          <w:sz w:val="36"/>
+          <w:szCs w:val="36"/>
+          <w:rtl/>
+        </w:rPr>
+        <w:t>هـ</w:t>
+      </w:r>
+      <w:r>
+        <w:rPr>
+          <w:rFonts w:asciiTheme="minorBidi" w:hAnsiTheme="minorBidi" w:cs="AL-Mohanad Bold"/>
+          <w:color w:val="000000" w:themeColor="text1"/>
+          <w:sz w:val="36"/>
+          <w:szCs w:val="36"/>
+          <w:rtl/>
+        </w:rPr>
+        <w:t xml:space="preserve"> </w:t>
+      </w:r>
+      <w:r>
+        <w:rPr>
+          <w:rFonts w:asciiTheme="minorBidi" w:hAnsiTheme="minorBidi" w:cs="AL-Mohanad Bold" w:hint="eastAsia"/>
+          <w:color w:val="000000" w:themeColor="text1"/>
+          <w:sz w:val="36"/>
+          <w:szCs w:val="36"/>
+          <w:rtl/>
+        </w:rPr>
+        <w:t>راجعنا</w:t>
+      </w:r>
+      <w:r>
+        <w:rPr>
+          <w:rFonts w:asciiTheme="minorBidi" w:hAnsiTheme="minorBidi" w:cs="AL-Mohanad Bold"/>
+          <w:color w:val="000000" w:themeColor="text1"/>
+          <w:sz w:val="36"/>
+          <w:szCs w:val="36"/>
+          <w:rtl/>
+        </w:rPr>
+        <w:t xml:space="preserve"> </w:t>
+      </w:r>
+      <w:r>
+        <w:rPr>
+          <w:rFonts w:asciiTheme="minorBidi" w:hAnsiTheme="minorBidi" w:cs="AL-Mohanad Bold" w:hint="eastAsia"/>
+          <w:color w:val="000000" w:themeColor="text1"/>
+          <w:sz w:val="36"/>
+          <w:szCs w:val="36"/>
+          <w:rtl/>
+        </w:rPr>
+        <w:t>الطفل</w:t>
+      </w:r>
+      <w:r>
+        <w:rPr>
+          <w:rFonts w:asciiTheme="minorBidi" w:hAnsiTheme="minorBidi" w:cs="AL-Mohanad Bold"/>
+          <w:color w:val="000000" w:themeColor="text1"/>
+          <w:sz w:val="36"/>
+          <w:szCs w:val="36"/>
+          <w:rtl/>
+        </w:rPr>
+        <w:t xml:space="preserve"> </w:t>
+      </w:r>
+      <w:r>
+        <w:rPr>
+          <w:rFonts w:asciiTheme="minorBidi" w:hAnsiTheme="minorBidi" w:cs="AL-Mohanad Bold" w:hint="eastAsia"/>
+          <w:color w:val="000000" w:themeColor="text1"/>
+          <w:sz w:val="36"/>
+          <w:szCs w:val="36"/>
+          <w:rtl/>
+        </w:rPr>
+        <w:t>الموضح</w:t>
+      </w:r>
+      <w:r>
+        <w:rPr>
+          <w:rFonts w:asciiTheme="minorBidi" w:hAnsiTheme="minorBidi" w:cs="AL-Mohanad Bold"/>
+          <w:color w:val="000000" w:themeColor="text1"/>
+          <w:sz w:val="36"/>
+          <w:szCs w:val="36"/>
+          <w:rtl/>
+        </w:rPr>
+        <w:t xml:space="preserve"> </w:t>
+      </w:r>
+      <w:r>
+        <w:rPr>
+          <w:rFonts w:asciiTheme="minorBidi" w:hAnsiTheme="minorBidi" w:cs="AL-Mohanad Bold" w:hint="eastAsia"/>
+          <w:color w:val="000000" w:themeColor="text1"/>
+          <w:sz w:val="36"/>
+          <w:szCs w:val="36"/>
+          <w:rtl/>
+        </w:rPr>
+        <w:t>بياناته</w:t>
+      </w:r>
+      <w:r>
+        <w:rPr>
+          <w:rFonts w:asciiTheme="minorBidi" w:hAnsiTheme="minorBidi" w:cs="AL-Mohanad Bold"/>
+          <w:color w:val="000000" w:themeColor="text1"/>
+          <w:sz w:val="36"/>
+          <w:szCs w:val="36"/>
+          <w:rtl/>
+        </w:rPr>
+        <w:t xml:space="preserve"> </w:t>
+      </w:r>
+      <w:r>
+        <w:rPr>
+          <w:rFonts w:asciiTheme="minorBidi" w:hAnsiTheme="minorBidi" w:cs="AL-Mohanad Bold" w:hint="eastAsia"/>
+          <w:color w:val="000000" w:themeColor="text1"/>
+          <w:sz w:val="36"/>
+          <w:szCs w:val="36"/>
+          <w:rtl/>
+        </w:rPr>
+        <w:t>اعلاه</w:t>
+      </w:r>
+      <w:r>
+        <w:rPr>
+          <w:rFonts w:asciiTheme="minorBidi" w:hAnsiTheme="minorBidi" w:cs="AL-Mohanad Bold"/>
+          <w:color w:val="000000" w:themeColor="text1"/>
+          <w:sz w:val="36"/>
+          <w:szCs w:val="36"/>
+          <w:rtl/>
+        </w:rPr>
+        <w:t xml:space="preserve"> </w:t>
+      </w:r>
+      <w:r>
+        <w:rPr>
+          <w:rFonts w:asciiTheme="minorBidi" w:hAnsiTheme="minorBidi" w:cs="AL-Mohanad Bold" w:hint="eastAsia"/>
+          <w:color w:val="000000" w:themeColor="text1"/>
+          <w:sz w:val="36"/>
+          <w:szCs w:val="36"/>
+          <w:rtl/>
+        </w:rPr>
+        <w:t>بقصد</w:t>
+      </w:r>
+      <w:r>
+        <w:rPr>
+          <w:rFonts w:asciiTheme="minorBidi" w:hAnsiTheme="minorBidi" w:cs="AL-Mohanad Bold"/>
+          <w:color w:val="000000" w:themeColor="text1"/>
+          <w:sz w:val="36"/>
+          <w:szCs w:val="36"/>
+          <w:rtl/>
+        </w:rPr>
+        <w:t xml:space="preserve"> </w:t>
+      </w:r>
+      <w:r>
+        <w:rPr>
+          <w:rFonts w:asciiTheme="minorBidi" w:hAnsiTheme="minorBidi" w:cs="AL-Mohanad Bold" w:hint="eastAsia"/>
+          <w:color w:val="000000" w:themeColor="text1"/>
+          <w:sz w:val="36"/>
+          <w:szCs w:val="36"/>
+          <w:rtl/>
+        </w:rPr>
+        <w:t>السفر</w:t>
+      </w:r>
+      <w:r>
+        <w:rPr>
+          <w:rFonts w:asciiTheme="minorBidi" w:hAnsiTheme="minorBidi" w:cs="AL-Mohanad Bold"/>
+          <w:color w:val="000000" w:themeColor="text1"/>
+          <w:sz w:val="36"/>
+          <w:szCs w:val="36"/>
+          <w:rtl/>
+        </w:rPr>
+        <w:t xml:space="preserve"> </w:t>
+      </w:r>
+      <w:r>
+        <w:rPr>
+          <w:rFonts w:asciiTheme="minorBidi" w:hAnsiTheme="minorBidi" w:cs="AL-Mohanad Bold" w:hint="eastAsia"/>
+          <w:color w:val="000000" w:themeColor="text1"/>
+          <w:sz w:val="36"/>
+          <w:szCs w:val="36"/>
+          <w:rtl/>
+        </w:rPr>
+        <w:t>على</w:t>
+      </w:r>
+      <w:r>
+        <w:rPr>
+          <w:rFonts w:asciiTheme="minorBidi" w:hAnsiTheme="minorBidi" w:cs="AL-Mohanad Bold"/>
+          <w:color w:val="000000" w:themeColor="text1"/>
+          <w:sz w:val="36"/>
+          <w:szCs w:val="36"/>
+          <w:rtl/>
+        </w:rPr>
+        <w:t xml:space="preserve"> </w:t>
+      </w:r>
+      <w:r>
+        <w:rPr>
+          <w:rFonts w:asciiTheme="minorBidi" w:hAnsiTheme="minorBidi" w:cs="AL-Mohanad Bold" w:hint="eastAsia"/>
+          <w:color w:val="000000" w:themeColor="text1"/>
+          <w:sz w:val="36"/>
+          <w:szCs w:val="36"/>
+          <w:rtl/>
+        </w:rPr>
+        <w:t>رحلة</w:t>
+      </w:r>
+      <w:r>
+        <w:rPr>
+          <w:rFonts w:asciiTheme="minorBidi" w:hAnsiTheme="minorBidi" w:cs="AL-Mohanad Bold"/>
+          <w:color w:val="000000" w:themeColor="text1"/>
+          <w:sz w:val="36"/>
+          <w:szCs w:val="36"/>
+          <w:rtl/>
+        </w:rPr>
+        <w:t xml:space="preserve"> </w:t>
+      </w:r>
+      <w:r>
+        <w:rPr>
+          <w:rFonts w:asciiTheme="minorBidi" w:hAnsiTheme="minorBidi" w:cs="AL-Mohanad Bold" w:hint="eastAsia"/>
+          <w:color w:val="000000" w:themeColor="text1"/>
+          <w:sz w:val="36"/>
+          <w:szCs w:val="36"/>
+          <w:rtl/>
+        </w:rPr>
+        <w:t>الخطوط</w:t>
+      </w:r>
+      <w:r>
+        <w:rPr>
+          <w:rFonts w:asciiTheme="minorBidi" w:hAnsiTheme="minorBidi" w:cs="AL-Mohanad Bold"/>
+          <w:color w:val="000000" w:themeColor="text1"/>
+          <w:sz w:val="36"/>
+          <w:szCs w:val="36"/>
+          <w:rtl/>
+        </w:rPr>
+        <w:t xml:space="preserve"> </w:t>
+      </w:r>
+      <w:proofErr w:type="gramStart"/>
+      <w:r>
+        <w:rPr>
+          <w:rFonts w:asciiTheme="minorBidi" w:hAnsiTheme="minorBidi" w:cs="AL-Mohanad Bold" w:hint="cs"/>
+          <w:color w:val="000000" w:themeColor="text1"/>
+          <w:sz w:val="36"/>
+          <w:szCs w:val="36"/>
+          <w:rtl/>
+        </w:rPr>
+        <w:t>( )</w:t>
+      </w:r>
+      <w:proofErr w:type="gramEnd"/>
+      <w:r>
+        <w:rPr>
+          <w:rFonts w:asciiTheme="minorBidi" w:hAnsiTheme="minorBidi" w:cs="AL-Mohanad Bold"/>
+          <w:color w:val="000000" w:themeColor="text1"/>
+          <w:sz w:val="36"/>
+          <w:szCs w:val="36"/>
+          <w:rtl/>
+        </w:rPr>
+        <w:t xml:space="preserve"> </w:t>
+      </w:r>
+      <w:r>
+        <w:rPr>
+          <w:rFonts w:asciiTheme="minorBidi" w:hAnsiTheme="minorBidi" w:cs="AL-Mohanad Bold" w:hint="eastAsia"/>
+          <w:color w:val="000000" w:themeColor="text1"/>
+          <w:sz w:val="36"/>
+          <w:szCs w:val="36"/>
+          <w:rtl/>
+        </w:rPr>
+        <w:t>رقم</w:t>
+      </w:r>
+      <w:r>
+        <w:rPr>
+          <w:rFonts w:asciiTheme="minorBidi" w:hAnsiTheme="minorBidi" w:cs="AL-Mohanad Bold"/>
+          <w:color w:val="000000" w:themeColor="text1"/>
+          <w:sz w:val="36"/>
+          <w:szCs w:val="36"/>
+          <w:rtl/>
+        </w:rPr>
+        <w:t xml:space="preserve"> </w:t>
+      </w:r>
+      <w:proofErr w:type="gramStart"/>
+      <w:r>
+        <w:rPr>
+          <w:rFonts w:asciiTheme="minorBidi" w:hAnsiTheme="minorBidi" w:cs="AL-Mohanad Bold"/>
+          <w:color w:val="000000" w:themeColor="text1"/>
+          <w:sz w:val="36"/>
+          <w:szCs w:val="36"/>
+          <w:rtl/>
+        </w:rPr>
+        <w:t>(</w:t>
+      </w:r>
+      <w:r>
+        <w:rPr>
+          <w:rFonts w:asciiTheme="minorBidi" w:hAnsiTheme="minorBidi" w:cs="AL-Mohanad Bold" w:hint="cs"/>
+          <w:color w:val="000000" w:themeColor="text1"/>
+          <w:sz w:val="36"/>
+          <w:szCs w:val="36"/>
+          <w:rtl/>
+        </w:rPr>
+        <w:t xml:space="preserve"> </w:t>
+      </w:r>
+      <w:r>
+        <w:rPr>
+          <w:rFonts w:asciiTheme="minorBidi" w:hAnsiTheme="minorBidi" w:cs="AL-Mohanad Bold"/>
+          <w:color w:val="000000" w:themeColor="text1"/>
+          <w:sz w:val="36"/>
+          <w:szCs w:val="36"/>
+          <w:rtl/>
+        </w:rPr>
+        <w:t>)</w:t>
+      </w:r>
+      <w:proofErr w:type="gramEnd"/>
+      <w:r>
+        <w:rPr>
+          <w:rFonts w:asciiTheme="minorBidi" w:hAnsiTheme="minorBidi" w:cs="AL-Mohanad Bold"/>
+          <w:color w:val="000000" w:themeColor="text1"/>
+          <w:sz w:val="36"/>
+          <w:szCs w:val="36"/>
+          <w:rtl/>
+        </w:rPr>
+        <w:t xml:space="preserve"> </w:t>
+      </w:r>
+      <w:proofErr w:type="spellStart"/>
+      <w:r>
+        <w:rPr>
+          <w:rFonts w:asciiTheme="minorBidi" w:hAnsiTheme="minorBidi" w:cs="AL-Mohanad Bold" w:hint="eastAsia"/>
+          <w:color w:val="000000" w:themeColor="text1"/>
+          <w:sz w:val="36"/>
+          <w:szCs w:val="36"/>
+          <w:rtl/>
+        </w:rPr>
+        <w:t>المتجهه</w:t>
+      </w:r>
+      <w:proofErr w:type="spellEnd"/>
+      <w:r>
+        <w:rPr>
+          <w:rFonts w:asciiTheme="minorBidi" w:hAnsiTheme="minorBidi" w:cs="AL-Mohanad Bold"/>
+          <w:color w:val="000000" w:themeColor="text1"/>
+          <w:sz w:val="36"/>
+          <w:szCs w:val="36"/>
+          <w:rtl/>
+        </w:rPr>
+        <w:t xml:space="preserve"> </w:t>
+      </w:r>
+      <w:r>
+        <w:rPr>
+          <w:rFonts w:asciiTheme="minorBidi" w:hAnsiTheme="minorBidi" w:cs="AL-Mohanad Bold" w:hint="eastAsia"/>
+          <w:color w:val="000000" w:themeColor="text1"/>
+          <w:sz w:val="36"/>
+          <w:szCs w:val="36"/>
+          <w:rtl/>
+        </w:rPr>
+        <w:t>الى</w:t>
+      </w:r>
+      <w:r>
+        <w:rPr>
+          <w:rFonts w:asciiTheme="minorBidi" w:hAnsiTheme="minorBidi" w:cs="AL-Mohanad Bold"/>
+          <w:color w:val="000000" w:themeColor="text1"/>
+          <w:sz w:val="36"/>
+          <w:szCs w:val="36"/>
+          <w:rtl/>
+        </w:rPr>
+        <w:t xml:space="preserve"> </w:t>
+      </w:r>
+      <w:r>
+        <w:rPr>
+          <w:rFonts w:asciiTheme="minorBidi" w:hAnsiTheme="minorBidi" w:cs="AL-Mohanad Bold" w:hint="cs"/>
+          <w:color w:val="000000" w:themeColor="text1"/>
+          <w:sz w:val="36"/>
+          <w:szCs w:val="36"/>
+          <w:rtl/>
+        </w:rPr>
+        <w:t>....</w:t>
+      </w:r>
+      <w:r>
+        <w:rPr>
+          <w:rFonts w:asciiTheme="minorBidi" w:hAnsiTheme="minorBidi" w:cs="AL-Mohanad Bold"/>
+          <w:color w:val="000000" w:themeColor="text1"/>
+          <w:sz w:val="36"/>
+          <w:szCs w:val="36"/>
+          <w:rtl/>
+        </w:rPr>
+        <w:t xml:space="preserve"> </w:t>
+      </w:r>
+      <w:r>
+        <w:rPr>
+          <w:rFonts w:asciiTheme="minorBidi" w:hAnsiTheme="minorBidi" w:cs="AL-Mohanad Bold" w:hint="eastAsia"/>
+          <w:color w:val="000000" w:themeColor="text1"/>
+          <w:sz w:val="36"/>
+          <w:szCs w:val="36"/>
+          <w:rtl/>
+        </w:rPr>
+        <w:t>برفقة</w:t>
+      </w:r>
+      <w:r>
+        <w:rPr>
+          <w:rFonts w:asciiTheme="minorBidi" w:hAnsiTheme="minorBidi" w:cs="AL-Mohanad Bold"/>
+          <w:color w:val="000000" w:themeColor="text1"/>
+          <w:sz w:val="36"/>
+          <w:szCs w:val="36"/>
+          <w:rtl/>
+        </w:rPr>
+        <w:t xml:space="preserve"> </w:t>
+      </w:r>
+      <w:r>
+        <w:rPr>
+          <w:rFonts w:asciiTheme="minorBidi" w:hAnsiTheme="minorBidi" w:cs="AL-Mohanad Bold" w:hint="eastAsia"/>
+          <w:color w:val="000000" w:themeColor="text1"/>
+          <w:sz w:val="36"/>
+          <w:szCs w:val="36"/>
+          <w:rtl/>
+        </w:rPr>
+        <w:t>والدته</w:t>
+      </w:r>
+      <w:r>
+        <w:rPr>
+          <w:rFonts w:asciiTheme="minorBidi" w:hAnsiTheme="minorBidi" w:cs="AL-Mohanad Bold"/>
+          <w:color w:val="000000" w:themeColor="text1"/>
+          <w:sz w:val="36"/>
+          <w:szCs w:val="36"/>
+          <w:rtl/>
+        </w:rPr>
+        <w:t xml:space="preserve"> </w:t>
+      </w:r>
+      <w:r>
+        <w:rPr>
+          <w:rFonts w:asciiTheme="minorBidi" w:hAnsiTheme="minorBidi" w:cs="AL-Mohanad Bold" w:hint="eastAsia"/>
+          <w:color w:val="000000" w:themeColor="text1"/>
+          <w:sz w:val="36"/>
+          <w:szCs w:val="36"/>
+          <w:rtl/>
+        </w:rPr>
+        <w:t>وحين</w:t>
+      </w:r>
+      <w:r>
+        <w:rPr>
+          <w:rFonts w:asciiTheme="minorBidi" w:hAnsiTheme="minorBidi" w:cs="AL-Mohanad Bold"/>
+          <w:color w:val="000000" w:themeColor="text1"/>
+          <w:sz w:val="36"/>
+          <w:szCs w:val="36"/>
+          <w:rtl/>
+        </w:rPr>
+        <w:t xml:space="preserve"> </w:t>
+      </w:r>
+      <w:r>
+        <w:rPr>
+          <w:rFonts w:asciiTheme="minorBidi" w:hAnsiTheme="minorBidi" w:cs="AL-Mohanad Bold" w:hint="eastAsia"/>
+          <w:color w:val="000000" w:themeColor="text1"/>
+          <w:sz w:val="36"/>
+          <w:szCs w:val="36"/>
+          <w:rtl/>
+        </w:rPr>
+        <w:t>الشروع</w:t>
+      </w:r>
+      <w:r>
+        <w:rPr>
+          <w:rFonts w:asciiTheme="minorBidi" w:hAnsiTheme="minorBidi" w:cs="AL-Mohanad Bold"/>
+          <w:color w:val="000000" w:themeColor="text1"/>
+          <w:sz w:val="36"/>
+          <w:szCs w:val="36"/>
+          <w:rtl/>
+        </w:rPr>
+        <w:t xml:space="preserve"> </w:t>
+      </w:r>
+      <w:r>
+        <w:rPr>
+          <w:rFonts w:asciiTheme="minorBidi" w:hAnsiTheme="minorBidi" w:cs="AL-Mohanad Bold" w:hint="eastAsia"/>
+          <w:color w:val="000000" w:themeColor="text1"/>
+          <w:sz w:val="36"/>
+          <w:szCs w:val="36"/>
+          <w:rtl/>
+        </w:rPr>
+        <w:t>في</w:t>
+      </w:r>
+      <w:r>
+        <w:rPr>
+          <w:rFonts w:asciiTheme="minorBidi" w:hAnsiTheme="minorBidi" w:cs="AL-Mohanad Bold"/>
+          <w:color w:val="000000" w:themeColor="text1"/>
+          <w:sz w:val="36"/>
+          <w:szCs w:val="36"/>
+          <w:rtl/>
+        </w:rPr>
+        <w:t xml:space="preserve"> </w:t>
+      </w:r>
+      <w:r>
+        <w:rPr>
+          <w:rFonts w:asciiTheme="minorBidi" w:hAnsiTheme="minorBidi" w:cs="AL-Mohanad Bold" w:hint="eastAsia"/>
+          <w:color w:val="000000" w:themeColor="text1"/>
+          <w:sz w:val="36"/>
+          <w:szCs w:val="36"/>
+          <w:rtl/>
+        </w:rPr>
+        <w:t>إنهاء</w:t>
+      </w:r>
+      <w:r>
+        <w:rPr>
+          <w:rFonts w:asciiTheme="minorBidi" w:hAnsiTheme="minorBidi" w:cs="AL-Mohanad Bold"/>
+          <w:color w:val="000000" w:themeColor="text1"/>
+          <w:sz w:val="36"/>
+          <w:szCs w:val="36"/>
+          <w:rtl/>
+        </w:rPr>
+        <w:t xml:space="preserve"> </w:t>
+      </w:r>
+      <w:r>
+        <w:rPr>
+          <w:rFonts w:asciiTheme="minorBidi" w:hAnsiTheme="minorBidi" w:cs="AL-Mohanad Bold" w:hint="eastAsia"/>
+          <w:color w:val="000000" w:themeColor="text1"/>
+          <w:sz w:val="36"/>
+          <w:szCs w:val="36"/>
+          <w:rtl/>
+        </w:rPr>
+        <w:t>مغادرته</w:t>
+      </w:r>
+      <w:r>
+        <w:rPr>
+          <w:rFonts w:asciiTheme="minorBidi" w:hAnsiTheme="minorBidi" w:cs="AL-Mohanad Bold"/>
+          <w:color w:val="000000" w:themeColor="text1"/>
+          <w:sz w:val="36"/>
+          <w:szCs w:val="36"/>
+          <w:rtl/>
+        </w:rPr>
+        <w:t xml:space="preserve"> </w:t>
+      </w:r>
+      <w:r>
+        <w:rPr>
+          <w:rFonts w:asciiTheme="minorBidi" w:hAnsiTheme="minorBidi" w:cs="AL-Mohanad Bold" w:hint="eastAsia"/>
+          <w:color w:val="000000" w:themeColor="text1"/>
+          <w:sz w:val="36"/>
+          <w:szCs w:val="36"/>
+          <w:rtl/>
+        </w:rPr>
+        <w:t>اتضح</w:t>
+      </w:r>
+      <w:r>
+        <w:rPr>
+          <w:rFonts w:asciiTheme="minorBidi" w:hAnsiTheme="minorBidi" w:cs="AL-Mohanad Bold"/>
+          <w:color w:val="000000" w:themeColor="text1"/>
+          <w:sz w:val="36"/>
+          <w:szCs w:val="36"/>
+          <w:rtl/>
+        </w:rPr>
+        <w:t xml:space="preserve"> </w:t>
+      </w:r>
+      <w:r>
+        <w:rPr>
+          <w:rFonts w:asciiTheme="minorBidi" w:hAnsiTheme="minorBidi" w:cs="AL-Mohanad Bold" w:hint="eastAsia"/>
+          <w:color w:val="000000" w:themeColor="text1"/>
+          <w:sz w:val="36"/>
+          <w:szCs w:val="36"/>
+          <w:rtl/>
+        </w:rPr>
+        <w:t>بأنه</w:t>
+      </w:r>
+      <w:r>
+        <w:rPr>
+          <w:rFonts w:asciiTheme="minorBidi" w:hAnsiTheme="minorBidi" w:cs="AL-Mohanad Bold"/>
+          <w:color w:val="000000" w:themeColor="text1"/>
+          <w:sz w:val="36"/>
+          <w:szCs w:val="36"/>
+          <w:rtl/>
+        </w:rPr>
+        <w:t xml:space="preserve"> </w:t>
+      </w:r>
+      <w:r>
+        <w:rPr>
+          <w:rFonts w:asciiTheme="minorBidi" w:hAnsiTheme="minorBidi" w:cs="AL-Mohanad Bold" w:hint="eastAsia"/>
+          <w:color w:val="000000" w:themeColor="text1"/>
+          <w:sz w:val="36"/>
+          <w:szCs w:val="36"/>
+          <w:rtl/>
+        </w:rPr>
+        <w:t>تم</w:t>
+      </w:r>
+      <w:r>
+        <w:rPr>
+          <w:rFonts w:asciiTheme="minorBidi" w:hAnsiTheme="minorBidi" w:cs="AL-Mohanad Bold"/>
+          <w:color w:val="000000" w:themeColor="text1"/>
+          <w:sz w:val="36"/>
+          <w:szCs w:val="36"/>
+          <w:rtl/>
+        </w:rPr>
+        <w:t xml:space="preserve"> </w:t>
+      </w:r>
+      <w:r>
+        <w:rPr>
+          <w:rFonts w:asciiTheme="minorBidi" w:hAnsiTheme="minorBidi" w:cs="AL-Mohanad Bold" w:hint="eastAsia"/>
+          <w:color w:val="000000" w:themeColor="text1"/>
+          <w:sz w:val="36"/>
+          <w:szCs w:val="36"/>
+          <w:rtl/>
+        </w:rPr>
+        <w:t>تسجيل</w:t>
+      </w:r>
+      <w:r>
+        <w:rPr>
+          <w:rFonts w:asciiTheme="minorBidi" w:hAnsiTheme="minorBidi" w:cs="AL-Mohanad Bold"/>
+          <w:color w:val="000000" w:themeColor="text1"/>
+          <w:sz w:val="36"/>
+          <w:szCs w:val="36"/>
+          <w:rtl/>
+        </w:rPr>
+        <w:t xml:space="preserve"> </w:t>
+      </w:r>
+      <w:r>
+        <w:rPr>
+          <w:rFonts w:asciiTheme="minorBidi" w:hAnsiTheme="minorBidi" w:cs="AL-Mohanad Bold" w:hint="eastAsia"/>
+          <w:color w:val="000000" w:themeColor="text1"/>
+          <w:sz w:val="36"/>
+          <w:szCs w:val="36"/>
+          <w:rtl/>
+        </w:rPr>
+        <w:t>الخصائص</w:t>
+      </w:r>
+      <w:r>
+        <w:rPr>
+          <w:rFonts w:asciiTheme="minorBidi" w:hAnsiTheme="minorBidi" w:cs="AL-Mohanad Bold"/>
+          <w:color w:val="000000" w:themeColor="text1"/>
+          <w:sz w:val="36"/>
+          <w:szCs w:val="36"/>
+          <w:rtl/>
+        </w:rPr>
+        <w:t xml:space="preserve"> </w:t>
+      </w:r>
+      <w:proofErr w:type="spellStart"/>
+      <w:r>
+        <w:rPr>
+          <w:rFonts w:asciiTheme="minorBidi" w:hAnsiTheme="minorBidi" w:cs="AL-Mohanad Bold" w:hint="eastAsia"/>
+          <w:color w:val="000000" w:themeColor="text1"/>
+          <w:sz w:val="36"/>
+          <w:szCs w:val="36"/>
+          <w:rtl/>
+        </w:rPr>
+        <w:t>الحيويه</w:t>
+      </w:r>
+      <w:proofErr w:type="spellEnd"/>
+      <w:r>
+        <w:rPr>
+          <w:rFonts w:asciiTheme="minorBidi" w:hAnsiTheme="minorBidi" w:cs="AL-Mohanad Bold"/>
+          <w:color w:val="000000" w:themeColor="text1"/>
+          <w:sz w:val="36"/>
+          <w:szCs w:val="36"/>
+          <w:rtl/>
+        </w:rPr>
+        <w:t xml:space="preserve"> </w:t>
+      </w:r>
+      <w:r>
+        <w:rPr>
+          <w:rFonts w:asciiTheme="minorBidi" w:hAnsiTheme="minorBidi" w:cs="AL-Mohanad Bold" w:hint="eastAsia"/>
+          <w:color w:val="000000" w:themeColor="text1"/>
+          <w:sz w:val="36"/>
+          <w:szCs w:val="36"/>
+          <w:rtl/>
+        </w:rPr>
+        <w:t>الذي</w:t>
+      </w:r>
+      <w:r>
+        <w:rPr>
+          <w:rFonts w:asciiTheme="minorBidi" w:hAnsiTheme="minorBidi" w:cs="AL-Mohanad Bold"/>
+          <w:color w:val="000000" w:themeColor="text1"/>
+          <w:sz w:val="36"/>
+          <w:szCs w:val="36"/>
+          <w:rtl/>
+        </w:rPr>
+        <w:t xml:space="preserve"> </w:t>
+      </w:r>
+      <w:r>
+        <w:rPr>
+          <w:rFonts w:asciiTheme="minorBidi" w:hAnsiTheme="minorBidi" w:cs="AL-Mohanad Bold" w:hint="eastAsia"/>
+          <w:color w:val="000000" w:themeColor="text1"/>
+          <w:sz w:val="36"/>
+          <w:szCs w:val="36"/>
+          <w:rtl/>
+        </w:rPr>
+        <w:t>تخص</w:t>
+      </w:r>
+      <w:r>
+        <w:rPr>
+          <w:rFonts w:asciiTheme="minorBidi" w:hAnsiTheme="minorBidi" w:cs="AL-Mohanad Bold"/>
+          <w:color w:val="000000" w:themeColor="text1"/>
+          <w:sz w:val="36"/>
+          <w:szCs w:val="36"/>
+          <w:rtl/>
+        </w:rPr>
+        <w:t xml:space="preserve"> </w:t>
+      </w:r>
+      <w:r>
+        <w:rPr>
+          <w:rFonts w:asciiTheme="minorBidi" w:hAnsiTheme="minorBidi" w:cs="AL-Mohanad Bold" w:hint="eastAsia"/>
+          <w:color w:val="000000" w:themeColor="text1"/>
+          <w:sz w:val="36"/>
+          <w:szCs w:val="36"/>
+          <w:rtl/>
+        </w:rPr>
+        <w:t>والدته</w:t>
+      </w:r>
+      <w:r>
+        <w:rPr>
+          <w:rFonts w:asciiTheme="minorBidi" w:hAnsiTheme="minorBidi" w:cs="AL-Mohanad Bold"/>
+          <w:color w:val="000000" w:themeColor="text1"/>
+          <w:sz w:val="36"/>
+          <w:szCs w:val="36"/>
+          <w:rtl/>
+        </w:rPr>
+        <w:t xml:space="preserve"> </w:t>
+      </w:r>
+      <w:r>
+        <w:rPr>
+          <w:rFonts w:asciiTheme="minorBidi" w:hAnsiTheme="minorBidi" w:cs="AL-Mohanad Bold" w:hint="eastAsia"/>
+          <w:color w:val="000000" w:themeColor="text1"/>
+          <w:sz w:val="36"/>
+          <w:szCs w:val="36"/>
+          <w:rtl/>
+        </w:rPr>
+        <w:t>بدلا</w:t>
+      </w:r>
+      <w:r>
+        <w:rPr>
+          <w:rFonts w:asciiTheme="minorBidi" w:hAnsiTheme="minorBidi" w:cs="AL-Mohanad Bold"/>
+          <w:color w:val="000000" w:themeColor="text1"/>
+          <w:sz w:val="36"/>
+          <w:szCs w:val="36"/>
+          <w:rtl/>
+        </w:rPr>
+        <w:t xml:space="preserve"> </w:t>
+      </w:r>
+      <w:r>
+        <w:rPr>
+          <w:rFonts w:asciiTheme="minorBidi" w:hAnsiTheme="minorBidi" w:cs="AL-Mohanad Bold" w:hint="eastAsia"/>
+          <w:color w:val="000000" w:themeColor="text1"/>
+          <w:sz w:val="36"/>
+          <w:szCs w:val="36"/>
+          <w:rtl/>
+        </w:rPr>
+        <w:t>منه</w:t>
+      </w:r>
+      <w:r>
+        <w:rPr>
+          <w:rFonts w:asciiTheme="minorBidi" w:hAnsiTheme="minorBidi" w:cs="AL-Mohanad Bold"/>
+          <w:color w:val="000000" w:themeColor="text1"/>
+          <w:sz w:val="36"/>
+          <w:szCs w:val="36"/>
+          <w:rtl/>
+        </w:rPr>
+        <w:t xml:space="preserve"> </w:t>
+      </w:r>
+      <w:r>
+        <w:rPr>
+          <w:rFonts w:asciiTheme="minorBidi" w:hAnsiTheme="minorBidi" w:cs="AL-Mohanad Bold" w:hint="eastAsia"/>
+          <w:color w:val="000000" w:themeColor="text1"/>
+          <w:sz w:val="36"/>
+          <w:szCs w:val="36"/>
+          <w:rtl/>
+        </w:rPr>
+        <w:t>بالخطأ</w:t>
+      </w:r>
+      <w:r>
+        <w:rPr>
+          <w:rFonts w:asciiTheme="minorBidi" w:hAnsiTheme="minorBidi" w:cs="AL-Mohanad Bold"/>
+          <w:color w:val="000000" w:themeColor="text1"/>
+          <w:sz w:val="36"/>
+          <w:szCs w:val="36"/>
+          <w:rtl/>
+        </w:rPr>
+        <w:t xml:space="preserve"> </w:t>
+      </w:r>
+      <w:r>
+        <w:rPr>
+          <w:rFonts w:asciiTheme="minorBidi" w:hAnsiTheme="minorBidi" w:cs="AL-Mohanad Bold" w:hint="eastAsia"/>
+          <w:color w:val="000000" w:themeColor="text1"/>
+          <w:sz w:val="36"/>
+          <w:szCs w:val="36"/>
+          <w:rtl/>
+        </w:rPr>
+        <w:t>وكان</w:t>
+      </w:r>
+      <w:r>
+        <w:rPr>
+          <w:rFonts w:asciiTheme="minorBidi" w:hAnsiTheme="minorBidi" w:cs="AL-Mohanad Bold"/>
+          <w:color w:val="000000" w:themeColor="text1"/>
+          <w:sz w:val="36"/>
+          <w:szCs w:val="36"/>
+          <w:rtl/>
+        </w:rPr>
+        <w:t xml:space="preserve"> </w:t>
+      </w:r>
+      <w:r>
+        <w:rPr>
+          <w:rFonts w:asciiTheme="minorBidi" w:hAnsiTheme="minorBidi" w:cs="AL-Mohanad Bold" w:hint="eastAsia"/>
+          <w:color w:val="000000" w:themeColor="text1"/>
+          <w:sz w:val="36"/>
+          <w:szCs w:val="36"/>
+          <w:rtl/>
+        </w:rPr>
+        <w:t>دخولهم</w:t>
+      </w:r>
+      <w:r>
+        <w:rPr>
+          <w:rFonts w:asciiTheme="minorBidi" w:hAnsiTheme="minorBidi" w:cs="AL-Mohanad Bold"/>
+          <w:color w:val="000000" w:themeColor="text1"/>
+          <w:sz w:val="36"/>
+          <w:szCs w:val="36"/>
+          <w:rtl/>
+        </w:rPr>
+        <w:t xml:space="preserve"> </w:t>
+      </w:r>
+      <w:r>
+        <w:rPr>
+          <w:rFonts w:asciiTheme="minorBidi" w:hAnsiTheme="minorBidi" w:cs="AL-Mohanad Bold" w:hint="eastAsia"/>
+          <w:color w:val="000000" w:themeColor="text1"/>
+          <w:sz w:val="36"/>
+          <w:szCs w:val="36"/>
+          <w:rtl/>
+        </w:rPr>
+        <w:t>عن</w:t>
+      </w:r>
+      <w:r>
+        <w:rPr>
+          <w:rFonts w:asciiTheme="minorBidi" w:hAnsiTheme="minorBidi" w:cs="AL-Mohanad Bold"/>
+          <w:color w:val="000000" w:themeColor="text1"/>
+          <w:sz w:val="36"/>
+          <w:szCs w:val="36"/>
+          <w:rtl/>
+        </w:rPr>
+        <w:t xml:space="preserve"> </w:t>
+      </w:r>
+      <w:r>
+        <w:rPr>
+          <w:rFonts w:asciiTheme="minorBidi" w:hAnsiTheme="minorBidi" w:cs="AL-Mohanad Bold" w:hint="eastAsia"/>
+          <w:color w:val="000000" w:themeColor="text1"/>
+          <w:sz w:val="36"/>
+          <w:szCs w:val="36"/>
+          <w:rtl/>
+        </w:rPr>
+        <w:t>طريق</w:t>
+      </w:r>
+      <w:r>
+        <w:rPr>
+          <w:rFonts w:asciiTheme="minorBidi" w:hAnsiTheme="minorBidi" w:cs="AL-Mohanad Bold"/>
+          <w:color w:val="000000" w:themeColor="text1"/>
+          <w:sz w:val="36"/>
+          <w:szCs w:val="36"/>
+          <w:rtl/>
+        </w:rPr>
+        <w:t xml:space="preserve"> </w:t>
+      </w:r>
+      <w:proofErr w:type="gramStart"/>
+      <w:r>
+        <w:rPr>
+          <w:rFonts w:asciiTheme="minorBidi" w:hAnsiTheme="minorBidi" w:cs="AL-Mohanad Bold" w:hint="cs"/>
+          <w:color w:val="000000" w:themeColor="text1"/>
+          <w:sz w:val="36"/>
+          <w:szCs w:val="36"/>
+          <w:rtl/>
+        </w:rPr>
+        <w:t>( )</w:t>
+      </w:r>
+      <w:proofErr w:type="gramEnd"/>
+      <w:r>
+        <w:rPr>
+          <w:rFonts w:asciiTheme="minorBidi" w:hAnsiTheme="minorBidi" w:cs="AL-Mohanad Bold"/>
+          <w:color w:val="000000" w:themeColor="text1"/>
+          <w:sz w:val="36"/>
+          <w:szCs w:val="36"/>
+          <w:rtl/>
+        </w:rPr>
+        <w:t xml:space="preserve"> </w:t>
+      </w:r>
+      <w:r>
+        <w:rPr>
+          <w:rFonts w:asciiTheme="minorBidi" w:hAnsiTheme="minorBidi" w:cs="AL-Mohanad Bold" w:hint="eastAsia"/>
+          <w:color w:val="000000" w:themeColor="text1"/>
+          <w:sz w:val="36"/>
+          <w:szCs w:val="36"/>
+          <w:rtl/>
+        </w:rPr>
+        <w:t>وبناء</w:t>
+      </w:r>
+      <w:r>
+        <w:rPr>
+          <w:rFonts w:asciiTheme="minorBidi" w:hAnsiTheme="minorBidi" w:cs="AL-Mohanad Bold"/>
+          <w:color w:val="000000" w:themeColor="text1"/>
+          <w:sz w:val="36"/>
+          <w:szCs w:val="36"/>
+          <w:rtl/>
+        </w:rPr>
+        <w:t xml:space="preserve"> </w:t>
+      </w:r>
+      <w:r>
+        <w:rPr>
+          <w:rFonts w:asciiTheme="minorBidi" w:hAnsiTheme="minorBidi" w:cs="AL-Mohanad Bold" w:hint="eastAsia"/>
+          <w:color w:val="000000" w:themeColor="text1"/>
+          <w:sz w:val="36"/>
+          <w:szCs w:val="36"/>
+          <w:rtl/>
+        </w:rPr>
+        <w:t>على</w:t>
+      </w:r>
+      <w:r>
+        <w:rPr>
+          <w:rFonts w:asciiTheme="minorBidi" w:hAnsiTheme="minorBidi" w:cs="AL-Mohanad Bold"/>
+          <w:color w:val="000000" w:themeColor="text1"/>
+          <w:sz w:val="36"/>
+          <w:szCs w:val="36"/>
+          <w:rtl/>
+        </w:rPr>
+        <w:t xml:space="preserve"> </w:t>
+      </w:r>
+      <w:r>
+        <w:rPr>
+          <w:rFonts w:asciiTheme="minorBidi" w:hAnsiTheme="minorBidi" w:cs="AL-Mohanad Bold" w:hint="eastAsia"/>
+          <w:color w:val="000000" w:themeColor="text1"/>
+          <w:sz w:val="36"/>
+          <w:szCs w:val="36"/>
+          <w:rtl/>
+        </w:rPr>
+        <w:t>توجيهات</w:t>
+      </w:r>
+      <w:r>
+        <w:rPr>
+          <w:rFonts w:asciiTheme="minorBidi" w:hAnsiTheme="minorBidi" w:cs="AL-Mohanad Bold"/>
+          <w:color w:val="000000" w:themeColor="text1"/>
+          <w:sz w:val="36"/>
+          <w:szCs w:val="36"/>
+          <w:rtl/>
+        </w:rPr>
+        <w:t xml:space="preserve"> </w:t>
+      </w:r>
+      <w:r>
+        <w:rPr>
+          <w:rFonts w:asciiTheme="minorBidi" w:hAnsiTheme="minorBidi" w:cs="AL-Mohanad Bold" w:hint="cs"/>
+          <w:color w:val="000000" w:themeColor="text1"/>
+          <w:sz w:val="36"/>
+          <w:szCs w:val="36"/>
+          <w:rtl/>
+        </w:rPr>
+        <w:t>()</w:t>
+      </w:r>
+      <w:r>
+        <w:rPr>
+          <w:rFonts w:asciiTheme="minorBidi" w:hAnsiTheme="minorBidi" w:cs="AL-Mohanad Bold" w:hint="eastAsia"/>
+          <w:color w:val="000000" w:themeColor="text1"/>
+          <w:sz w:val="36"/>
+          <w:szCs w:val="36"/>
+          <w:rtl/>
+        </w:rPr>
+        <w:t>،</w:t>
+      </w:r>
+      <w:r>
+        <w:rPr>
+          <w:rFonts w:asciiTheme="minorBidi" w:hAnsiTheme="minorBidi" w:cs="AL-Mohanad Bold"/>
+          <w:color w:val="000000" w:themeColor="text1"/>
+          <w:sz w:val="36"/>
+          <w:szCs w:val="36"/>
+          <w:rtl/>
+        </w:rPr>
+        <w:t xml:space="preserve"> </w:t>
+      </w:r>
+      <w:r>
+        <w:rPr>
+          <w:rFonts w:asciiTheme="minorBidi" w:hAnsiTheme="minorBidi" w:cs="AL-Mohanad Bold" w:hint="eastAsia"/>
+          <w:color w:val="000000" w:themeColor="text1"/>
+          <w:sz w:val="36"/>
+          <w:szCs w:val="36"/>
+          <w:rtl/>
+        </w:rPr>
+        <w:t>تم</w:t>
+      </w:r>
+      <w:r>
+        <w:rPr>
+          <w:rFonts w:asciiTheme="minorBidi" w:hAnsiTheme="minorBidi" w:cs="AL-Mohanad Bold"/>
+          <w:color w:val="000000" w:themeColor="text1"/>
+          <w:sz w:val="36"/>
+          <w:szCs w:val="36"/>
+          <w:rtl/>
+        </w:rPr>
+        <w:t xml:space="preserve"> </w:t>
+      </w:r>
+      <w:r>
+        <w:rPr>
+          <w:rFonts w:asciiTheme="minorBidi" w:hAnsiTheme="minorBidi" w:cs="AL-Mohanad Bold" w:hint="eastAsia"/>
+          <w:color w:val="000000" w:themeColor="text1"/>
+          <w:sz w:val="36"/>
+          <w:szCs w:val="36"/>
+          <w:rtl/>
+        </w:rPr>
+        <w:t>تسديد</w:t>
+      </w:r>
+      <w:r>
+        <w:rPr>
+          <w:rFonts w:asciiTheme="minorBidi" w:hAnsiTheme="minorBidi" w:cs="AL-Mohanad Bold"/>
+          <w:color w:val="000000" w:themeColor="text1"/>
+          <w:sz w:val="36"/>
+          <w:szCs w:val="36"/>
+          <w:rtl/>
+        </w:rPr>
+        <w:t xml:space="preserve"> </w:t>
+      </w:r>
+      <w:proofErr w:type="gramStart"/>
+      <w:r>
+        <w:rPr>
+          <w:rFonts w:asciiTheme="minorBidi" w:hAnsiTheme="minorBidi" w:cs="AL-Mohanad Bold" w:hint="eastAsia"/>
+          <w:color w:val="000000" w:themeColor="text1"/>
+          <w:sz w:val="36"/>
+          <w:szCs w:val="36"/>
+          <w:rtl/>
+        </w:rPr>
+        <w:t>مغادرته</w:t>
+      </w:r>
+      <w:r>
+        <w:rPr>
+          <w:rFonts w:asciiTheme="minorBidi" w:hAnsiTheme="minorBidi" w:cs="AL-Mohanad Bold"/>
+          <w:color w:val="000000" w:themeColor="text1"/>
+          <w:sz w:val="36"/>
+          <w:szCs w:val="36"/>
+          <w:rtl/>
+        </w:rPr>
+        <w:t xml:space="preserve"> .</w:t>
+      </w:r>
+      <w:proofErr w:type="gramEnd"/>
     </w:p>
     <w:p>
       <w:pPr>
-        <w:ind w:left="-908"/>
-        <w:rPr>
-          <w:rFonts w:asciiTheme="minorBidi" w:hAnsiTheme="minorBidi" w:cs="AL-Mohanad Bold"/>
-          <w:color w:val="000000" w:themeColor="text1"/>
-          <w:sz w:val="32"/>
-          <w:szCs w:val="32"/>
+        <w:ind w:left="-1050" w:right="-1134"/>
+        <w:rPr>
+          <w:rFonts w:asciiTheme="minorBidi" w:hAnsiTheme="minorBidi" w:cs="AL-Mohanad Bold"/>
+          <w:color w:val="000000" w:themeColor="text1"/>
+          <w:sz w:val="36"/>
+          <w:szCs w:val="36"/>
           <w:rtl/>
         </w:rPr>
       </w:pPr>
       <w:r>
         <w:rPr>
-          <w:rFonts w:asciiTheme="minorBidi" w:hAnsiTheme="minorBidi" w:cs="AL-Mohanad Bold" w:hint="cs"/>
-          <w:color w:val="000000" w:themeColor="text1"/>
-          <w:sz w:val="32"/>
-          <w:szCs w:val="32"/>
-          <w:rtl/>
-        </w:rPr>
-        <w:t xml:space="preserve">افيد سعادتكم </w:t>
-      </w:r>
-      <w:r>
-        <w:rPr>
-          <w:rFonts w:asciiTheme="minorBidi" w:hAnsiTheme="minorBidi" w:cs="AL-Mohanad Bold" w:hint="eastAsia"/>
-          <w:color w:val="000000" w:themeColor="text1"/>
-          <w:sz w:val="32"/>
-          <w:szCs w:val="32"/>
-          <w:rtl/>
-        </w:rPr>
-        <w:t>انه</w:t>
-      </w:r>
-      <w:r>
-        <w:rPr>
-          <w:rFonts w:asciiTheme="minorBidi" w:hAnsiTheme="minorBidi" w:cs="AL-Mohanad Bold"/>
-          <w:color w:val="000000" w:themeColor="text1"/>
-          <w:sz w:val="32"/>
-          <w:szCs w:val="32"/>
-          <w:rtl/>
-        </w:rPr>
-        <w:t xml:space="preserve"> </w:t>
-      </w:r>
-      <w:r>
-        <w:rPr>
-          <w:rFonts w:asciiTheme="minorBidi" w:hAnsiTheme="minorBidi" w:cs="AL-Mohanad Bold" w:hint="eastAsia"/>
-          <w:color w:val="000000" w:themeColor="text1"/>
-          <w:sz w:val="32"/>
-          <w:szCs w:val="32"/>
-          <w:rtl/>
-        </w:rPr>
-        <w:t>اثناء</w:t>
-      </w:r>
-      <w:r>
-        <w:rPr>
-          <w:rFonts w:asciiTheme="minorBidi" w:hAnsiTheme="minorBidi" w:cs="AL-Mohanad Bold"/>
-          <w:color w:val="000000" w:themeColor="text1"/>
-          <w:sz w:val="32"/>
-          <w:szCs w:val="32"/>
-          <w:rtl/>
-        </w:rPr>
-        <w:t xml:space="preserve"> </w:t>
-      </w:r>
-      <w:r>
-        <w:rPr>
-          <w:rFonts w:asciiTheme="minorBidi" w:hAnsiTheme="minorBidi" w:cs="AL-Mohanad Bold" w:hint="eastAsia"/>
-          <w:color w:val="000000" w:themeColor="text1"/>
-          <w:sz w:val="32"/>
-          <w:szCs w:val="32"/>
-          <w:rtl/>
-        </w:rPr>
-        <w:t>استلامنا</w:t>
-      </w:r>
-      <w:r>
-        <w:rPr>
-          <w:rFonts w:asciiTheme="minorBidi" w:hAnsiTheme="minorBidi" w:cs="AL-Mohanad Bold"/>
-          <w:color w:val="000000" w:themeColor="text1"/>
-          <w:sz w:val="32"/>
-          <w:szCs w:val="32"/>
-          <w:rtl/>
-        </w:rPr>
-        <w:t xml:space="preserve"> </w:t>
-      </w:r>
-      <w:r>
-        <w:rPr>
-          <w:rFonts w:asciiTheme="minorBidi" w:hAnsiTheme="minorBidi" w:cs="AL-Mohanad Bold" w:hint="eastAsia"/>
-          <w:color w:val="000000" w:themeColor="text1"/>
-          <w:sz w:val="32"/>
-          <w:szCs w:val="32"/>
-          <w:rtl/>
-        </w:rPr>
-        <w:t>لهذا</w:t>
-      </w:r>
-      <w:r>
-        <w:rPr>
-          <w:rFonts w:asciiTheme="minorBidi" w:hAnsiTheme="minorBidi" w:cs="AL-Mohanad Bold"/>
-          <w:color w:val="000000" w:themeColor="text1"/>
-          <w:sz w:val="32"/>
-          <w:szCs w:val="32"/>
-          <w:rtl/>
-        </w:rPr>
-        <w:t xml:space="preserve"> </w:t>
-      </w:r>
-      <w:r>
-        <w:rPr>
-          <w:rFonts w:asciiTheme="minorBidi" w:hAnsiTheme="minorBidi" w:cs="AL-Mohanad Bold" w:hint="eastAsia"/>
-          <w:color w:val="000000" w:themeColor="text1"/>
-          <w:sz w:val="32"/>
-          <w:szCs w:val="32"/>
-          <w:rtl/>
-        </w:rPr>
-        <w:t>اليوم</w:t>
-      </w:r>
-      <w:r>
-        <w:rPr>
-          <w:rFonts w:asciiTheme="minorBidi" w:hAnsiTheme="minorBidi" w:cs="AL-Mohanad Bold"/>
-          <w:color w:val="000000" w:themeColor="text1"/>
-          <w:sz w:val="32"/>
-          <w:szCs w:val="32"/>
-          <w:rtl/>
-        </w:rPr>
-        <w:t xml:space="preserve"> </w:t>
-      </w:r>
-      <w:r>
-        <w:rPr>
-          <w:rFonts w:asciiTheme="minorBidi" w:hAnsiTheme="minorBidi" w:cs="AL-Mohanad Bold" w:hint="cs"/>
-          <w:color w:val="000000" w:themeColor="text1"/>
-          <w:sz w:val="32"/>
-          <w:szCs w:val="32"/>
-          <w:rtl/>
-        </w:rPr>
-        <w:t xml:space="preserve">( ) </w:t>
-      </w:r>
-      <w:r>
-        <w:rPr>
-          <w:rFonts w:asciiTheme="minorBidi" w:hAnsiTheme="minorBidi" w:cs="AL-Mohanad Bold"/>
-          <w:color w:val="000000" w:themeColor="text1"/>
-          <w:sz w:val="32"/>
-          <w:szCs w:val="32"/>
-          <w:rtl/>
-        </w:rPr>
-        <w:t xml:space="preserve"> </w:t>
-      </w:r>
-      <w:r>
-        <w:rPr>
-          <w:rFonts w:asciiTheme="minorBidi" w:hAnsiTheme="minorBidi" w:cs="AL-Mohanad Bold" w:hint="eastAsia"/>
-          <w:color w:val="000000" w:themeColor="text1"/>
-          <w:sz w:val="32"/>
-          <w:szCs w:val="32"/>
-          <w:rtl/>
-        </w:rPr>
-        <w:t>الموافق</w:t>
-      </w:r>
-      <w:r>
-        <w:rPr>
-          <w:rFonts w:asciiTheme="minorBidi" w:hAnsiTheme="minorBidi" w:cs="AL-Mohanad Bold"/>
-          <w:color w:val="000000" w:themeColor="text1"/>
-          <w:sz w:val="32"/>
-          <w:szCs w:val="32"/>
-          <w:rtl/>
-        </w:rPr>
-        <w:t xml:space="preserve"> </w:t>
-      </w:r>
-      <w:r>
-        <w:rPr>
-          <w:rFonts w:asciiTheme="minorBidi" w:hAnsiTheme="minorBidi" w:cs="AL-Mohanad Bold" w:hint="cs"/>
-          <w:color w:val="000000" w:themeColor="text1"/>
-          <w:sz w:val="32"/>
-          <w:szCs w:val="32"/>
-          <w:rtl/>
-        </w:rPr>
-        <w:t xml:space="preserve"> </w:t>
-      </w:r>
-      <w:r>
-        <w:rPr>
-          <w:rFonts w:asciiTheme="minorBidi" w:hAnsiTheme="minorBidi" w:cs="AL-Mohanad Bold"/>
-          <w:color w:val="000000" w:themeColor="text1"/>
-          <w:sz w:val="32"/>
-          <w:szCs w:val="32"/>
-          <w:rtl/>
-        </w:rPr>
-        <w:t>/</w:t>
-      </w:r>
-      <w:r>
-        <w:rPr>
-          <w:rFonts w:asciiTheme="minorBidi" w:hAnsiTheme="minorBidi" w:cs="AL-Mohanad Bold" w:hint="cs"/>
-          <w:color w:val="000000" w:themeColor="text1"/>
-          <w:sz w:val="32"/>
-          <w:szCs w:val="32"/>
-          <w:rtl/>
-        </w:rPr>
-        <w:t xml:space="preserve">   </w:t>
-      </w:r>
-      <w:r>
-        <w:rPr>
-          <w:rFonts w:asciiTheme="minorBidi" w:hAnsiTheme="minorBidi" w:cs="AL-Mohanad Bold"/>
-          <w:color w:val="000000" w:themeColor="text1"/>
-          <w:sz w:val="32"/>
-          <w:szCs w:val="32"/>
-          <w:rtl/>
-        </w:rPr>
-        <w:t>/</w:t>
-      </w:r>
-      <w:r>
-        <w:rPr>
-          <w:rFonts w:ascii="Times New Roman" w:hAnsi="Times New Roman" w:cs="Times New Roman" w:hint="cs"/>
-          <w:color w:val="000000" w:themeColor="text1"/>
-          <w:sz w:val="32"/>
-          <w:szCs w:val="32"/>
-          <w:rtl/>
-        </w:rPr>
-        <w:t>١٤٤٦</w:t>
-      </w:r>
-      <w:r>
-        <w:rPr>
-          <w:rFonts w:asciiTheme="minorBidi" w:hAnsiTheme="minorBidi" w:cs="AL-Mohanad Bold" w:hint="cs"/>
-          <w:color w:val="000000" w:themeColor="text1"/>
-          <w:sz w:val="32"/>
-          <w:szCs w:val="32"/>
-          <w:rtl/>
-        </w:rPr>
-        <w:t>هـ</w:t>
-      </w:r>
-      <w:r>
-        <w:rPr>
-          <w:rFonts w:asciiTheme="minorBidi" w:hAnsiTheme="minorBidi" w:cs="AL-Mohanad Bold"/>
-          <w:color w:val="000000" w:themeColor="text1"/>
-          <w:sz w:val="32"/>
-          <w:szCs w:val="32"/>
-          <w:rtl/>
-        </w:rPr>
-        <w:t xml:space="preserve"> </w:t>
-      </w:r>
-      <w:r>
-        <w:rPr>
-          <w:rFonts w:asciiTheme="minorBidi" w:hAnsiTheme="minorBidi" w:cs="AL-Mohanad Bold" w:hint="eastAsia"/>
-          <w:color w:val="000000" w:themeColor="text1"/>
-          <w:sz w:val="32"/>
-          <w:szCs w:val="32"/>
-          <w:rtl/>
-        </w:rPr>
-        <w:t>راجعنا</w:t>
-      </w:r>
-      <w:r>
-        <w:rPr>
-          <w:rFonts w:asciiTheme="minorBidi" w:hAnsiTheme="minorBidi" w:cs="AL-Mohanad Bold"/>
-          <w:color w:val="000000" w:themeColor="text1"/>
-          <w:sz w:val="32"/>
-          <w:szCs w:val="32"/>
-          <w:rtl/>
-        </w:rPr>
-        <w:t xml:space="preserve"> </w:t>
-      </w:r>
-      <w:r>
-        <w:rPr>
-          <w:rFonts w:asciiTheme="minorBidi" w:hAnsiTheme="minorBidi" w:cs="AL-Mohanad Bold" w:hint="eastAsia"/>
-          <w:color w:val="000000" w:themeColor="text1"/>
-          <w:sz w:val="32"/>
-          <w:szCs w:val="32"/>
-          <w:rtl/>
-        </w:rPr>
-        <w:t>الطفل</w:t>
-      </w:r>
-      <w:r>
-        <w:rPr>
-          <w:rFonts w:asciiTheme="minorBidi" w:hAnsiTheme="minorBidi" w:cs="AL-Mohanad Bold"/>
-          <w:color w:val="000000" w:themeColor="text1"/>
-          <w:sz w:val="32"/>
-          <w:szCs w:val="32"/>
-          <w:rtl/>
-        </w:rPr>
-        <w:t xml:space="preserve"> </w:t>
-      </w:r>
-      <w:r>
-        <w:rPr>
-          <w:rFonts w:asciiTheme="minorBidi" w:hAnsiTheme="minorBidi" w:cs="AL-Mohanad Bold" w:hint="eastAsia"/>
-          <w:color w:val="000000" w:themeColor="text1"/>
-          <w:sz w:val="32"/>
-          <w:szCs w:val="32"/>
-          <w:rtl/>
-        </w:rPr>
-        <w:t>الموضح</w:t>
-      </w:r>
-      <w:r>
-        <w:rPr>
-          <w:rFonts w:asciiTheme="minorBidi" w:hAnsiTheme="minorBidi" w:cs="AL-Mohanad Bold"/>
-          <w:color w:val="000000" w:themeColor="text1"/>
-          <w:sz w:val="32"/>
-          <w:szCs w:val="32"/>
-          <w:rtl/>
-        </w:rPr>
-        <w:t xml:space="preserve"> </w:t>
-      </w:r>
-      <w:r>
-        <w:rPr>
-          <w:rFonts w:asciiTheme="minorBidi" w:hAnsiTheme="minorBidi" w:cs="AL-Mohanad Bold" w:hint="eastAsia"/>
-          <w:color w:val="000000" w:themeColor="text1"/>
-          <w:sz w:val="32"/>
-          <w:szCs w:val="32"/>
-          <w:rtl/>
-        </w:rPr>
-        <w:t>بياناته</w:t>
-      </w:r>
-      <w:r>
-        <w:rPr>
-          <w:rFonts w:asciiTheme="minorBidi" w:hAnsiTheme="minorBidi" w:cs="AL-Mohanad Bold"/>
-          <w:color w:val="000000" w:themeColor="text1"/>
-          <w:sz w:val="32"/>
-          <w:szCs w:val="32"/>
-          <w:rtl/>
-        </w:rPr>
-        <w:t xml:space="preserve"> </w:t>
-      </w:r>
-      <w:r>
-        <w:rPr>
-          <w:rFonts w:asciiTheme="minorBidi" w:hAnsiTheme="minorBidi" w:cs="AL-Mohanad Bold" w:hint="eastAsia"/>
-          <w:color w:val="000000" w:themeColor="text1"/>
-          <w:sz w:val="32"/>
-          <w:szCs w:val="32"/>
-          <w:rtl/>
-        </w:rPr>
-        <w:t>اعلاه</w:t>
-      </w:r>
-      <w:r>
-        <w:rPr>
-          <w:rFonts w:asciiTheme="minorBidi" w:hAnsiTheme="minorBidi" w:cs="AL-Mohanad Bold"/>
-          <w:color w:val="000000" w:themeColor="text1"/>
-          <w:sz w:val="32"/>
-          <w:szCs w:val="32"/>
-          <w:rtl/>
-        </w:rPr>
-        <w:t xml:space="preserve"> </w:t>
-      </w:r>
-      <w:r>
-        <w:rPr>
-          <w:rFonts w:asciiTheme="minorBidi" w:hAnsiTheme="minorBidi" w:cs="AL-Mohanad Bold" w:hint="eastAsia"/>
-          <w:color w:val="000000" w:themeColor="text1"/>
-          <w:sz w:val="32"/>
-          <w:szCs w:val="32"/>
-          <w:rtl/>
-        </w:rPr>
-        <w:t>بقصد</w:t>
-      </w:r>
-      <w:r>
-        <w:rPr>
-          <w:rFonts w:asciiTheme="minorBidi" w:hAnsiTheme="minorBidi" w:cs="AL-Mohanad Bold"/>
-          <w:color w:val="000000" w:themeColor="text1"/>
-          <w:sz w:val="32"/>
-          <w:szCs w:val="32"/>
-          <w:rtl/>
-        </w:rPr>
-        <w:t xml:space="preserve"> </w:t>
-      </w:r>
-      <w:r>
-        <w:rPr>
-          <w:rFonts w:asciiTheme="minorBidi" w:hAnsiTheme="minorBidi" w:cs="AL-Mohanad Bold" w:hint="eastAsia"/>
-          <w:color w:val="000000" w:themeColor="text1"/>
-          <w:sz w:val="32"/>
-          <w:szCs w:val="32"/>
-          <w:rtl/>
-        </w:rPr>
-        <w:t>السفر</w:t>
-      </w:r>
-      <w:r>
-        <w:rPr>
-          <w:rFonts w:asciiTheme="minorBidi" w:hAnsiTheme="minorBidi" w:cs="AL-Mohanad Bold"/>
-          <w:color w:val="000000" w:themeColor="text1"/>
-          <w:sz w:val="32"/>
-          <w:szCs w:val="32"/>
-          <w:rtl/>
-        </w:rPr>
-        <w:t xml:space="preserve"> </w:t>
-      </w:r>
-      <w:r>
-        <w:rPr>
-          <w:rFonts w:asciiTheme="minorBidi" w:hAnsiTheme="minorBidi" w:cs="AL-Mohanad Bold" w:hint="eastAsia"/>
-          <w:color w:val="000000" w:themeColor="text1"/>
-          <w:sz w:val="32"/>
-          <w:szCs w:val="32"/>
-          <w:rtl/>
-        </w:rPr>
-        <w:t>على</w:t>
-      </w:r>
-      <w:r>
-        <w:rPr>
-          <w:rFonts w:asciiTheme="minorBidi" w:hAnsiTheme="minorBidi" w:cs="AL-Mohanad Bold"/>
-          <w:color w:val="000000" w:themeColor="text1"/>
-          <w:sz w:val="32"/>
-          <w:szCs w:val="32"/>
-          <w:rtl/>
-        </w:rPr>
-        <w:t xml:space="preserve"> </w:t>
-      </w:r>
-      <w:r>
-        <w:rPr>
-          <w:rFonts w:asciiTheme="minorBidi" w:hAnsiTheme="minorBidi" w:cs="AL-Mohanad Bold" w:hint="eastAsia"/>
-          <w:color w:val="000000" w:themeColor="text1"/>
-          <w:sz w:val="32"/>
-          <w:szCs w:val="32"/>
-          <w:rtl/>
-        </w:rPr>
-        <w:t>رحلة</w:t>
-      </w:r>
-      <w:r>
-        <w:rPr>
-          <w:rFonts w:asciiTheme="minorBidi" w:hAnsiTheme="minorBidi" w:cs="AL-Mohanad Bold"/>
-          <w:color w:val="000000" w:themeColor="text1"/>
-          <w:sz w:val="32"/>
-          <w:szCs w:val="32"/>
-          <w:rtl/>
-        </w:rPr>
-        <w:t xml:space="preserve"> </w:t>
-      </w:r>
-      <w:r>
-        <w:rPr>
-          <w:rFonts w:asciiTheme="minorBidi" w:hAnsiTheme="minorBidi" w:cs="AL-Mohanad Bold" w:hint="eastAsia"/>
-          <w:color w:val="000000" w:themeColor="text1"/>
-          <w:sz w:val="32"/>
-          <w:szCs w:val="32"/>
-          <w:rtl/>
-        </w:rPr>
-        <w:t>الخطوط</w:t>
-      </w:r>
-      <w:r>
-        <w:rPr>
-          <w:rFonts w:asciiTheme="minorBidi" w:hAnsiTheme="minorBidi" w:cs="AL-Mohanad Bold"/>
-          <w:color w:val="000000" w:themeColor="text1"/>
-          <w:sz w:val="32"/>
-          <w:szCs w:val="32"/>
-          <w:rtl/>
-        </w:rPr>
-        <w:t xml:space="preserve"> </w:t>
-      </w:r>
-      <w:r>
-        <w:rPr>
-          <w:rFonts w:asciiTheme="minorBidi" w:hAnsiTheme="minorBidi" w:cs="AL-Mohanad Bold" w:hint="cs"/>
-          <w:color w:val="000000" w:themeColor="text1"/>
-          <w:sz w:val="32"/>
-          <w:szCs w:val="32"/>
-          <w:rtl/>
-        </w:rPr>
-        <w:t>( )</w:t>
-      </w:r>
-      <w:r>
-        <w:rPr>
-          <w:rFonts w:asciiTheme="minorBidi" w:hAnsiTheme="minorBidi" w:cs="AL-Mohanad Bold"/>
-          <w:color w:val="000000" w:themeColor="text1"/>
-          <w:sz w:val="32"/>
-          <w:szCs w:val="32"/>
-          <w:rtl/>
-        </w:rPr>
-        <w:t xml:space="preserve"> </w:t>
-      </w:r>
-      <w:r>
-        <w:rPr>
-          <w:rFonts w:asciiTheme="minorBidi" w:hAnsiTheme="minorBidi" w:cs="AL-Mohanad Bold" w:hint="eastAsia"/>
-          <w:color w:val="000000" w:themeColor="text1"/>
-          <w:sz w:val="32"/>
-          <w:szCs w:val="32"/>
-          <w:rtl/>
-        </w:rPr>
-        <w:t>رقم</w:t>
-      </w:r>
-      <w:r>
-        <w:rPr>
-          <w:rFonts w:asciiTheme="minorBidi" w:hAnsiTheme="minorBidi" w:cs="AL-Mohanad Bold"/>
-          <w:color w:val="000000" w:themeColor="text1"/>
-          <w:sz w:val="32"/>
-          <w:szCs w:val="32"/>
-          <w:rtl/>
-        </w:rPr>
-        <w:t xml:space="preserve"> (</w:t>
-      </w:r>
-      <w:r>
-        <w:rPr>
-          <w:rFonts w:asciiTheme="minorBidi" w:hAnsiTheme="minorBidi" w:cs="AL-Mohanad Bold" w:hint="cs"/>
-          <w:color w:val="000000" w:themeColor="text1"/>
-          <w:sz w:val="32"/>
-          <w:szCs w:val="32"/>
-          <w:rtl/>
-        </w:rPr>
-        <w:t xml:space="preserve"> </w:t>
-      </w:r>
-      <w:r>
-        <w:rPr>
-          <w:rFonts w:asciiTheme="minorBidi" w:hAnsiTheme="minorBidi" w:cs="AL-Mohanad Bold"/>
-          <w:color w:val="000000" w:themeColor="text1"/>
-          <w:sz w:val="32"/>
-          <w:szCs w:val="32"/>
-          <w:rtl/>
-        </w:rPr>
-        <w:t xml:space="preserve">) </w:t>
-      </w:r>
-      <w:r>
-        <w:rPr>
-          <w:rFonts w:asciiTheme="minorBidi" w:hAnsiTheme="minorBidi" w:cs="AL-Mohanad Bold" w:hint="eastAsia"/>
-          <w:color w:val="000000" w:themeColor="text1"/>
-          <w:sz w:val="32"/>
-          <w:szCs w:val="32"/>
-          <w:rtl/>
-        </w:rPr>
-        <w:t>المتجهه</w:t>
-      </w:r>
-      <w:r>
-        <w:rPr>
-          <w:rFonts w:asciiTheme="minorBidi" w:hAnsiTheme="minorBidi" w:cs="AL-Mohanad Bold"/>
-          <w:color w:val="000000" w:themeColor="text1"/>
-          <w:sz w:val="32"/>
-          <w:szCs w:val="32"/>
-          <w:rtl/>
-        </w:rPr>
-        <w:t xml:space="preserve"> </w:t>
-      </w:r>
-      <w:r>
-        <w:rPr>
-          <w:rFonts w:asciiTheme="minorBidi" w:hAnsiTheme="minorBidi" w:cs="AL-Mohanad Bold" w:hint="eastAsia"/>
-          <w:color w:val="000000" w:themeColor="text1"/>
-          <w:sz w:val="32"/>
-          <w:szCs w:val="32"/>
-          <w:rtl/>
-        </w:rPr>
-        <w:t>الى</w:t>
-      </w:r>
-      <w:r>
-        <w:rPr>
-          <w:rFonts w:asciiTheme="minorBidi" w:hAnsiTheme="minorBidi" w:cs="AL-Mohanad Bold"/>
-          <w:color w:val="000000" w:themeColor="text1"/>
-          <w:sz w:val="32"/>
-          <w:szCs w:val="32"/>
-          <w:rtl/>
-        </w:rPr>
-        <w:t xml:space="preserve"> </w:t>
-      </w:r>
-      <w:r>
-        <w:rPr>
-          <w:rFonts w:asciiTheme="minorBidi" w:hAnsiTheme="minorBidi" w:cs="AL-Mohanad Bold" w:hint="cs"/>
-          <w:color w:val="000000" w:themeColor="text1"/>
-          <w:sz w:val="32"/>
-          <w:szCs w:val="32"/>
-          <w:rtl/>
-        </w:rPr>
-        <w:t>....</w:t>
-      </w:r>
-      <w:r>
-        <w:rPr>
-          <w:rFonts w:asciiTheme="minorBidi" w:hAnsiTheme="minorBidi" w:cs="AL-Mohanad Bold"/>
-          <w:color w:val="000000" w:themeColor="text1"/>
-          <w:sz w:val="32"/>
-          <w:szCs w:val="32"/>
-          <w:rtl/>
-        </w:rPr>
-        <w:t xml:space="preserve"> </w:t>
-      </w:r>
-      <w:r>
-        <w:rPr>
-          <w:rFonts w:asciiTheme="minorBidi" w:hAnsiTheme="minorBidi" w:cs="AL-Mohanad Bold" w:hint="eastAsia"/>
-          <w:color w:val="000000" w:themeColor="text1"/>
-          <w:sz w:val="32"/>
-          <w:szCs w:val="32"/>
-          <w:rtl/>
-        </w:rPr>
-        <w:t>برفقة</w:t>
-      </w:r>
-      <w:r>
-        <w:rPr>
-          <w:rFonts w:asciiTheme="minorBidi" w:hAnsiTheme="minorBidi" w:cs="AL-Mohanad Bold"/>
-          <w:color w:val="000000" w:themeColor="text1"/>
-          <w:sz w:val="32"/>
-          <w:szCs w:val="32"/>
-          <w:rtl/>
-        </w:rPr>
-        <w:t xml:space="preserve"> </w:t>
-      </w:r>
-      <w:r>
-        <w:rPr>
-          <w:rFonts w:asciiTheme="minorBidi" w:hAnsiTheme="minorBidi" w:cs="AL-Mohanad Bold" w:hint="eastAsia"/>
-          <w:color w:val="000000" w:themeColor="text1"/>
-          <w:sz w:val="32"/>
-          <w:szCs w:val="32"/>
-          <w:rtl/>
-        </w:rPr>
-        <w:t>والدته</w:t>
-      </w:r>
-      <w:r>
-        <w:rPr>
-          <w:rFonts w:asciiTheme="minorBidi" w:hAnsiTheme="minorBidi" w:cs="AL-Mohanad Bold"/>
-          <w:color w:val="000000" w:themeColor="text1"/>
-          <w:sz w:val="32"/>
-          <w:szCs w:val="32"/>
-          <w:rtl/>
-        </w:rPr>
-        <w:t xml:space="preserve"> </w:t>
-      </w:r>
-      <w:r>
-        <w:rPr>
-          <w:rFonts w:asciiTheme="minorBidi" w:hAnsiTheme="minorBidi" w:cs="AL-Mohanad Bold" w:hint="eastAsia"/>
-          <w:color w:val="000000" w:themeColor="text1"/>
-          <w:sz w:val="32"/>
-          <w:szCs w:val="32"/>
-          <w:rtl/>
-        </w:rPr>
-        <w:t>وحين</w:t>
-      </w:r>
-      <w:r>
-        <w:rPr>
-          <w:rFonts w:asciiTheme="minorBidi" w:hAnsiTheme="minorBidi" w:cs="AL-Mohanad Bold"/>
-          <w:color w:val="000000" w:themeColor="text1"/>
-          <w:sz w:val="32"/>
-          <w:szCs w:val="32"/>
-          <w:rtl/>
-        </w:rPr>
-        <w:t xml:space="preserve"> </w:t>
-      </w:r>
-      <w:r>
-        <w:rPr>
-          <w:rFonts w:asciiTheme="minorBidi" w:hAnsiTheme="minorBidi" w:cs="AL-Mohanad Bold" w:hint="eastAsia"/>
-          <w:color w:val="000000" w:themeColor="text1"/>
-          <w:sz w:val="32"/>
-          <w:szCs w:val="32"/>
-          <w:rtl/>
-        </w:rPr>
-        <w:t>الشروع</w:t>
-      </w:r>
-      <w:r>
-        <w:rPr>
-          <w:rFonts w:asciiTheme="minorBidi" w:hAnsiTheme="minorBidi" w:cs="AL-Mohanad Bold"/>
-          <w:color w:val="000000" w:themeColor="text1"/>
-          <w:sz w:val="32"/>
-          <w:szCs w:val="32"/>
-          <w:rtl/>
-        </w:rPr>
-        <w:t xml:space="preserve"> </w:t>
-      </w:r>
-      <w:r>
-        <w:rPr>
-          <w:rFonts w:asciiTheme="minorBidi" w:hAnsiTheme="minorBidi" w:cs="AL-Mohanad Bold" w:hint="eastAsia"/>
-          <w:color w:val="000000" w:themeColor="text1"/>
-          <w:sz w:val="32"/>
-          <w:szCs w:val="32"/>
-          <w:rtl/>
-        </w:rPr>
-        <w:t>في</w:t>
-      </w:r>
-      <w:r>
-        <w:rPr>
-          <w:rFonts w:asciiTheme="minorBidi" w:hAnsiTheme="minorBidi" w:cs="AL-Mohanad Bold"/>
-          <w:color w:val="000000" w:themeColor="text1"/>
-          <w:sz w:val="32"/>
-          <w:szCs w:val="32"/>
-          <w:rtl/>
-        </w:rPr>
-        <w:t xml:space="preserve"> </w:t>
-      </w:r>
-      <w:r>
-        <w:rPr>
-          <w:rFonts w:asciiTheme="minorBidi" w:hAnsiTheme="minorBidi" w:cs="AL-Mohanad Bold" w:hint="eastAsia"/>
-          <w:color w:val="000000" w:themeColor="text1"/>
-          <w:sz w:val="32"/>
-          <w:szCs w:val="32"/>
-          <w:rtl/>
-        </w:rPr>
-        <w:t>إنهاء</w:t>
-      </w:r>
-      <w:r>
-        <w:rPr>
-          <w:rFonts w:asciiTheme="minorBidi" w:hAnsiTheme="minorBidi" w:cs="AL-Mohanad Bold"/>
-          <w:color w:val="000000" w:themeColor="text1"/>
-          <w:sz w:val="32"/>
-          <w:szCs w:val="32"/>
-          <w:rtl/>
-        </w:rPr>
-        <w:t xml:space="preserve"> </w:t>
-      </w:r>
-      <w:r>
-        <w:rPr>
-          <w:rFonts w:asciiTheme="minorBidi" w:hAnsiTheme="minorBidi" w:cs="AL-Mohanad Bold" w:hint="eastAsia"/>
-          <w:color w:val="000000" w:themeColor="text1"/>
-          <w:sz w:val="32"/>
-          <w:szCs w:val="32"/>
-          <w:rtl/>
-        </w:rPr>
-        <w:t>مغادرته</w:t>
-      </w:r>
-      <w:r>
-        <w:rPr>
-          <w:rFonts w:asciiTheme="minorBidi" w:hAnsiTheme="minorBidi" w:cs="AL-Mohanad Bold"/>
-          <w:color w:val="000000" w:themeColor="text1"/>
-          <w:sz w:val="32"/>
-          <w:szCs w:val="32"/>
-          <w:rtl/>
-        </w:rPr>
-        <w:t xml:space="preserve"> </w:t>
-      </w:r>
-      <w:r>
-        <w:rPr>
-          <w:rFonts w:asciiTheme="minorBidi" w:hAnsiTheme="minorBidi" w:cs="AL-Mohanad Bold" w:hint="eastAsia"/>
-          <w:color w:val="000000" w:themeColor="text1"/>
-          <w:sz w:val="32"/>
-          <w:szCs w:val="32"/>
-          <w:rtl/>
-        </w:rPr>
-        <w:t>اتضح</w:t>
-      </w:r>
-      <w:r>
-        <w:rPr>
-          <w:rFonts w:asciiTheme="minorBidi" w:hAnsiTheme="minorBidi" w:cs="AL-Mohanad Bold"/>
-          <w:color w:val="000000" w:themeColor="text1"/>
-          <w:sz w:val="32"/>
-          <w:szCs w:val="32"/>
-          <w:rtl/>
-        </w:rPr>
-        <w:t xml:space="preserve"> </w:t>
-      </w:r>
-      <w:r>
-        <w:rPr>
-          <w:rFonts w:asciiTheme="minorBidi" w:hAnsiTheme="minorBidi" w:cs="AL-Mohanad Bold" w:hint="eastAsia"/>
-          <w:color w:val="000000" w:themeColor="text1"/>
-          <w:sz w:val="32"/>
-          <w:szCs w:val="32"/>
-          <w:rtl/>
-        </w:rPr>
-        <w:t>بأنه</w:t>
-      </w:r>
-      <w:r>
-        <w:rPr>
-          <w:rFonts w:asciiTheme="minorBidi" w:hAnsiTheme="minorBidi" w:cs="AL-Mohanad Bold"/>
-          <w:color w:val="000000" w:themeColor="text1"/>
-          <w:sz w:val="32"/>
-          <w:szCs w:val="32"/>
-          <w:rtl/>
-        </w:rPr>
-        <w:t xml:space="preserve"> </w:t>
-      </w:r>
-      <w:r>
-        <w:rPr>
-          <w:rFonts w:asciiTheme="minorBidi" w:hAnsiTheme="minorBidi" w:cs="AL-Mohanad Bold" w:hint="eastAsia"/>
-          <w:color w:val="000000" w:themeColor="text1"/>
-          <w:sz w:val="32"/>
-          <w:szCs w:val="32"/>
-          <w:rtl/>
-        </w:rPr>
-        <w:t>تم</w:t>
-      </w:r>
-      <w:r>
-        <w:rPr>
-          <w:rFonts w:asciiTheme="minorBidi" w:hAnsiTheme="minorBidi" w:cs="AL-Mohanad Bold"/>
-          <w:color w:val="000000" w:themeColor="text1"/>
-          <w:sz w:val="32"/>
-          <w:szCs w:val="32"/>
-          <w:rtl/>
-        </w:rPr>
-        <w:t xml:space="preserve"> </w:t>
-      </w:r>
-      <w:r>
-        <w:rPr>
-          <w:rFonts w:asciiTheme="minorBidi" w:hAnsiTheme="minorBidi" w:cs="AL-Mohanad Bold" w:hint="eastAsia"/>
-          <w:color w:val="000000" w:themeColor="text1"/>
-          <w:sz w:val="32"/>
-          <w:szCs w:val="32"/>
-          <w:rtl/>
-        </w:rPr>
-        <w:t>تسجيل</w:t>
-      </w:r>
-      <w:r>
-        <w:rPr>
-          <w:rFonts w:asciiTheme="minorBidi" w:hAnsiTheme="minorBidi" w:cs="AL-Mohanad Bold"/>
-          <w:color w:val="000000" w:themeColor="text1"/>
-          <w:sz w:val="32"/>
-          <w:szCs w:val="32"/>
-          <w:rtl/>
-        </w:rPr>
-        <w:t xml:space="preserve"> </w:t>
-      </w:r>
-      <w:r>
-        <w:rPr>
-          <w:rFonts w:asciiTheme="minorBidi" w:hAnsiTheme="minorBidi" w:cs="AL-Mohanad Bold" w:hint="eastAsia"/>
-          <w:color w:val="000000" w:themeColor="text1"/>
-          <w:sz w:val="32"/>
-          <w:szCs w:val="32"/>
-          <w:rtl/>
-        </w:rPr>
-        <w:t>الخصائص</w:t>
-      </w:r>
-      <w:r>
-        <w:rPr>
-          <w:rFonts w:asciiTheme="minorBidi" w:hAnsiTheme="minorBidi" w:cs="AL-Mohanad Bold"/>
-          <w:color w:val="000000" w:themeColor="text1"/>
-          <w:sz w:val="32"/>
-          <w:szCs w:val="32"/>
-          <w:rtl/>
-        </w:rPr>
-        <w:t xml:space="preserve"> </w:t>
-      </w:r>
-      <w:r>
-        <w:rPr>
-          <w:rFonts w:asciiTheme="minorBidi" w:hAnsiTheme="minorBidi" w:cs="AL-Mohanad Bold" w:hint="eastAsia"/>
-          <w:color w:val="000000" w:themeColor="text1"/>
-          <w:sz w:val="32"/>
-          <w:szCs w:val="32"/>
-          <w:rtl/>
-        </w:rPr>
-        <w:t>الحيويه</w:t>
-      </w:r>
-      <w:r>
-        <w:rPr>
-          <w:rFonts w:asciiTheme="minorBidi" w:hAnsiTheme="minorBidi" w:cs="AL-Mohanad Bold"/>
-          <w:color w:val="000000" w:themeColor="text1"/>
-          <w:sz w:val="32"/>
-          <w:szCs w:val="32"/>
-          <w:rtl/>
-        </w:rPr>
-        <w:t xml:space="preserve"> </w:t>
-      </w:r>
-      <w:r>
-        <w:rPr>
-          <w:rFonts w:asciiTheme="minorBidi" w:hAnsiTheme="minorBidi" w:cs="AL-Mohanad Bold" w:hint="eastAsia"/>
-          <w:color w:val="000000" w:themeColor="text1"/>
-          <w:sz w:val="32"/>
-          <w:szCs w:val="32"/>
-          <w:rtl/>
-        </w:rPr>
-        <w:t>الذي</w:t>
-      </w:r>
-      <w:r>
-        <w:rPr>
-          <w:rFonts w:asciiTheme="minorBidi" w:hAnsiTheme="minorBidi" w:cs="AL-Mohanad Bold"/>
-          <w:color w:val="000000" w:themeColor="text1"/>
-          <w:sz w:val="32"/>
-          <w:szCs w:val="32"/>
-          <w:rtl/>
-        </w:rPr>
-        <w:t xml:space="preserve"> </w:t>
-      </w:r>
-      <w:r>
-        <w:rPr>
-          <w:rFonts w:asciiTheme="minorBidi" w:hAnsiTheme="minorBidi" w:cs="AL-Mohanad Bold" w:hint="eastAsia"/>
-          <w:color w:val="000000" w:themeColor="text1"/>
-          <w:sz w:val="32"/>
-          <w:szCs w:val="32"/>
-          <w:rtl/>
-        </w:rPr>
-        <w:t>تخص</w:t>
-      </w:r>
-      <w:r>
-        <w:rPr>
-          <w:rFonts w:asciiTheme="minorBidi" w:hAnsiTheme="minorBidi" w:cs="AL-Mohanad Bold"/>
-          <w:color w:val="000000" w:themeColor="text1"/>
-          <w:sz w:val="32"/>
-          <w:szCs w:val="32"/>
-          <w:rtl/>
-        </w:rPr>
-        <w:t xml:space="preserve"> </w:t>
-      </w:r>
-      <w:r>
-        <w:rPr>
-          <w:rFonts w:asciiTheme="minorBidi" w:hAnsiTheme="minorBidi" w:cs="AL-Mohanad Bold" w:hint="eastAsia"/>
-          <w:color w:val="000000" w:themeColor="text1"/>
-          <w:sz w:val="32"/>
-          <w:szCs w:val="32"/>
-          <w:rtl/>
-        </w:rPr>
-        <w:t>والدته</w:t>
-      </w:r>
-      <w:r>
-        <w:rPr>
-          <w:rFonts w:asciiTheme="minorBidi" w:hAnsiTheme="minorBidi" w:cs="AL-Mohanad Bold"/>
-          <w:color w:val="000000" w:themeColor="text1"/>
-          <w:sz w:val="32"/>
-          <w:szCs w:val="32"/>
-          <w:rtl/>
-        </w:rPr>
-        <w:t xml:space="preserve"> </w:t>
-      </w:r>
-      <w:r>
-        <w:rPr>
-          <w:rFonts w:asciiTheme="minorBidi" w:hAnsiTheme="minorBidi" w:cs="AL-Mohanad Bold" w:hint="eastAsia"/>
-          <w:color w:val="000000" w:themeColor="text1"/>
-          <w:sz w:val="32"/>
-          <w:szCs w:val="32"/>
-          <w:rtl/>
-        </w:rPr>
-        <w:t>بدلا</w:t>
-      </w:r>
-      <w:r>
-        <w:rPr>
-          <w:rFonts w:asciiTheme="minorBidi" w:hAnsiTheme="minorBidi" w:cs="AL-Mohanad Bold"/>
-          <w:color w:val="000000" w:themeColor="text1"/>
-          <w:sz w:val="32"/>
-          <w:szCs w:val="32"/>
-          <w:rtl/>
-        </w:rPr>
-        <w:t xml:space="preserve"> </w:t>
-      </w:r>
-      <w:r>
-        <w:rPr>
-          <w:rFonts w:asciiTheme="minorBidi" w:hAnsiTheme="minorBidi" w:cs="AL-Mohanad Bold" w:hint="eastAsia"/>
-          <w:color w:val="000000" w:themeColor="text1"/>
-          <w:sz w:val="32"/>
-          <w:szCs w:val="32"/>
-          <w:rtl/>
-        </w:rPr>
-        <w:t>منه</w:t>
-      </w:r>
-      <w:r>
-        <w:rPr>
-          <w:rFonts w:asciiTheme="minorBidi" w:hAnsiTheme="minorBidi" w:cs="AL-Mohanad Bold"/>
-          <w:color w:val="000000" w:themeColor="text1"/>
-          <w:sz w:val="32"/>
-          <w:szCs w:val="32"/>
-          <w:rtl/>
-        </w:rPr>
-        <w:t xml:space="preserve"> </w:t>
-      </w:r>
-      <w:r>
-        <w:rPr>
-          <w:rFonts w:asciiTheme="minorBidi" w:hAnsiTheme="minorBidi" w:cs="AL-Mohanad Bold" w:hint="eastAsia"/>
-          <w:color w:val="000000" w:themeColor="text1"/>
-          <w:sz w:val="32"/>
-          <w:szCs w:val="32"/>
-          <w:rtl/>
-        </w:rPr>
-        <w:t>بالخطأ</w:t>
-      </w:r>
-      <w:r>
-        <w:rPr>
-          <w:rFonts w:asciiTheme="minorBidi" w:hAnsiTheme="minorBidi" w:cs="AL-Mohanad Bold"/>
-          <w:color w:val="000000" w:themeColor="text1"/>
-          <w:sz w:val="32"/>
-          <w:szCs w:val="32"/>
-          <w:rtl/>
-        </w:rPr>
-        <w:t xml:space="preserve"> </w:t>
-      </w:r>
-      <w:r>
-        <w:rPr>
-          <w:rFonts w:asciiTheme="minorBidi" w:hAnsiTheme="minorBidi" w:cs="AL-Mohanad Bold" w:hint="eastAsia"/>
-          <w:color w:val="000000" w:themeColor="text1"/>
-          <w:sz w:val="32"/>
-          <w:szCs w:val="32"/>
-          <w:rtl/>
-        </w:rPr>
-        <w:t>وكان</w:t>
-      </w:r>
-      <w:r>
-        <w:rPr>
-          <w:rFonts w:asciiTheme="minorBidi" w:hAnsiTheme="minorBidi" w:cs="AL-Mohanad Bold"/>
-          <w:color w:val="000000" w:themeColor="text1"/>
-          <w:sz w:val="32"/>
-          <w:szCs w:val="32"/>
-          <w:rtl/>
-        </w:rPr>
-        <w:t xml:space="preserve"> </w:t>
-      </w:r>
-      <w:r>
-        <w:rPr>
-          <w:rFonts w:asciiTheme="minorBidi" w:hAnsiTheme="minorBidi" w:cs="AL-Mohanad Bold" w:hint="eastAsia"/>
-          <w:color w:val="000000" w:themeColor="text1"/>
-          <w:sz w:val="32"/>
-          <w:szCs w:val="32"/>
-          <w:rtl/>
-        </w:rPr>
-        <w:t>دخولهم</w:t>
-      </w:r>
-      <w:r>
-        <w:rPr>
-          <w:rFonts w:asciiTheme="minorBidi" w:hAnsiTheme="minorBidi" w:cs="AL-Mohanad Bold"/>
-          <w:color w:val="000000" w:themeColor="text1"/>
-          <w:sz w:val="32"/>
-          <w:szCs w:val="32"/>
-          <w:rtl/>
-        </w:rPr>
-        <w:t xml:space="preserve"> </w:t>
-      </w:r>
-      <w:r>
-        <w:rPr>
-          <w:rFonts w:asciiTheme="minorBidi" w:hAnsiTheme="minorBidi" w:cs="AL-Mohanad Bold" w:hint="eastAsia"/>
-          <w:color w:val="000000" w:themeColor="text1"/>
-          <w:sz w:val="32"/>
-          <w:szCs w:val="32"/>
-          <w:rtl/>
-        </w:rPr>
-        <w:t>عن</w:t>
-      </w:r>
-      <w:r>
-        <w:rPr>
-          <w:rFonts w:asciiTheme="minorBidi" w:hAnsiTheme="minorBidi" w:cs="AL-Mohanad Bold"/>
-          <w:color w:val="000000" w:themeColor="text1"/>
-          <w:sz w:val="32"/>
-          <w:szCs w:val="32"/>
-          <w:rtl/>
-        </w:rPr>
-        <w:t xml:space="preserve"> </w:t>
-      </w:r>
-      <w:r>
-        <w:rPr>
-          <w:rFonts w:asciiTheme="minorBidi" w:hAnsiTheme="minorBidi" w:cs="AL-Mohanad Bold" w:hint="eastAsia"/>
-          <w:color w:val="000000" w:themeColor="text1"/>
-          <w:sz w:val="32"/>
-          <w:szCs w:val="32"/>
-          <w:rtl/>
-        </w:rPr>
-        <w:t>طريق</w:t>
-      </w:r>
-      <w:r>
-        <w:rPr>
-          <w:rFonts w:asciiTheme="minorBidi" w:hAnsiTheme="minorBidi" w:cs="AL-Mohanad Bold"/>
-          <w:color w:val="000000" w:themeColor="text1"/>
-          <w:sz w:val="32"/>
-          <w:szCs w:val="32"/>
+          <w:rFonts w:asciiTheme="minorBidi" w:hAnsiTheme="minorBidi" w:cs="AL-Mohanad Bold" w:hint="eastAsia"/>
+          <w:color w:val="000000" w:themeColor="text1"/>
+          <w:sz w:val="36"/>
+          <w:szCs w:val="36"/>
+          <w:rtl/>
+        </w:rPr>
+        <w:t>وتجدون</w:t>
+      </w:r>
+      <w:r>
+        <w:rPr>
+          <w:rFonts w:asciiTheme="minorBidi" w:hAnsiTheme="minorBidi" w:cs="AL-Mohanad Bold"/>
+          <w:color w:val="000000" w:themeColor="text1"/>
+          <w:sz w:val="36"/>
+          <w:szCs w:val="36"/>
+          <w:rtl/>
+        </w:rPr>
+        <w:t xml:space="preserve"> </w:t>
+      </w:r>
+      <w:r>
+        <w:rPr>
+          <w:rFonts w:asciiTheme="minorBidi" w:hAnsiTheme="minorBidi" w:cs="AL-Mohanad Bold" w:hint="eastAsia"/>
+          <w:color w:val="000000" w:themeColor="text1"/>
+          <w:sz w:val="36"/>
+          <w:szCs w:val="36"/>
+          <w:rtl/>
+        </w:rPr>
+        <w:t>بطيه</w:t>
+      </w:r>
+      <w:r>
+        <w:rPr>
+          <w:rFonts w:asciiTheme="minorBidi" w:hAnsiTheme="minorBidi" w:cs="AL-Mohanad Bold"/>
+          <w:color w:val="000000" w:themeColor="text1"/>
+          <w:sz w:val="36"/>
+          <w:szCs w:val="36"/>
+          <w:rtl/>
+        </w:rPr>
+        <w:t xml:space="preserve"> </w:t>
+      </w:r>
+      <w:r>
+        <w:rPr>
+          <w:rFonts w:asciiTheme="minorBidi" w:hAnsiTheme="minorBidi" w:cs="AL-Mohanad Bold" w:hint="eastAsia"/>
+          <w:color w:val="000000" w:themeColor="text1"/>
+          <w:sz w:val="36"/>
+          <w:szCs w:val="36"/>
+          <w:rtl/>
+        </w:rPr>
+        <w:t>صور</w:t>
+      </w:r>
+      <w:r>
+        <w:rPr>
+          <w:rFonts w:asciiTheme="minorBidi" w:hAnsiTheme="minorBidi" w:cs="AL-Mohanad Bold"/>
+          <w:color w:val="000000" w:themeColor="text1"/>
+          <w:sz w:val="36"/>
+          <w:szCs w:val="36"/>
+          <w:rtl/>
+        </w:rPr>
+        <w:t xml:space="preserve"> </w:t>
+      </w:r>
+      <w:r>
+        <w:rPr>
+          <w:rFonts w:asciiTheme="minorBidi" w:hAnsiTheme="minorBidi" w:cs="AL-Mohanad Bold" w:hint="eastAsia"/>
+          <w:color w:val="000000" w:themeColor="text1"/>
+          <w:sz w:val="36"/>
+          <w:szCs w:val="36"/>
+          <w:rtl/>
+        </w:rPr>
+        <w:t>جوازات</w:t>
+      </w:r>
+      <w:r>
+        <w:rPr>
+          <w:rFonts w:asciiTheme="minorBidi" w:hAnsiTheme="minorBidi" w:cs="AL-Mohanad Bold"/>
+          <w:color w:val="000000" w:themeColor="text1"/>
+          <w:sz w:val="36"/>
+          <w:szCs w:val="36"/>
+          <w:rtl/>
+        </w:rPr>
+        <w:t xml:space="preserve"> </w:t>
+      </w:r>
+      <w:r>
+        <w:rPr>
+          <w:rFonts w:asciiTheme="minorBidi" w:hAnsiTheme="minorBidi" w:cs="AL-Mohanad Bold" w:hint="eastAsia"/>
+          <w:color w:val="000000" w:themeColor="text1"/>
+          <w:sz w:val="36"/>
+          <w:szCs w:val="36"/>
+          <w:rtl/>
+        </w:rPr>
+        <w:t>سفرهم</w:t>
+      </w:r>
+      <w:r>
+        <w:rPr>
+          <w:rFonts w:asciiTheme="minorBidi" w:hAnsiTheme="minorBidi" w:cs="AL-Mohanad Bold"/>
+          <w:color w:val="000000" w:themeColor="text1"/>
+          <w:sz w:val="36"/>
+          <w:szCs w:val="36"/>
+          <w:rtl/>
+        </w:rPr>
+        <w:t xml:space="preserve"> + </w:t>
+      </w:r>
+      <w:r>
+        <w:rPr>
+          <w:rFonts w:asciiTheme="minorBidi" w:hAnsiTheme="minorBidi" w:cs="AL-Mohanad Bold" w:hint="eastAsia"/>
+          <w:color w:val="000000" w:themeColor="text1"/>
+          <w:sz w:val="36"/>
+          <w:szCs w:val="36"/>
+          <w:rtl/>
+        </w:rPr>
+        <w:t>شرائح</w:t>
+      </w:r>
+      <w:r>
+        <w:rPr>
+          <w:rFonts w:asciiTheme="minorBidi" w:hAnsiTheme="minorBidi" w:cs="AL-Mohanad Bold"/>
+          <w:color w:val="000000" w:themeColor="text1"/>
+          <w:sz w:val="36"/>
+          <w:szCs w:val="36"/>
+          <w:rtl/>
+        </w:rPr>
+        <w:t xml:space="preserve"> </w:t>
+      </w:r>
+      <w:r>
+        <w:rPr>
+          <w:rFonts w:asciiTheme="minorBidi" w:hAnsiTheme="minorBidi" w:cs="AL-Mohanad Bold" w:hint="eastAsia"/>
+          <w:color w:val="000000" w:themeColor="text1"/>
+          <w:sz w:val="36"/>
+          <w:szCs w:val="36"/>
+          <w:rtl/>
+        </w:rPr>
+        <w:t>من</w:t>
+      </w:r>
+      <w:r>
+        <w:rPr>
+          <w:rFonts w:asciiTheme="minorBidi" w:hAnsiTheme="minorBidi" w:cs="AL-Mohanad Bold"/>
+          <w:color w:val="000000" w:themeColor="text1"/>
+          <w:sz w:val="36"/>
+          <w:szCs w:val="36"/>
+          <w:rtl/>
+        </w:rPr>
+        <w:t xml:space="preserve"> </w:t>
+      </w:r>
+      <w:r>
+        <w:rPr>
+          <w:rFonts w:asciiTheme="minorBidi" w:hAnsiTheme="minorBidi" w:cs="AL-Mohanad Bold" w:hint="eastAsia"/>
+          <w:color w:val="000000" w:themeColor="text1"/>
+          <w:sz w:val="36"/>
+          <w:szCs w:val="36"/>
+          <w:rtl/>
+        </w:rPr>
+        <w:t>الحاسب</w:t>
+      </w:r>
+      <w:r>
+        <w:rPr>
+          <w:rFonts w:asciiTheme="minorBidi" w:hAnsiTheme="minorBidi" w:cs="AL-Mohanad Bold"/>
+          <w:color w:val="000000" w:themeColor="text1"/>
+          <w:sz w:val="36"/>
+          <w:szCs w:val="36"/>
           <w:rtl/>
         </w:rPr>
         <w:t xml:space="preserve"> </w:t>
@@ -1354,492 +1718,139 @@
       <w:proofErr w:type="gramStart"/>
       <w:r>
         <w:rPr>
-          <w:rFonts w:asciiTheme="minorBidi" w:hAnsiTheme="minorBidi" w:cs="AL-Mohanad Bold" w:hint="cs"/>
-          <w:color w:val="000000" w:themeColor="text1"/>
-          <w:sz w:val="32"/>
-          <w:szCs w:val="32"/>
-          <w:rtl/>
-        </w:rPr>
-        <w:t>( )</w:t>
+          <w:rFonts w:asciiTheme="minorBidi" w:hAnsiTheme="minorBidi" w:cs="AL-Mohanad Bold" w:hint="eastAsia"/>
+          <w:color w:val="000000" w:themeColor="text1"/>
+          <w:sz w:val="36"/>
+          <w:szCs w:val="36"/>
+          <w:rtl/>
+        </w:rPr>
+        <w:t>الألي</w:t>
       </w:r>
       <w:proofErr w:type="gramEnd"/>
       <w:r>
         <w:rPr>
           <w:rFonts w:asciiTheme="minorBidi" w:hAnsiTheme="minorBidi" w:cs="AL-Mohanad Bold"/>
           <w:color w:val="000000" w:themeColor="text1"/>
-          <w:sz w:val="32"/>
-          <w:szCs w:val="32"/>
-          <w:rtl/>
-        </w:rPr>
-        <w:t xml:space="preserve"> </w:t>
-      </w:r>
-      <w:r>
-        <w:rPr>
-          <w:rFonts w:asciiTheme="minorBidi" w:hAnsiTheme="minorBidi" w:cs="AL-Mohanad Bold" w:hint="eastAsia"/>
-          <w:color w:val="000000" w:themeColor="text1"/>
-          <w:sz w:val="32"/>
-          <w:szCs w:val="32"/>
-          <w:rtl/>
-        </w:rPr>
-        <w:t>وبناء</w:t>
-      </w:r>
-      <w:r>
-        <w:rPr>
-          <w:rFonts w:asciiTheme="minorBidi" w:hAnsiTheme="minorBidi" w:cs="AL-Mohanad Bold"/>
-          <w:color w:val="000000" w:themeColor="text1"/>
-          <w:sz w:val="32"/>
-          <w:szCs w:val="32"/>
-          <w:rtl/>
-        </w:rPr>
-        <w:t xml:space="preserve"> </w:t>
-      </w:r>
-      <w:r>
-        <w:rPr>
-          <w:rFonts w:asciiTheme="minorBidi" w:hAnsiTheme="minorBidi" w:cs="AL-Mohanad Bold" w:hint="eastAsia"/>
-          <w:color w:val="000000" w:themeColor="text1"/>
-          <w:sz w:val="32"/>
-          <w:szCs w:val="32"/>
-          <w:rtl/>
-        </w:rPr>
-        <w:t>على</w:t>
-      </w:r>
-      <w:r>
-        <w:rPr>
-          <w:rFonts w:asciiTheme="minorBidi" w:hAnsiTheme="minorBidi" w:cs="AL-Mohanad Bold"/>
-          <w:color w:val="000000" w:themeColor="text1"/>
-          <w:sz w:val="32"/>
-          <w:szCs w:val="32"/>
-          <w:rtl/>
-        </w:rPr>
-        <w:t xml:space="preserve"> </w:t>
-      </w:r>
-      <w:r>
-        <w:rPr>
-          <w:rFonts w:asciiTheme="minorBidi" w:hAnsiTheme="minorBidi" w:cs="AL-Mohanad Bold" w:hint="eastAsia"/>
-          <w:color w:val="000000" w:themeColor="text1"/>
-          <w:sz w:val="32"/>
-          <w:szCs w:val="32"/>
-          <w:rtl/>
-        </w:rPr>
-        <w:t>توجيهات</w:t>
-      </w:r>
-      <w:r>
-        <w:rPr>
-          <w:rFonts w:asciiTheme="minorBidi" w:hAnsiTheme="minorBidi" w:cs="AL-Mohanad Bold"/>
-          <w:color w:val="000000" w:themeColor="text1"/>
-          <w:sz w:val="32"/>
-          <w:szCs w:val="32"/>
-          <w:rtl/>
-        </w:rPr>
-        <w:t xml:space="preserve"> </w:t>
-      </w:r>
-      <w:r>
-        <w:rPr>
-          <w:rFonts w:asciiTheme="minorBidi" w:hAnsiTheme="minorBidi" w:cs="AL-Mohanad Bold" w:hint="cs"/>
-          <w:color w:val="000000" w:themeColor="text1"/>
-          <w:sz w:val="32"/>
-          <w:szCs w:val="32"/>
-          <w:rtl/>
-        </w:rPr>
-        <w:t>()</w:t>
-      </w:r>
-      <w:r>
-        <w:rPr>
-          <w:rFonts w:asciiTheme="minorBidi" w:hAnsiTheme="minorBidi" w:cs="AL-Mohanad Bold" w:hint="eastAsia"/>
-          <w:color w:val="000000" w:themeColor="text1"/>
-          <w:sz w:val="32"/>
-          <w:szCs w:val="32"/>
-          <w:rtl/>
-        </w:rPr>
-        <w:t>،</w:t>
-      </w:r>
-      <w:r>
-        <w:rPr>
-          <w:rFonts w:asciiTheme="minorBidi" w:hAnsiTheme="minorBidi" w:cs="AL-Mohanad Bold"/>
-          <w:color w:val="000000" w:themeColor="text1"/>
-          <w:sz w:val="32"/>
-          <w:szCs w:val="32"/>
-          <w:rtl/>
-        </w:rPr>
-        <w:t xml:space="preserve"> </w:t>
-      </w:r>
-      <w:r>
-        <w:rPr>
-          <w:rFonts w:asciiTheme="minorBidi" w:hAnsiTheme="minorBidi" w:cs="AL-Mohanad Bold" w:hint="eastAsia"/>
-          <w:color w:val="000000" w:themeColor="text1"/>
-          <w:sz w:val="32"/>
-          <w:szCs w:val="32"/>
-          <w:rtl/>
-        </w:rPr>
-        <w:t>تم</w:t>
-      </w:r>
-      <w:r>
-        <w:rPr>
-          <w:rFonts w:asciiTheme="minorBidi" w:hAnsiTheme="minorBidi" w:cs="AL-Mohanad Bold"/>
-          <w:color w:val="000000" w:themeColor="text1"/>
-          <w:sz w:val="32"/>
-          <w:szCs w:val="32"/>
-          <w:rtl/>
-        </w:rPr>
-        <w:t xml:space="preserve"> </w:t>
-      </w:r>
-      <w:r>
-        <w:rPr>
-          <w:rFonts w:asciiTheme="minorBidi" w:hAnsiTheme="minorBidi" w:cs="AL-Mohanad Bold" w:hint="eastAsia"/>
-          <w:color w:val="000000" w:themeColor="text1"/>
-          <w:sz w:val="32"/>
-          <w:szCs w:val="32"/>
-          <w:rtl/>
-        </w:rPr>
-        <w:t>تسديد</w:t>
-      </w:r>
-      <w:r>
-        <w:rPr>
-          <w:rFonts w:asciiTheme="minorBidi" w:hAnsiTheme="minorBidi" w:cs="AL-Mohanad Bold"/>
-          <w:color w:val="000000" w:themeColor="text1"/>
-          <w:sz w:val="32"/>
-          <w:szCs w:val="32"/>
-          <w:rtl/>
-        </w:rPr>
-        <w:t xml:space="preserve"> </w:t>
-      </w:r>
-      <w:r>
-        <w:rPr>
-          <w:rFonts w:asciiTheme="minorBidi" w:hAnsiTheme="minorBidi" w:cs="AL-Mohanad Bold" w:hint="eastAsia"/>
-          <w:color w:val="000000" w:themeColor="text1"/>
-          <w:sz w:val="32"/>
-          <w:szCs w:val="32"/>
-          <w:rtl/>
-        </w:rPr>
-        <w:t>مغادرته</w:t>
-      </w:r>
-      <w:r>
-        <w:rPr>
-          <w:rFonts w:asciiTheme="minorBidi" w:hAnsiTheme="minorBidi" w:cs="AL-Mohanad Bold"/>
-          <w:color w:val="000000" w:themeColor="text1"/>
-          <w:sz w:val="32"/>
-          <w:szCs w:val="32"/>
-          <w:rtl/>
-        </w:rPr>
-        <w:t xml:space="preserve"> .</w:t>
+          <w:sz w:val="36"/>
+          <w:szCs w:val="36"/>
+          <w:rtl/>
+        </w:rPr>
+        <w:t xml:space="preserve"> + </w:t>
+      </w:r>
+      <w:r>
+        <w:rPr>
+          <w:rFonts w:asciiTheme="minorBidi" w:hAnsiTheme="minorBidi" w:cs="AL-Mohanad Bold" w:hint="eastAsia"/>
+          <w:color w:val="000000" w:themeColor="text1"/>
+          <w:sz w:val="36"/>
+          <w:szCs w:val="36"/>
+          <w:rtl/>
+        </w:rPr>
+        <w:t>استعلام</w:t>
+      </w:r>
+      <w:r>
+        <w:rPr>
+          <w:rFonts w:asciiTheme="minorBidi" w:hAnsiTheme="minorBidi" w:cs="AL-Mohanad Bold"/>
+          <w:color w:val="000000" w:themeColor="text1"/>
+          <w:sz w:val="36"/>
+          <w:szCs w:val="36"/>
+          <w:rtl/>
+        </w:rPr>
+        <w:t xml:space="preserve"> </w:t>
+      </w:r>
+      <w:r>
+        <w:rPr>
+          <w:rFonts w:asciiTheme="minorBidi" w:hAnsiTheme="minorBidi" w:cs="AL-Mohanad Bold" w:hint="eastAsia"/>
+          <w:color w:val="000000" w:themeColor="text1"/>
+          <w:sz w:val="36"/>
+          <w:szCs w:val="36"/>
+          <w:rtl/>
+        </w:rPr>
+        <w:t>بصمات</w:t>
+      </w:r>
+      <w:r>
+        <w:rPr>
+          <w:rFonts w:asciiTheme="minorBidi" w:hAnsiTheme="minorBidi" w:cs="AL-Mohanad Bold"/>
+          <w:color w:val="000000" w:themeColor="text1"/>
+          <w:sz w:val="36"/>
+          <w:szCs w:val="36"/>
+          <w:rtl/>
+        </w:rPr>
+        <w:t xml:space="preserve"> </w:t>
+      </w:r>
+      <w:r>
+        <w:rPr>
+          <w:rFonts w:asciiTheme="minorBidi" w:hAnsiTheme="minorBidi" w:cs="AL-Mohanad Bold" w:hint="eastAsia"/>
+          <w:color w:val="000000" w:themeColor="text1"/>
+          <w:sz w:val="36"/>
+          <w:szCs w:val="36"/>
+          <w:rtl/>
+        </w:rPr>
+        <w:t>الطف</w:t>
       </w:r>
     </w:p>
     <w:p>
       <w:pPr>
-        <w:ind w:left="-908"/>
-        <w:rPr>
-          <w:rFonts w:asciiTheme="minorBidi" w:hAnsiTheme="minorBidi" w:cs="AL-Mohanad Bold"/>
-          <w:color w:val="000000" w:themeColor="text1"/>
-          <w:sz w:val="36"/>
-          <w:szCs w:val="36"/>
+        <w:ind w:left="-1050" w:right="-1134"/>
+        <w:rPr>
+          <w:rFonts w:asciiTheme="minorBidi" w:hAnsiTheme="minorBidi" w:cs="AL-Mohanad Bold"/>
+          <w:color w:val="000000" w:themeColor="text1"/>
+          <w:sz w:val="40"/>
+          <w:szCs w:val="40"/>
           <w:rtl/>
         </w:rPr>
       </w:pPr>
       <w:r>
         <w:rPr>
-          <w:rFonts w:asciiTheme="minorBidi" w:hAnsiTheme="minorBidi" w:cs="AL-Mohanad Bold" w:hint="eastAsia"/>
-          <w:color w:val="000000" w:themeColor="text1"/>
-          <w:sz w:val="32"/>
-          <w:szCs w:val="32"/>
-          <w:rtl/>
-        </w:rPr>
-        <w:t>وتجدون</w:t>
-      </w:r>
-      <w:r>
-        <w:rPr>
-          <w:rFonts w:asciiTheme="minorBidi" w:hAnsiTheme="minorBidi" w:cs="AL-Mohanad Bold"/>
-          <w:color w:val="000000" w:themeColor="text1"/>
-          <w:sz w:val="32"/>
-          <w:szCs w:val="32"/>
-          <w:rtl/>
-        </w:rPr>
-        <w:t xml:space="preserve"> </w:t>
-      </w:r>
-      <w:r>
-        <w:rPr>
-          <w:rFonts w:asciiTheme="minorBidi" w:hAnsiTheme="minorBidi" w:cs="AL-Mohanad Bold" w:hint="eastAsia"/>
-          <w:color w:val="000000" w:themeColor="text1"/>
-          <w:sz w:val="32"/>
-          <w:szCs w:val="32"/>
-          <w:rtl/>
-        </w:rPr>
-        <w:t>بطيه</w:t>
-      </w:r>
-      <w:r>
-        <w:rPr>
-          <w:rFonts w:asciiTheme="minorBidi" w:hAnsiTheme="minorBidi" w:cs="AL-Mohanad Bold"/>
-          <w:color w:val="000000" w:themeColor="text1"/>
-          <w:sz w:val="32"/>
-          <w:szCs w:val="32"/>
-          <w:rtl/>
-        </w:rPr>
-        <w:t xml:space="preserve"> </w:t>
-      </w:r>
-      <w:r>
-        <w:rPr>
-          <w:rFonts w:asciiTheme="minorBidi" w:hAnsiTheme="minorBidi" w:cs="AL-Mohanad Bold" w:hint="eastAsia"/>
-          <w:color w:val="000000" w:themeColor="text1"/>
-          <w:sz w:val="32"/>
-          <w:szCs w:val="32"/>
-          <w:rtl/>
-        </w:rPr>
-        <w:t>صور</w:t>
-      </w:r>
-      <w:r>
-        <w:rPr>
-          <w:rFonts w:asciiTheme="minorBidi" w:hAnsiTheme="minorBidi" w:cs="AL-Mohanad Bold"/>
-          <w:color w:val="000000" w:themeColor="text1"/>
-          <w:sz w:val="32"/>
-          <w:szCs w:val="32"/>
-          <w:rtl/>
-        </w:rPr>
-        <w:t xml:space="preserve"> </w:t>
-      </w:r>
-      <w:r>
-        <w:rPr>
-          <w:rFonts w:asciiTheme="minorBidi" w:hAnsiTheme="minorBidi" w:cs="AL-Mohanad Bold" w:hint="eastAsia"/>
-          <w:color w:val="000000" w:themeColor="text1"/>
-          <w:sz w:val="32"/>
-          <w:szCs w:val="32"/>
-          <w:rtl/>
-        </w:rPr>
-        <w:t>جوازات</w:t>
-      </w:r>
-      <w:r>
-        <w:rPr>
-          <w:rFonts w:asciiTheme="minorBidi" w:hAnsiTheme="minorBidi" w:cs="AL-Mohanad Bold"/>
-          <w:color w:val="000000" w:themeColor="text1"/>
-          <w:sz w:val="32"/>
-          <w:szCs w:val="32"/>
-          <w:rtl/>
-        </w:rPr>
-        <w:t xml:space="preserve"> </w:t>
-      </w:r>
-      <w:r>
-        <w:rPr>
-          <w:rFonts w:asciiTheme="minorBidi" w:hAnsiTheme="minorBidi" w:cs="AL-Mohanad Bold" w:hint="eastAsia"/>
-          <w:color w:val="000000" w:themeColor="text1"/>
-          <w:sz w:val="32"/>
-          <w:szCs w:val="32"/>
-          <w:rtl/>
-        </w:rPr>
-        <w:t>سفرهم</w:t>
-      </w:r>
-      <w:r>
-        <w:rPr>
-          <w:rFonts w:asciiTheme="minorBidi" w:hAnsiTheme="minorBidi" w:cs="AL-Mohanad Bold"/>
-          <w:color w:val="000000" w:themeColor="text1"/>
-          <w:sz w:val="32"/>
-          <w:szCs w:val="32"/>
-          <w:rtl/>
-        </w:rPr>
-        <w:t xml:space="preserve"> + </w:t>
-      </w:r>
-      <w:r>
-        <w:rPr>
-          <w:rFonts w:asciiTheme="minorBidi" w:hAnsiTheme="minorBidi" w:cs="AL-Mohanad Bold" w:hint="eastAsia"/>
-          <w:color w:val="000000" w:themeColor="text1"/>
-          <w:sz w:val="32"/>
-          <w:szCs w:val="32"/>
-          <w:rtl/>
-        </w:rPr>
-        <w:t>شرائح</w:t>
-      </w:r>
-      <w:r>
-        <w:rPr>
-          <w:rFonts w:asciiTheme="minorBidi" w:hAnsiTheme="minorBidi" w:cs="AL-Mohanad Bold"/>
-          <w:color w:val="000000" w:themeColor="text1"/>
-          <w:sz w:val="32"/>
-          <w:szCs w:val="32"/>
-          <w:rtl/>
-        </w:rPr>
-        <w:t xml:space="preserve"> </w:t>
-      </w:r>
-      <w:r>
-        <w:rPr>
-          <w:rFonts w:asciiTheme="minorBidi" w:hAnsiTheme="minorBidi" w:cs="AL-Mohanad Bold" w:hint="eastAsia"/>
-          <w:color w:val="000000" w:themeColor="text1"/>
-          <w:sz w:val="32"/>
-          <w:szCs w:val="32"/>
-          <w:rtl/>
-        </w:rPr>
-        <w:t>من</w:t>
-      </w:r>
-      <w:r>
-        <w:rPr>
-          <w:rFonts w:asciiTheme="minorBidi" w:hAnsiTheme="minorBidi" w:cs="AL-Mohanad Bold"/>
-          <w:color w:val="000000" w:themeColor="text1"/>
-          <w:sz w:val="32"/>
-          <w:szCs w:val="32"/>
-          <w:rtl/>
-        </w:rPr>
-        <w:t xml:space="preserve"> </w:t>
-      </w:r>
-      <w:r>
-        <w:rPr>
-          <w:rFonts w:asciiTheme="minorBidi" w:hAnsiTheme="minorBidi" w:cs="AL-Mohanad Bold" w:hint="eastAsia"/>
-          <w:color w:val="000000" w:themeColor="text1"/>
-          <w:sz w:val="32"/>
-          <w:szCs w:val="32"/>
-          <w:rtl/>
-        </w:rPr>
-        <w:t>الحاسب</w:t>
-      </w:r>
-      <w:r>
-        <w:rPr>
-          <w:rFonts w:asciiTheme="minorBidi" w:hAnsiTheme="minorBidi" w:cs="AL-Mohanad Bold"/>
-          <w:color w:val="000000" w:themeColor="text1"/>
-          <w:sz w:val="32"/>
-          <w:szCs w:val="32"/>
-          <w:rtl/>
-        </w:rPr>
-        <w:t xml:space="preserve"> </w:t>
+          <w:rFonts w:asciiTheme="minorBidi" w:hAnsiTheme="minorBidi" w:cs="AL-Mohanad Bold"/>
+          <w:b/>
+          <w:bCs/>
+          <w:color w:val="000000" w:themeColor="text1"/>
+          <w:sz w:val="36"/>
+          <w:szCs w:val="36"/>
+          <w:rtl/>
+        </w:rPr>
+        <w:t xml:space="preserve">هذا ما لزم الرفع به لسعادتكم بأمل الاطلاع </w:t>
       </w:r>
       <w:proofErr w:type="gramStart"/>
       <w:r>
         <w:rPr>
-          <w:rFonts w:asciiTheme="minorBidi" w:hAnsiTheme="minorBidi" w:cs="AL-Mohanad Bold" w:hint="eastAsia"/>
-          <w:color w:val="000000" w:themeColor="text1"/>
-          <w:sz w:val="32"/>
-          <w:szCs w:val="32"/>
-          <w:rtl/>
-        </w:rPr>
-        <w:t>الألي</w:t>
+          <w:rFonts w:asciiTheme="minorBidi" w:hAnsiTheme="minorBidi" w:cs="AL-Mohanad Bold"/>
+          <w:b/>
+          <w:bCs/>
+          <w:color w:val="000000" w:themeColor="text1"/>
+          <w:sz w:val="36"/>
+          <w:szCs w:val="36"/>
+          <w:rtl/>
+        </w:rPr>
+        <w:t>والإحاطة ،</w:t>
       </w:r>
       <w:proofErr w:type="gramEnd"/>
       <w:r>
         <w:rPr>
           <w:rFonts w:asciiTheme="minorBidi" w:hAnsiTheme="minorBidi" w:cs="AL-Mohanad Bold"/>
-          <w:color w:val="000000" w:themeColor="text1"/>
-          <w:sz w:val="32"/>
-          <w:szCs w:val="32"/>
-          <w:rtl/>
-        </w:rPr>
-        <w:t xml:space="preserve"> + </w:t>
-      </w:r>
-      <w:r>
-        <w:rPr>
-          <w:rFonts w:asciiTheme="minorBidi" w:hAnsiTheme="minorBidi" w:cs="AL-Mohanad Bold" w:hint="eastAsia"/>
-          <w:color w:val="000000" w:themeColor="text1"/>
-          <w:sz w:val="32"/>
-          <w:szCs w:val="32"/>
-          <w:rtl/>
-        </w:rPr>
-        <w:t>استعلام</w:t>
-      </w:r>
-      <w:r>
-        <w:rPr>
-          <w:rFonts w:asciiTheme="minorBidi" w:hAnsiTheme="minorBidi" w:cs="AL-Mohanad Bold"/>
-          <w:color w:val="000000" w:themeColor="text1"/>
-          <w:sz w:val="32"/>
-          <w:szCs w:val="32"/>
-          <w:rtl/>
-        </w:rPr>
-        <w:t xml:space="preserve"> </w:t>
-      </w:r>
-      <w:r>
-        <w:rPr>
-          <w:rFonts w:asciiTheme="minorBidi" w:hAnsiTheme="minorBidi" w:cs="AL-Mohanad Bold" w:hint="eastAsia"/>
-          <w:color w:val="000000" w:themeColor="text1"/>
-          <w:sz w:val="32"/>
-          <w:szCs w:val="32"/>
-          <w:rtl/>
-        </w:rPr>
-        <w:t>بصمات</w:t>
-      </w:r>
-      <w:r>
-        <w:rPr>
-          <w:rFonts w:asciiTheme="minorBidi" w:hAnsiTheme="minorBidi" w:cs="AL-Mohanad Bold"/>
-          <w:color w:val="000000" w:themeColor="text1"/>
-          <w:sz w:val="32"/>
-          <w:szCs w:val="32"/>
-          <w:rtl/>
-        </w:rPr>
-        <w:t xml:space="preserve"> </w:t>
-      </w:r>
-      <w:r>
-        <w:rPr>
-          <w:rFonts w:asciiTheme="minorBidi" w:hAnsiTheme="minorBidi" w:cs="AL-Mohanad Bold" w:hint="eastAsia"/>
-          <w:color w:val="000000" w:themeColor="text1"/>
-          <w:sz w:val="32"/>
-          <w:szCs w:val="32"/>
-          <w:rtl/>
-        </w:rPr>
-        <w:t>الطفل</w:t>
+          <w:b/>
+          <w:bCs/>
+          <w:color w:val="000000" w:themeColor="text1"/>
+          <w:sz w:val="36"/>
+          <w:szCs w:val="36"/>
+          <w:rtl/>
+        </w:rPr>
+        <w:t xml:space="preserve">،، والسلام عليكم </w:t>
+      </w:r>
+      <w:r>
+        <w:rPr>
+          <w:rFonts w:asciiTheme="minorBidi" w:hAnsiTheme="minorBidi" w:cs="AL-Mohanad Bold"/>
+          <w:color w:val="000000" w:themeColor="text1"/>
+          <w:sz w:val="36"/>
+          <w:szCs w:val="36"/>
+          <w:rtl/>
+        </w:rPr>
+        <w:t> </w:t>
       </w:r>
     </w:p>
     <w:p>
       <w:pPr>
         <w:rPr>
-          <w:rFonts w:asciiTheme="minorBidi" w:hAnsiTheme="minorBidi" w:cs="AL-Mateen"/>
-          <w:color w:val="000000" w:themeColor="text1"/>
-          <w:sz w:val="32"/>
-          <w:szCs w:val="32"/>
-          <w:rtl/>
-        </w:rPr>
-      </w:pPr>
-      <w:r>
-        <w:rPr>
-          <w:rFonts w:asciiTheme="minorBidi" w:hAnsiTheme="minorBidi" w:cs="AL-Mateen"/>
-          <w:color w:val="000000" w:themeColor="text1"/>
-          <w:sz w:val="36"/>
-          <w:szCs w:val="36"/>
-          <w:rtl/>
-        </w:rPr>
-        <w:t xml:space="preserve">  </w:t>
-      </w:r>
-      <w:r>
-        <w:rPr>
-          <w:rFonts w:asciiTheme="minorBidi" w:hAnsiTheme="minorBidi" w:cs="AL-Mateen"/>
-          <w:b/>
-          <w:bCs/>
-          <w:color w:val="000000" w:themeColor="text1"/>
-          <w:sz w:val="32"/>
-          <w:szCs w:val="32"/>
-          <w:rtl/>
-        </w:rPr>
-        <w:t xml:space="preserve">هذا ما لزم الرفع به لسعادتكم بأمل الاطلاع </w:t>
-      </w:r>
-      <w:proofErr w:type="gramStart"/>
-      <w:r>
-        <w:rPr>
-          <w:rFonts w:asciiTheme="minorBidi" w:hAnsiTheme="minorBidi" w:cs="AL-Mateen"/>
-          <w:b/>
-          <w:bCs/>
-          <w:color w:val="000000" w:themeColor="text1"/>
-          <w:sz w:val="32"/>
-          <w:szCs w:val="32"/>
-          <w:rtl/>
-        </w:rPr>
-        <w:t>والإحاطة ،</w:t>
-      </w:r>
-      <w:proofErr w:type="gramEnd"/>
-      <w:r>
-        <w:rPr>
-          <w:rFonts w:asciiTheme="minorBidi" w:hAnsiTheme="minorBidi" w:cs="AL-Mateen"/>
-          <w:b/>
-          <w:bCs/>
-          <w:color w:val="000000" w:themeColor="text1"/>
-          <w:sz w:val="32"/>
-          <w:szCs w:val="32"/>
-          <w:rtl/>
-        </w:rPr>
-        <w:t xml:space="preserve">،، والسلام عليكم </w:t>
-      </w:r>
-      <w:r>
-        <w:rPr>
-          <w:rFonts w:asciiTheme="minorBidi" w:hAnsiTheme="minorBidi" w:cs="AL-Mateen"/>
-          <w:color w:val="000000" w:themeColor="text1"/>
-          <w:sz w:val="32"/>
-          <w:szCs w:val="32"/>
-          <w:rtl/>
-        </w:rPr>
-        <w:t> </w:t>
-      </w:r>
-    </w:p>
-    <w:p>
-      <w:pPr>
-        <w:rPr>
           <w:rFonts w:asciiTheme="minorBidi" w:hAnsiTheme="minorBidi"/>
           <w:b/>
           <w:bCs/>
@@ -1861,23 +1872,23 @@
         <mc:AlternateContent>
           <mc:Choice Requires="wps">
             <w:drawing>
-              <wp:anchor distT="45720" distB="45720" distL="114300" distR="114300" simplePos="0" relativeHeight="251659264" behindDoc="1" locked="0" layoutInCell="1" allowOverlap="1" wp14:anchorId="3AEC24E9" wp14:editId="4E0230E2">
+              <wp:anchor distT="45720" distB="45720" distL="114300" distR="114300" simplePos="0" relativeHeight="251659264" behindDoc="1" locked="0" layoutInCell="1" allowOverlap="1" wp14:anchorId="3AEC24E9" wp14:editId="2DC02B77">
                 <wp:simplePos x="0" y="0"/>
                 <wp:positionH relativeFrom="column">
-                  <wp:posOffset>-753386</wp:posOffset>
+                  <wp:posOffset>-751205</wp:posOffset>
                 </wp:positionH>
                 <wp:positionV relativeFrom="paragraph">
-                  <wp:posOffset>334866</wp:posOffset>
+                  <wp:posOffset>334010</wp:posOffset>
                 </wp:positionV>
-                <wp:extent cx="3267075" cy="1500505"/>
+                <wp:extent cx="3615690" cy="1500505"/>
                 <wp:effectExtent l="0" t="0" r="0" b="4445"/>
                 <wp:wrapTight wrapText="bothSides">
                   <wp:wrapPolygon edited="0">
-                    <wp:start x="252" y="0"/>
-                    <wp:lineTo x="252" y="21390"/>
-                    <wp:lineTo x="21159" y="21390"/>
-                    <wp:lineTo x="21159" y="0"/>
-                    <wp:lineTo x="252" y="0"/>
+                    <wp:start x="228" y="0"/>
+                    <wp:lineTo x="228" y="21390"/>
+                    <wp:lineTo x="21168" y="21390"/>
+                    <wp:lineTo x="21168" y="0"/>
+                    <wp:lineTo x="228" y="0"/>
                   </wp:wrapPolygon>
                 </wp:wrapTight>
                 <wp:docPr id="217" name="مربع نص 2"/>
@@ -1893,7 +1904,7 @@
                       <wps:spPr bwMode="auto">
                         <a:xfrm flipH="1">
                           <a:off x="0" y="0"/>
-                          <a:ext cx="3267075" cy="1500505"/>
+                          <a:ext cx="3615690" cy="1500505"/>
                         </a:xfrm>
                         <a:prstGeom prst="rect">
                           <a:avLst/>
@@ -1924,19 +1935,20 @@
                               <w:spacing w:after="0"/>
                               <w:jc w:val="center"/>
                               <w:rPr>
-                                <w:sz w:val="36"/>
-                                <w:szCs w:val="36"/>
+                                <w:rFonts w:asciiTheme="minorBidi" w:hAnsiTheme="minorBidi"/>
+                                <w:sz w:val="40"/>
+                                <w:szCs w:val="40"/>
                                 <w:rtl/>
                               </w:rPr>
                             </w:pPr>
                             <w:r>
                               <w:rPr>
-                                <w:rFonts w:asciiTheme="minorBidi" w:hAnsiTheme="minorBidi" w:cs="AL-Mateen"/>
+                                <w:rFonts w:asciiTheme="minorBidi" w:hAnsiTheme="minorBidi" w:cs="AL-Mohanad Bold"/>
                                 <w:b/>
                                 <w:bCs/>
                                 <w:color w:val="000000" w:themeColor="text1"/>
-                                <w:sz w:val="36"/>
-                                <w:szCs w:val="36"/>
+                                <w:sz w:val="40"/>
+                                <w:szCs w:val="40"/>
                                 <w:rtl/>
                               </w:rPr>
                               <w:t xml:space="preserve">رئيس مناوبة </w:t>
@@ -1944,24 +1956,24 @@
                             <w:proofErr w:type="gramStart"/>
                             <w:r>
                               <w:rPr>
-                                <w:rFonts w:asciiTheme="minorBidi" w:hAnsiTheme="minorBidi" w:cs="AL-Mateen"/>
+                                <w:rFonts w:asciiTheme="minorBidi" w:hAnsiTheme="minorBidi" w:cs="AL-Mohanad Bold"/>
                                 <w:b/>
                                 <w:bCs/>
                                 <w:color w:val="000000" w:themeColor="text1"/>
-                                <w:sz w:val="36"/>
-                                <w:szCs w:val="36"/>
+                                <w:sz w:val="40"/>
+                                <w:szCs w:val="40"/>
                                 <w:rtl/>
                               </w:rPr>
                               <w:t>(</w:t>
                             </w:r>
                             <w:r>
                               <w:rPr>
-                                <w:rFonts w:asciiTheme="minorBidi" w:hAnsiTheme="minorBidi" w:cs="AL-Mateen" w:hint="cs"/>
+                                <w:rFonts w:asciiTheme="minorBidi" w:hAnsiTheme="minorBidi" w:cs="AL-Mohanad Bold" w:hint="cs"/>
                                 <w:b/>
                                 <w:bCs/>
                                 <w:color w:val="000000" w:themeColor="text1"/>
-                                <w:sz w:val="36"/>
-                                <w:szCs w:val="36"/>
+                                <w:sz w:val="40"/>
+                                <w:szCs w:val="40"/>
                                 <w:rtl/>
                               </w:rPr>
                               <w:t xml:space="preserve"> </w:t>
@@ -1970,24 +1982,24 @@
                             <w:bookmarkEnd w:id="0"/>
                             <w:r>
                               <w:rPr>
-                                <w:rFonts w:asciiTheme="minorBidi" w:hAnsiTheme="minorBidi" w:cs="AL-Mateen" w:hint="cs"/>
+                                <w:rFonts w:asciiTheme="minorBidi" w:hAnsiTheme="minorBidi" w:cs="AL-Mohanad Bold" w:hint="cs"/>
                                 <w:b/>
                                 <w:bCs/>
                                 <w:color w:val="000000" w:themeColor="text1"/>
-                                <w:sz w:val="36"/>
-                                <w:szCs w:val="36"/>
+                                <w:sz w:val="40"/>
+                                <w:szCs w:val="40"/>
                                 <w:rtl/>
                               </w:rPr>
                               <w:t xml:space="preserve"> </w:t>
                             </w:r>
                             <w:r>
                               <w:rPr>
-                                <w:rFonts w:asciiTheme="minorBidi" w:hAnsiTheme="minorBidi" w:cs="AL-Mateen"/>
+                                <w:rFonts w:asciiTheme="minorBidi" w:hAnsiTheme="minorBidi" w:cs="AL-Mohanad Bold"/>
                                 <w:b/>
                                 <w:bCs/>
                                 <w:color w:val="000000" w:themeColor="text1"/>
-                                <w:sz w:val="36"/>
-                                <w:szCs w:val="36"/>
+                                <w:sz w:val="40"/>
+                                <w:szCs w:val="40"/>
                                 <w:rtl/>
                               </w:rPr>
                               <w:t>)</w:t>
@@ -1995,24 +2007,37 @@
                             <w:proofErr w:type="gramEnd"/>
                             <w:r>
                               <w:rPr>
-                                <w:rFonts w:asciiTheme="minorBidi" w:hAnsiTheme="minorBidi" w:cs="AL-Mateen"/>
+                                <w:rFonts w:asciiTheme="minorBidi" w:hAnsiTheme="minorBidi" w:cs="AL-Mohanad Bold"/>
                                 <w:b/>
                                 <w:bCs/>
                                 <w:color w:val="000000" w:themeColor="text1"/>
-                                <w:sz w:val="36"/>
-                                <w:szCs w:val="36"/>
+                                <w:sz w:val="40"/>
+                                <w:szCs w:val="40"/>
                                 <w:rtl/>
                               </w:rPr>
-                              <w:t xml:space="preserve"> مغادرة (</w:t>
+                              <w:t xml:space="preserve"> مغادرة </w:t>
+                            </w:r>
+                            <w:proofErr w:type="gramStart"/>
+                            <w:r>
+                              <w:rPr>
+                                <w:rFonts w:asciiTheme="minorBidi" w:hAnsiTheme="minorBidi" w:cs="AL-Mohanad Bold"/>
+                                <w:b/>
+                                <w:bCs/>
+                                <w:color w:val="000000" w:themeColor="text1"/>
+                                <w:sz w:val="40"/>
+                                <w:szCs w:val="40"/>
+                                <w:rtl/>
+                              </w:rPr>
+                              <w:t>(</w:t>
                             </w:r>
                             <w:r>
                               <w:rPr>
-                                <w:rFonts w:asciiTheme="minorBidi" w:hAnsiTheme="minorBidi" w:cs="AL-Mateen" w:hint="cs"/>
+                                <w:rFonts w:asciiTheme="minorBidi" w:hAnsiTheme="minorBidi" w:cs="AL-Mohanad Bold" w:hint="cs"/>
                                 <w:b/>
                                 <w:bCs/>
                                 <w:color w:val="000000" w:themeColor="text1"/>
-                                <w:sz w:val="36"/>
-                                <w:szCs w:val="36"/>
+                                <w:sz w:val="40"/>
+                                <w:szCs w:val="40"/>
                                 <w:rtl/>
                               </w:rPr>
                               <w:t xml:space="preserve"> </w:t>
@@ -2021,35 +2046,37 @@
                             <w:bookmarkEnd w:id="1"/>
                             <w:r>
                               <w:rPr>
-                                <w:rFonts w:asciiTheme="minorBidi" w:hAnsiTheme="minorBidi" w:cs="AL-Mateen"/>
+                                <w:rFonts w:asciiTheme="minorBidi" w:hAnsiTheme="minorBidi" w:cs="AL-Mohanad Bold"/>
                                 <w:b/>
                                 <w:bCs/>
                                 <w:color w:val="000000" w:themeColor="text1"/>
-                                <w:sz w:val="36"/>
-                                <w:szCs w:val="36"/>
+                                <w:sz w:val="40"/>
+                                <w:szCs w:val="40"/>
                                 <w:rtl/>
                               </w:rPr>
                               <w:t xml:space="preserve"> )</w:t>
                             </w:r>
+                            <w:proofErr w:type="gramEnd"/>
                           </w:p>
                           <w:p>
                             <w:pPr>
                               <w:spacing w:after="0"/>
                               <w:rPr>
-                                <w:sz w:val="36"/>
-                                <w:szCs w:val="36"/>
+                                <w:rFonts w:asciiTheme="minorBidi" w:hAnsiTheme="minorBidi"/>
+                                <w:sz w:val="40"/>
+                                <w:szCs w:val="40"/>
                                 <w:rtl/>
                               </w:rPr>
                             </w:pPr>
                             <w:bookmarkStart w:id="2" w:name="Rank1"/>
                             <w:r>
                               <w:rPr>
-                                <w:rFonts w:asciiTheme="minorBidi" w:hAnsiTheme="minorBidi" w:cs="AL-Mateen" w:hint="cs"/>
+                                <w:rFonts w:asciiTheme="minorBidi" w:hAnsiTheme="minorBidi" w:cs="AL-Mohanad Bold" w:hint="cs"/>
                                 <w:b/>
                                 <w:bCs/>
                                 <w:color w:val="000000" w:themeColor="text1"/>
-                                <w:sz w:val="36"/>
-                                <w:szCs w:val="36"/>
+                                <w:sz w:val="40"/>
+                                <w:szCs w:val="40"/>
                                 <w:rtl/>
                               </w:rPr>
                               <w:t>........</w:t>
@@ -2057,11 +2084,11 @@
                             <w:bookmarkEnd w:id="2"/>
                             <w:r>
                               <w:rPr>
-                                <w:rFonts w:cs="AL-Mateen" w:hint="cs"/>
+                                <w:rFonts w:cs="AL-Mohanad Bold" w:hint="cs"/>
                                 <w:b/>
                                 <w:bCs/>
-                                <w:sz w:val="36"/>
-                                <w:szCs w:val="36"/>
+                                <w:sz w:val="40"/>
+                                <w:szCs w:val="40"/>
                                 <w:rtl/>
                               </w:rPr>
                               <w:t>/</w:t>
@@ -2071,19 +2098,20 @@
                             <w:pPr>
                               <w:jc w:val="center"/>
                               <w:rPr>
-                                <w:sz w:val="36"/>
-                                <w:szCs w:val="36"/>
+                                <w:rFonts w:cs="AL-Mohanad Bold"/>
+                                <w:sz w:val="40"/>
+                                <w:szCs w:val="40"/>
                               </w:rPr>
                             </w:pPr>
                             <w:bookmarkStart w:id="3" w:name="OfficerName1"/>
                             <w:r>
                               <w:rPr>
-                                <w:rFonts w:asciiTheme="minorBidi" w:hAnsiTheme="minorBidi" w:cs="AL-Mateen" w:hint="cs"/>
+                                <w:rFonts w:asciiTheme="minorBidi" w:hAnsiTheme="minorBidi" w:cs="AL-Mohanad Bold" w:hint="cs"/>
                                 <w:b/>
                                 <w:bCs/>
                                 <w:color w:val="000000" w:themeColor="text1"/>
-                                <w:sz w:val="36"/>
-                                <w:szCs w:val="36"/>
+                                <w:sz w:val="40"/>
+                                <w:szCs w:val="40"/>
                                 <w:rtl/>
                               </w:rPr>
                               <w:t>......................</w:t>
@@ -2113,7 +2141,7 @@
                 <v:stroke joinstyle="miter"/>
                 <v:path gradientshapeok="t" o:connecttype="rect"/>
               </v:shapetype>
-              <v:shape id="مربع نص 2" o:spid="_x0000_s1026" type="#_x0000_t202" style="position:absolute;left:0;text-align:left;margin-left:-59.3pt;margin-top:26.35pt;width:257.25pt;height:118.15pt;flip:x;z-index:-251657216;visibility:visible;mso-wrap-style:square;mso-width-percent:0;mso-height-percent:0;mso-wrap-distance-left:9pt;mso-wrap-distance-top:3.6pt;mso-wrap-distance-right:9pt;mso-wrap-distance-bottom:3.6pt;mso-position-horizontal:absolute;mso-position-horizontal-relative:text;mso-position-vertical:absolute;mso-position-vertical-relative:text;mso-width-percent:0;mso-height-percent:0;mso-width-relative:margin;mso-height-relative:margin;v-text-anchor:top" o:gfxdata="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" filled="f" stroked="f">
+              <v:shape id="مربع نص 2" o:spid="_x0000_s1026" type="#_x0000_t202" style="position:absolute;left:0;text-align:left;margin-left:-59.15pt;margin-top:26.3pt;width:284.7pt;height:118.15pt;flip:x;z-index:-251657216;visibility:visible;mso-wrap-style:square;mso-width-percent:0;mso-height-percent:0;mso-wrap-distance-left:9pt;mso-wrap-distance-top:3.6pt;mso-wrap-distance-right:9pt;mso-wrap-distance-bottom:3.6pt;mso-position-horizontal:absolute;mso-position-horizontal-relative:text;mso-position-vertical:absolute;mso-position-vertical-relative:text;mso-width-percent:0;mso-height-percent:0;mso-width-relative:margin;mso-height-relative:margin;v-text-anchor:top" o:gfxdata="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" filled="f" stroked="f">
                 <v:textbox>
                   <w:txbxContent>
                     <w:p>
@@ -2121,19 +2149,20 @@
                         <w:spacing w:after="0"/>
                         <w:jc w:val="center"/>
                         <w:rPr>
-                          <w:sz w:val="36"/>
-                          <w:szCs w:val="36"/>
+                          <w:rFonts w:asciiTheme="minorBidi" w:hAnsiTheme="minorBidi"/>
+                          <w:sz w:val="40"/>
+                          <w:szCs w:val="40"/>
                           <w:rtl/>
                         </w:rPr>
                       </w:pPr>
                       <w:r>
                         <w:rPr>
-                          <w:rFonts w:asciiTheme="minorBidi" w:hAnsiTheme="minorBidi" w:cs="AL-Mateen"/>
+                          <w:rFonts w:asciiTheme="minorBidi" w:hAnsiTheme="minorBidi" w:cs="AL-Mohanad Bold"/>
                           <w:b/>
                           <w:bCs/>
                           <w:color w:val="000000" w:themeColor="text1"/>
-                          <w:sz w:val="36"/>
-                          <w:szCs w:val="36"/>
+                          <w:sz w:val="40"/>
+                          <w:szCs w:val="40"/>
                           <w:rtl/>
                         </w:rPr>
                         <w:t xml:space="preserve">رئيس مناوبة </w:t>
@@ -2141,24 +2170,24 @@
                       <w:proofErr w:type="gramStart"/>
                       <w:r>
                         <w:rPr>
-                          <w:rFonts w:asciiTheme="minorBidi" w:hAnsiTheme="minorBidi" w:cs="AL-Mateen"/>
+                          <w:rFonts w:asciiTheme="minorBidi" w:hAnsiTheme="minorBidi" w:cs="AL-Mohanad Bold"/>
                           <w:b/>
                           <w:bCs/>
                           <w:color w:val="000000" w:themeColor="text1"/>
-                          <w:sz w:val="36"/>
-                          <w:szCs w:val="36"/>
+                          <w:sz w:val="40"/>
+                          <w:szCs w:val="40"/>
                           <w:rtl/>
                         </w:rPr>
                         <w:t>(</w:t>
                       </w:r>
                       <w:r>
                         <w:rPr>
-                          <w:rFonts w:asciiTheme="minorBidi" w:hAnsiTheme="minorBidi" w:cs="AL-Mateen" w:hint="cs"/>
+                          <w:rFonts w:asciiTheme="minorBidi" w:hAnsiTheme="minorBidi" w:cs="AL-Mohanad Bold" w:hint="cs"/>
                           <w:b/>
                           <w:bCs/>
                           <w:color w:val="000000" w:themeColor="text1"/>
-                          <w:sz w:val="36"/>
-                          <w:szCs w:val="36"/>
+                          <w:sz w:val="40"/>
+                          <w:szCs w:val="40"/>
                           <w:rtl/>
                         </w:rPr>
                         <w:t xml:space="preserve"> </w:t>
@@ -2167,24 +2196,24 @@
                       <w:bookmarkEnd w:id="4"/>
                       <w:r>
                         <w:rPr>
-                          <w:rFonts w:asciiTheme="minorBidi" w:hAnsiTheme="minorBidi" w:cs="AL-Mateen" w:hint="cs"/>
+                          <w:rFonts w:asciiTheme="minorBidi" w:hAnsiTheme="minorBidi" w:cs="AL-Mohanad Bold" w:hint="cs"/>
                           <w:b/>
                           <w:bCs/>
                           <w:color w:val="000000" w:themeColor="text1"/>
-                          <w:sz w:val="36"/>
-                          <w:szCs w:val="36"/>
+                          <w:sz w:val="40"/>
+                          <w:szCs w:val="40"/>
                           <w:rtl/>
                         </w:rPr>
                         <w:t xml:space="preserve"> </w:t>
                       </w:r>
                       <w:r>
                         <w:rPr>
-                          <w:rFonts w:asciiTheme="minorBidi" w:hAnsiTheme="minorBidi" w:cs="AL-Mateen"/>
+                          <w:rFonts w:asciiTheme="minorBidi" w:hAnsiTheme="minorBidi" w:cs="AL-Mohanad Bold"/>
                           <w:b/>
                           <w:bCs/>
                           <w:color w:val="000000" w:themeColor="text1"/>
-                          <w:sz w:val="36"/>
-                          <w:szCs w:val="36"/>
+                          <w:sz w:val="40"/>
+                          <w:szCs w:val="40"/>
                           <w:rtl/>
                         </w:rPr>
                         <w:t>)</w:t>
@@ -2192,24 +2221,37 @@
                       <w:proofErr w:type="gramEnd"/>
                       <w:r>
                         <w:rPr>
-                          <w:rFonts w:asciiTheme="minorBidi" w:hAnsiTheme="minorBidi" w:cs="AL-Mateen"/>
+                          <w:rFonts w:asciiTheme="minorBidi" w:hAnsiTheme="minorBidi" w:cs="AL-Mohanad Bold"/>
                           <w:b/>
                           <w:bCs/>
                           <w:color w:val="000000" w:themeColor="text1"/>
-                          <w:sz w:val="36"/>
-                          <w:szCs w:val="36"/>
+                          <w:sz w:val="40"/>
+                          <w:szCs w:val="40"/>
                           <w:rtl/>
                         </w:rPr>
-                        <w:t xml:space="preserve"> مغادرة (</w:t>
+                        <w:t xml:space="preserve"> مغادرة </w:t>
+                      </w:r>
+                      <w:proofErr w:type="gramStart"/>
+                      <w:r>
+                        <w:rPr>
+                          <w:rFonts w:asciiTheme="minorBidi" w:hAnsiTheme="minorBidi" w:cs="AL-Mohanad Bold"/>
+                          <w:b/>
+                          <w:bCs/>
+                          <w:color w:val="000000" w:themeColor="text1"/>
+                          <w:sz w:val="40"/>
+                          <w:szCs w:val="40"/>
+                          <w:rtl/>
+                        </w:rPr>
+                        <w:t>(</w:t>
                       </w:r>
                       <w:r>
                         <w:rPr>
-                          <w:rFonts w:asciiTheme="minorBidi" w:hAnsiTheme="minorBidi" w:cs="AL-Mateen" w:hint="cs"/>
+                          <w:rFonts w:asciiTheme="minorBidi" w:hAnsiTheme="minorBidi" w:cs="AL-Mohanad Bold" w:hint="cs"/>
                           <w:b/>
                           <w:bCs/>
                           <w:color w:val="000000" w:themeColor="text1"/>
-                          <w:sz w:val="36"/>
-                          <w:szCs w:val="36"/>
+                          <w:sz w:val="40"/>
+                          <w:szCs w:val="40"/>
                           <w:rtl/>
                         </w:rPr>
                         <w:t xml:space="preserve"> </w:t>
@@ -2218,35 +2260,37 @@
                       <w:bookmarkEnd w:id="5"/>
                       <w:r>
                         <w:rPr>
-                          <w:rFonts w:asciiTheme="minorBidi" w:hAnsiTheme="minorBidi" w:cs="AL-Mateen"/>
+                          <w:rFonts w:asciiTheme="minorBidi" w:hAnsiTheme="minorBidi" w:cs="AL-Mohanad Bold"/>
                           <w:b/>
                           <w:bCs/>
                           <w:color w:val="000000" w:themeColor="text1"/>
-                          <w:sz w:val="36"/>
-                          <w:szCs w:val="36"/>
+                          <w:sz w:val="40"/>
+                          <w:szCs w:val="40"/>
                           <w:rtl/>
                         </w:rPr>
                         <w:t xml:space="preserve"> )</w:t>
                       </w:r>
+                      <w:proofErr w:type="gramEnd"/>
                     </w:p>
                     <w:p>
                       <w:pPr>
                         <w:spacing w:after="0"/>
                         <w:rPr>
-                          <w:sz w:val="36"/>
-                          <w:szCs w:val="36"/>
+                          <w:rFonts w:asciiTheme="minorBidi" w:hAnsiTheme="minorBidi"/>
+                          <w:sz w:val="40"/>
+                          <w:szCs w:val="40"/>
                           <w:rtl/>
                         </w:rPr>
                       </w:pPr>
                       <w:bookmarkStart w:id="6" w:name="Rank1"/>
                       <w:r>
                         <w:rPr>
-                          <w:rFonts w:asciiTheme="minorBidi" w:hAnsiTheme="minorBidi" w:cs="AL-Mateen" w:hint="cs"/>
+                          <w:rFonts w:asciiTheme="minorBidi" w:hAnsiTheme="minorBidi" w:cs="AL-Mohanad Bold" w:hint="cs"/>
                           <w:b/>
                           <w:bCs/>
                           <w:color w:val="000000" w:themeColor="text1"/>
-                          <w:sz w:val="36"/>
-                          <w:szCs w:val="36"/>
+                          <w:sz w:val="40"/>
+                          <w:szCs w:val="40"/>
                           <w:rtl/>
                         </w:rPr>
                         <w:t>........</w:t>
@@ -2254,11 +2298,11 @@
                       <w:bookmarkEnd w:id="6"/>
                       <w:r>
                         <w:rPr>
-                          <w:rFonts w:cs="AL-Mateen" w:hint="cs"/>
+                          <w:rFonts w:cs="AL-Mohanad Bold" w:hint="cs"/>
                           <w:b/>
                           <w:bCs/>
-                          <w:sz w:val="36"/>
-                          <w:szCs w:val="36"/>
+                          <w:sz w:val="40"/>
+                          <w:szCs w:val="40"/>
                           <w:rtl/>
                         </w:rPr>
                         <w:t>/</w:t>
@@ -2268,19 +2312,20 @@
                       <w:pPr>
                         <w:jc w:val="center"/>
                         <w:rPr>
-                          <w:sz w:val="36"/>
-                          <w:szCs w:val="36"/>
+                          <w:rFonts w:cs="AL-Mohanad Bold"/>
+                          <w:sz w:val="40"/>
+                          <w:szCs w:val="40"/>
                         </w:rPr>
                       </w:pPr>
                       <w:bookmarkStart w:id="7" w:name="OfficerName1"/>
                       <w:r>
                         <w:rPr>
-                          <w:rFonts w:asciiTheme="minorBidi" w:hAnsiTheme="minorBidi" w:cs="AL-Mateen" w:hint="cs"/>
+                          <w:rFonts w:asciiTheme="minorBidi" w:hAnsiTheme="minorBidi" w:cs="AL-Mohanad Bold" w:hint="cs"/>
                           <w:b/>
                           <w:bCs/>
                           <w:color w:val="000000" w:themeColor="text1"/>
-                          <w:sz w:val="36"/>
-                          <w:szCs w:val="36"/>
+                          <w:sz w:val="40"/>
+                          <w:szCs w:val="40"/>
                           <w:rtl/>
                         </w:rPr>
                         <w:t>......................</w:t>
@@ -2444,7 +2489,26 @@
         <w:rtl/>
       </w:rPr>
       <w:tab/>
-      <w:t xml:space="preserve">التــاريــخ : </w:t>
+    </w:r>
+    <w:proofErr w:type="gramStart"/>
+    <w:r>
+      <w:rPr>
+        <w:rFonts w:cs="AL-Mohanad Bold" w:hint="cs"/>
+        <w:b/>
+        <w:bCs/>
+        <w:rtl/>
+      </w:rPr>
+      <w:t>التــاريــخ :</w:t>
+    </w:r>
+    <w:proofErr w:type="gramEnd"/>
+    <w:r>
+      <w:rPr>
+        <w:rFonts w:cs="AL-Mohanad Bold" w:hint="cs"/>
+        <w:b/>
+        <w:bCs/>
+        <w:rtl/>
+      </w:rPr>
+      <w:t xml:space="preserve"> </w:t>
     </w:r>
     <w:r>
       <w:rPr>
@@ -2454,8 +2518,18 @@
         <w:rtl/>
       </w:rPr>
       <w:tab/>
+    </w:r>
+    <w:proofErr w:type="gramStart"/>
+    <w:r>
+      <w:rPr>
+        <w:rFonts w:cs="AL-Mohanad Bold" w:hint="cs"/>
+        <w:b/>
+        <w:bCs/>
+        <w:rtl/>
+      </w:rPr>
       <w:t>المشفوعات :</w:t>
     </w:r>
+    <w:proofErr w:type="gramEnd"/>
   </w:p>
   <w:p>
     <w:pPr>
@@ -3646,6 +3720,7 @@
   <w:style w:type="character" w:default="1" w:styleId="a0">
     <w:name w:val="Default Paragraph Font"/>
     <w:uiPriority w:val="1"/>
+    <w:semiHidden/>
     <w:unhideWhenUsed/>
   </w:style>
   <w:style w:type="table" w:default="1" w:styleId="a1">
